--- a/SAMR_CasosUso_Completos/Especificacion_Casos_de_Uso_SAMR_v4_1.docx
+++ b/SAMR_CasosUso_Completos/Especificacion_Casos_de_Uso_SAMR_v4_1.docx
@@ -490,16 +490,6 @@
             <w:tcW w:w="7766" w:type="dxa"/>
           </w:tcPr>
           <w:p>
-            <w:r>
-              <w:rPr>
-                <w:sz w:val="20"/>
-              </w:rPr>
-            </w:r>
-            <w:r>
-              <w:rPr>
-                <w:sz w:val="20"/>
-              </w:rPr>
-            </w:r>
             <w:r>
               <w:rPr>
                 <w:sz w:val="20"/>
@@ -3541,11 +3531,6 @@
               <w:rPr>
                 <w:sz w:val="20"/>
               </w:rPr>
-            </w:r>
-            <w:r>
-              <w:rPr>
-                <w:sz w:val="20"/>
-              </w:rPr>
               <w:t>1</w:t>
             </w:r>
           </w:p>
@@ -3572,11 +3557,6 @@
               <w:rPr>
                 <w:sz w:val="20"/>
               </w:rPr>
-            </w:r>
-            <w:r>
-              <w:rPr>
-                <w:sz w:val="20"/>
-              </w:rPr>
               <w:t>El Usuario ingresa sus datos personales y número de afiliación en el Formulario de Registro.</w:t>
             </w:r>
           </w:p>
@@ -3611,11 +3591,6 @@
               <w:rPr>
                 <w:sz w:val="20"/>
               </w:rPr>
-            </w:r>
-            <w:r>
-              <w:rPr>
-                <w:sz w:val="20"/>
-              </w:rPr>
               <w:t>2</w:t>
             </w:r>
           </w:p>
@@ -3642,11 +3617,6 @@
               <w:rPr>
                 <w:sz w:val="20"/>
               </w:rPr>
-            </w:r>
-            <w:r>
-              <w:rPr>
-                <w:sz w:val="20"/>
-              </w:rPr>
               <w:t>El Formulario de Registro transmite la petición de elegibilidad a la API del IESS/MSP.</w:t>
             </w:r>
           </w:p>
@@ -3681,11 +3651,6 @@
               <w:rPr>
                 <w:sz w:val="20"/>
               </w:rPr>
-            </w:r>
-            <w:r>
-              <w:rPr>
-                <w:sz w:val="20"/>
-              </w:rPr>
               <w:t>3</w:t>
             </w:r>
           </w:p>
@@ -3712,11 +3677,6 @@
               <w:rPr>
                 <w:sz w:val="20"/>
               </w:rPr>
-            </w:r>
-            <w:r>
-              <w:rPr>
-                <w:sz w:val="20"/>
-              </w:rPr>
               <w:t>La API del IESS/MSP devuelve el estado de cobertura e historial clínico HL7/FHIR al sistema. Si la API no responde, el sistema persiste los datos localmente y continúa sin bloquear el registro.</w:t>
             </w:r>
           </w:p>
@@ -3751,11 +3711,6 @@
               <w:rPr>
                 <w:sz w:val="20"/>
               </w:rPr>
-            </w:r>
-            <w:r>
-              <w:rPr>
-                <w:sz w:val="20"/>
-              </w:rPr>
               <w:t>4</w:t>
             </w:r>
           </w:p>
@@ -3782,11 +3737,6 @@
               <w:rPr>
                 <w:sz w:val="20"/>
               </w:rPr>
-            </w:r>
-            <w:r>
-              <w:rPr>
-                <w:sz w:val="20"/>
-              </w:rPr>
               <w:t>El sistema solicita al Usuario la verificación del segundo factor de autenticación (MFA).</w:t>
             </w:r>
           </w:p>
@@ -3821,11 +3771,6 @@
               <w:rPr>
                 <w:sz w:val="20"/>
               </w:rPr>
-            </w:r>
-            <w:r>
-              <w:rPr>
-                <w:sz w:val="20"/>
-              </w:rPr>
               <w:t>5</w:t>
             </w:r>
           </w:p>
@@ -3852,11 +3797,6 @@
               <w:rPr>
                 <w:sz w:val="20"/>
               </w:rPr>
-            </w:r>
-            <w:r>
-              <w:rPr>
-                <w:sz w:val="20"/>
-              </w:rPr>
               <w:t>El Servicio MFA envía un código único al dispositivo móvil del Usuario.</w:t>
             </w:r>
           </w:p>
@@ -3891,11 +3831,6 @@
               <w:rPr>
                 <w:sz w:val="20"/>
               </w:rPr>
-            </w:r>
-            <w:r>
-              <w:rPr>
-                <w:sz w:val="20"/>
-              </w:rPr>
               <w:t>6</w:t>
             </w:r>
           </w:p>
@@ -3929,11 +3864,6 @@
               <w:rPr>
                 <w:sz w:val="20"/>
               </w:rPr>
-            </w:r>
-            <w:r>
-              <w:rPr>
-                <w:sz w:val="20"/>
-              </w:rPr>
               <w:t>El Usuario ingresa el código de verificación recibido.</w:t>
             </w:r>
           </w:p>
@@ -3968,11 +3898,6 @@
               <w:rPr>
                 <w:sz w:val="20"/>
               </w:rPr>
-            </w:r>
-            <w:r>
-              <w:rPr>
-                <w:sz w:val="20"/>
-              </w:rPr>
               <w:t>7</w:t>
             </w:r>
           </w:p>
@@ -3999,11 +3924,6 @@
               <w:rPr>
                 <w:sz w:val="20"/>
               </w:rPr>
-            </w:r>
-            <w:r>
-              <w:rPr>
-                <w:sz w:val="20"/>
-              </w:rPr>
               <w:t>El sistema valida el código MFA, genera el token de sesión OAuth 2.0 y registra el evento de autenticación en el log de auditoría.</w:t>
             </w:r>
           </w:p>
@@ -4038,11 +3958,6 @@
               <w:rPr>
                 <w:sz w:val="20"/>
               </w:rPr>
-            </w:r>
-            <w:r>
-              <w:rPr>
-                <w:sz w:val="20"/>
-              </w:rPr>
               <w:t>8</w:t>
             </w:r>
           </w:p>
@@ -4069,11 +3984,6 @@
               <w:rPr>
                 <w:sz w:val="20"/>
               </w:rPr>
-            </w:r>
-            <w:r>
-              <w:rPr>
-                <w:sz w:val="20"/>
-              </w:rPr>
               <w:t>El DPO supervisa que el consentimiento LOPDP haya sido registrado antes de activar el acceso al historial clínico del Paciente.</w:t>
             </w:r>
           </w:p>
@@ -4108,11 +4018,6 @@
               <w:rPr>
                 <w:sz w:val="20"/>
               </w:rPr>
-            </w:r>
-            <w:r>
-              <w:rPr>
-                <w:sz w:val="20"/>
-              </w:rPr>
               <w:t>9</w:t>
             </w:r>
           </w:p>
@@ -4135,11 +4040,6 @@
             </w:tcMar>
           </w:tcPr>
           <w:p>
-            <w:r>
-              <w:rPr>
-                <w:sz w:val="20"/>
-              </w:rPr>
-            </w:r>
             <w:r>
               <w:rPr>
                 <w:sz w:val="20"/>
@@ -4387,7 +4287,6 @@
         <w:rPr>
           <w:lang w:val="es-ES"/>
         </w:rPr>
-        <w:lastRenderedPageBreak/>
         <w:t xml:space="preserve">3. Caso de Uso UC-02: </w:t>
       </w:r>
       <w:proofErr w:type="spellStart"/>
@@ -4411,6 +4310,7 @@
           <w:noProof/>
           <w:lang w:val="es-ES"/>
         </w:rPr>
+        <w:lastRenderedPageBreak/>
         <w:drawing>
           <wp:inline distT="0" distB="0" distL="0" distR="0" wp14:anchorId="630A9EB2" wp14:editId="65E3D829">
             <wp:extent cx="5728335" cy="4435475"/>
@@ -4462,8 +4362,8 @@
         <w:tblLook w:val="0000" w:firstRow="0" w:lastRow="0" w:firstColumn="0" w:lastColumn="0" w:noHBand="0" w:noVBand="0"/>
       </w:tblPr>
       <w:tblGrid>
-        <w:gridCol w:w="2461"/>
-        <w:gridCol w:w="6554"/>
+        <w:gridCol w:w="2462"/>
+        <w:gridCol w:w="6553"/>
       </w:tblGrid>
       <w:tr>
         <w:trPr>
@@ -4584,14 +4484,6 @@
             </w:pPr>
             <w:r>
               <w:rPr>
-                <w:b/>
-                <w:bCs/>
-                <w:sz w:val="18"/>
-                <w:szCs w:val="18"/>
-              </w:rPr>
-            </w:r>
-            <w:r>
-              <w:rPr>
                 <w:sz w:val="20"/>
               </w:rPr>
               <w:t>ID del Caso de Uso</w:t>
@@ -4622,18 +4514,6 @@
                 <w:szCs w:val="18"/>
               </w:rPr>
             </w:pPr>
-            <w:r>
-              <w:rPr>
-                <w:sz w:val="18"/>
-                <w:szCs w:val="18"/>
-              </w:rPr>
-            </w:r>
-            <w:r>
-              <w:rPr>
-                <w:sz w:val="18"/>
-                <w:szCs w:val="18"/>
-              </w:rPr>
-            </w:r>
             <w:r>
               <w:rPr>
                 <w:sz w:val="20"/>
@@ -4673,14 +4553,6 @@
             </w:pPr>
             <w:r>
               <w:rPr>
-                <w:b/>
-                <w:bCs/>
-                <w:sz w:val="18"/>
-                <w:szCs w:val="18"/>
-              </w:rPr>
-            </w:r>
-            <w:r>
-              <w:rPr>
                 <w:sz w:val="20"/>
               </w:rPr>
               <w:t>Nombre</w:t>
@@ -4709,14 +4581,9 @@
               <w:rPr>
                 <w:sz w:val="18"/>
                 <w:szCs w:val="18"/>
-                <w:lang w:val="en-US"/>
-              </w:rPr>
-            </w:pPr>
-            <w:r>
-              <w:rPr>
-                <w:sz w:val="20"/>
-              </w:rPr>
-            </w:r>
+                <w:lang w:val="es-EC"/>
+              </w:rPr>
+            </w:pPr>
             <w:r>
               <w:rPr>
                 <w:sz w:val="20"/>
@@ -4756,14 +4623,6 @@
             </w:pPr>
             <w:r>
               <w:rPr>
-                <w:b/>
-                <w:bCs/>
-                <w:sz w:val="18"/>
-                <w:szCs w:val="18"/>
-              </w:rPr>
-            </w:r>
-            <w:r>
-              <w:rPr>
                 <w:sz w:val="20"/>
               </w:rPr>
               <w:t>Actor Principal</w:t>
@@ -4795,18 +4654,6 @@
                 <w:lang w:val="es-EC"/>
               </w:rPr>
             </w:pPr>
-            <w:proofErr w:type="spellStart"/>
-            <w:r>
-              <w:rPr>
-                <w:sz w:val="20"/>
-              </w:rPr>
-            </w:r>
-            <w:proofErr w:type="spellEnd"/>
-            <w:r>
-              <w:rPr>
-                <w:sz w:val="20"/>
-              </w:rPr>
-            </w:r>
             <w:r>
               <w:rPr>
                 <w:sz w:val="20"/>
@@ -4847,26 +4694,6 @@
             </w:pPr>
             <w:r>
               <w:rPr>
-                <w:b/>
-                <w:bCs/>
-                <w:sz w:val="18"/>
-                <w:szCs w:val="18"/>
-                <w:lang w:val="en-US"/>
-              </w:rPr>
-            </w:r>
-            <w:proofErr w:type="spellStart"/>
-            <w:r>
-              <w:rPr>
-                <w:b/>
-                <w:bCs/>
-                <w:sz w:val="18"/>
-                <w:szCs w:val="18"/>
-                <w:lang w:val="en-US"/>
-              </w:rPr>
-            </w:r>
-            <w:proofErr w:type="spellEnd"/>
-            <w:r>
-              <w:rPr>
                 <w:sz w:val="20"/>
               </w:rPr>
               <w:t>Actor Secundario</w:t>
@@ -4898,11 +4725,6 @@
                 <w:lang w:val="es-ES"/>
               </w:rPr>
             </w:pPr>
-            <w:r>
-              <w:rPr>
-                <w:sz w:val="20"/>
-              </w:rPr>
-            </w:r>
             <w:r>
               <w:rPr>
                 <w:sz w:val="20"/>
@@ -4946,11 +4768,6 @@
               <w:rPr>
                 <w:sz w:val="20"/>
               </w:rPr>
-            </w:r>
-            <w:r>
-              <w:rPr>
-                <w:sz w:val="20"/>
-              </w:rPr>
               <w:t>Prioridad</w:t>
             </w:r>
           </w:p>
@@ -4979,23 +4796,6 @@
                 <w:szCs w:val="18"/>
               </w:rPr>
             </w:pPr>
-            <w:r>
-              <w:rPr>
-                <w:sz w:val="20"/>
-              </w:rPr>
-            </w:r>
-            <w:proofErr w:type="spellStart"/>
-            <w:r>
-              <w:rPr>
-                <w:sz w:val="20"/>
-              </w:rPr>
-            </w:r>
-            <w:proofErr w:type="spellEnd"/>
-            <w:r>
-              <w:rPr>
-                <w:sz w:val="20"/>
-              </w:rPr>
-            </w:r>
             <w:r>
               <w:rPr>
                 <w:sz w:val="20"/>
@@ -5211,7 +5011,6 @@
           <w:szCs w:val="22"/>
           <w:lang w:val="en-US"/>
         </w:rPr>
-        <w:lastRenderedPageBreak/>
         <w:t>Existe</w:t>
       </w:r>
       <w:proofErr w:type="spellEnd"/>
@@ -5306,6 +5105,7 @@
           <w:szCs w:val="22"/>
           <w:lang w:val="es-EC"/>
         </w:rPr>
+        <w:lastRenderedPageBreak/>
         <w:t>3.3 Flujo Principal (Escenario de Éxito)</w:t>
       </w:r>
     </w:p>
@@ -5323,8 +5123,8 @@
         <w:tblLook w:val="0000" w:firstRow="0" w:lastRow="0" w:firstColumn="0" w:lastColumn="0" w:noHBand="0" w:noVBand="0"/>
       </w:tblPr>
       <w:tblGrid>
-        <w:gridCol w:w="941"/>
-        <w:gridCol w:w="8074"/>
+        <w:gridCol w:w="940"/>
+        <w:gridCol w:w="8075"/>
       </w:tblGrid>
       <w:tr>
         <w:trPr>
@@ -5332,7 +5132,7 @@
         </w:trPr>
         <w:tc>
           <w:tcPr>
-            <w:tcW w:w="960" w:type="dxa"/>
+            <w:tcW w:w="940" w:type="dxa"/>
             <w:tcMar>
               <w:top w:w="50" w:type="dxa"/>
               <w:left w:w="60" w:type="dxa"/>
@@ -5364,7 +5164,7 @@
         </w:tc>
         <w:tc>
           <w:tcPr>
-            <w:tcW w:w="8400" w:type="dxa"/>
+            <w:tcW w:w="8075" w:type="dxa"/>
             <w:tcMar>
               <w:top w:w="50" w:type="dxa"/>
               <w:left w:w="60" w:type="dxa"/>
@@ -5429,27 +5229,22 @@
         </w:trPr>
         <w:tc>
           <w:tcPr>
-            <w:tcW w:w="960" w:type="dxa"/>
-            <w:shd w:val="clear" w:color="auto" w:fill="FFFFFF" w:themeFill="background1"/>
-            <w:tcMar>
-              <w:top w:w="40" w:type="dxa"/>
-              <w:left w:w="60" w:type="dxa"/>
-              <w:bottom w:w="40" w:type="dxa"/>
-              <w:right w:w="60" w:type="dxa"/>
-            </w:tcMar>
-          </w:tcPr>
-          <w:p>
-            <w:pPr>
-              <w:rPr>
-                <w:sz w:val="18"/>
-                <w:szCs w:val="18"/>
-              </w:rPr>
-            </w:pPr>
-            <w:r>
-              <w:rPr>
-                <w:sz w:val="20"/>
-              </w:rPr>
-            </w:r>
+            <w:tcW w:w="940" w:type="dxa"/>
+            <w:shd w:val="clear" w:color="auto" w:fill="FFFFFF" w:themeFill="background1"/>
+            <w:tcMar>
+              <w:top w:w="40" w:type="dxa"/>
+              <w:left w:w="60" w:type="dxa"/>
+              <w:bottom w:w="40" w:type="dxa"/>
+              <w:right w:w="60" w:type="dxa"/>
+            </w:tcMar>
+          </w:tcPr>
+          <w:p>
+            <w:pPr>
+              <w:rPr>
+                <w:sz w:val="18"/>
+                <w:szCs w:val="18"/>
+              </w:rPr>
+            </w:pPr>
             <w:r>
               <w:rPr>
                 <w:sz w:val="20"/>
@@ -5460,38 +5255,33 @@
         </w:tc>
         <w:tc>
           <w:tcPr>
-            <w:tcW w:w="8400" w:type="dxa"/>
-            <w:shd w:val="clear" w:color="auto" w:fill="FFFFFF" w:themeFill="background1"/>
-            <w:tcMar>
-              <w:top w:w="40" w:type="dxa"/>
-              <w:left w:w="60" w:type="dxa"/>
-              <w:bottom w:w="40" w:type="dxa"/>
-              <w:right w:w="60" w:type="dxa"/>
-            </w:tcMar>
-          </w:tcPr>
-          <w:p>
-            <w:r>
-              <w:rPr>
-                <w:sz w:val="20"/>
-              </w:rPr>
-            </w:r>
-            <w:proofErr w:type="spellStart"/>
-            <w:r>
-              <w:rPr>
-                <w:sz w:val="20"/>
-              </w:rPr>
-            </w:r>
-            <w:proofErr w:type="spellEnd"/>
-            <w:r>
-              <w:rPr>
-                <w:sz w:val="20"/>
-              </w:rPr>
-            </w:r>
-            <w:r>
-              <w:rPr>
-                <w:sz w:val="20"/>
-              </w:rPr>
-              <w:t>El Paciente accede a la aplicación y selecciona la modalidad de reporte: formulario guiado por el Bot Conversacional, formulario autónomo o botón de alerta de emergencia IoT.</w:t>
+            <w:tcW w:w="8075" w:type="dxa"/>
+            <w:shd w:val="clear" w:color="auto" w:fill="FFFFFF" w:themeFill="background1"/>
+            <w:tcMar>
+              <w:top w:w="40" w:type="dxa"/>
+              <w:left w:w="60" w:type="dxa"/>
+              <w:bottom w:w="40" w:type="dxa"/>
+              <w:right w:w="60" w:type="dxa"/>
+            </w:tcMar>
+          </w:tcPr>
+          <w:p>
+            <w:r>
+              <w:rPr>
+                <w:sz w:val="20"/>
+              </w:rPr>
+              <w:t xml:space="preserve">El Paciente </w:t>
+            </w:r>
+            <w:r>
+              <w:rPr>
+                <w:sz w:val="20"/>
+              </w:rPr>
+              <w:t>a</w:t>
+            </w:r>
+            <w:r>
+              <w:rPr>
+                <w:sz w:val="20"/>
+              </w:rPr>
+              <w:t>ccede a la aplicación y selecciona la modalidad "formulario guiado por Bot Conversacional".</w:t>
             </w:r>
           </w:p>
         </w:tc>
@@ -5502,27 +5292,22 @@
         </w:trPr>
         <w:tc>
           <w:tcPr>
-            <w:tcW w:w="960" w:type="dxa"/>
-            <w:shd w:val="clear" w:color="auto" w:fill="FFFFFF" w:themeFill="background1"/>
-            <w:tcMar>
-              <w:top w:w="40" w:type="dxa"/>
-              <w:left w:w="60" w:type="dxa"/>
-              <w:bottom w:w="40" w:type="dxa"/>
-              <w:right w:w="60" w:type="dxa"/>
-            </w:tcMar>
-          </w:tcPr>
-          <w:p>
-            <w:pPr>
-              <w:rPr>
-                <w:sz w:val="18"/>
-                <w:szCs w:val="18"/>
-              </w:rPr>
-            </w:pPr>
-            <w:r>
-              <w:rPr>
-                <w:sz w:val="20"/>
-              </w:rPr>
-            </w:r>
+            <w:tcW w:w="940" w:type="dxa"/>
+            <w:shd w:val="clear" w:color="auto" w:fill="FFFFFF" w:themeFill="background1"/>
+            <w:tcMar>
+              <w:top w:w="40" w:type="dxa"/>
+              <w:left w:w="60" w:type="dxa"/>
+              <w:bottom w:w="40" w:type="dxa"/>
+              <w:right w:w="60" w:type="dxa"/>
+            </w:tcMar>
+          </w:tcPr>
+          <w:p>
+            <w:pPr>
+              <w:rPr>
+                <w:sz w:val="18"/>
+                <w:szCs w:val="18"/>
+              </w:rPr>
+            </w:pPr>
             <w:r>
               <w:rPr>
                 <w:sz w:val="20"/>
@@ -5533,26 +5318,33 @@
         </w:tc>
         <w:tc>
           <w:tcPr>
-            <w:tcW w:w="8400" w:type="dxa"/>
-            <w:shd w:val="clear" w:color="auto" w:fill="FFFFFF" w:themeFill="background1"/>
-            <w:tcMar>
-              <w:top w:w="40" w:type="dxa"/>
-              <w:left w:w="60" w:type="dxa"/>
-              <w:bottom w:w="40" w:type="dxa"/>
-              <w:right w:w="60" w:type="dxa"/>
-            </w:tcMar>
-          </w:tcPr>
-          <w:p>
-            <w:r>
-              <w:rPr>
-                <w:sz w:val="20"/>
-              </w:rPr>
-            </w:r>
-            <w:r>
-              <w:rPr>
-                <w:sz w:val="20"/>
-              </w:rPr>
-              <w:t>El Bot Conversacional guía al Paciente con preguntas simples y en lenguaje natural para describir sus síntomas (máximo 5-7 pasos). Si el Paciente eligió el formulario autónomo, lo completa directamente.</w:t>
+            <w:tcW w:w="8075" w:type="dxa"/>
+            <w:shd w:val="clear" w:color="auto" w:fill="FFFFFF" w:themeFill="background1"/>
+            <w:tcMar>
+              <w:top w:w="40" w:type="dxa"/>
+              <w:left w:w="60" w:type="dxa"/>
+              <w:bottom w:w="40" w:type="dxa"/>
+              <w:right w:w="60" w:type="dxa"/>
+            </w:tcMar>
+          </w:tcPr>
+          <w:p>
+            <w:r>
+              <w:rPr>
+                <w:sz w:val="20"/>
+              </w:rPr>
+              <w:t xml:space="preserve">El Bot Conversacional </w:t>
+            </w:r>
+            <w:r>
+              <w:rPr>
+                <w:sz w:val="20"/>
+              </w:rPr>
+              <w:t>g</w:t>
+            </w:r>
+            <w:r>
+              <w:rPr>
+                <w:sz w:val="20"/>
+              </w:rPr>
+              <w:t>uía al Paciente con preguntas simples en lenguaje natural (máx. 5-7 pasos).</w:t>
             </w:r>
           </w:p>
         </w:tc>
@@ -5563,27 +5355,22 @@
         </w:trPr>
         <w:tc>
           <w:tcPr>
-            <w:tcW w:w="960" w:type="dxa"/>
-            <w:shd w:val="clear" w:color="auto" w:fill="FFFFFF" w:themeFill="background1"/>
-            <w:tcMar>
-              <w:top w:w="40" w:type="dxa"/>
-              <w:left w:w="60" w:type="dxa"/>
-              <w:bottom w:w="40" w:type="dxa"/>
-              <w:right w:w="60" w:type="dxa"/>
-            </w:tcMar>
-          </w:tcPr>
-          <w:p>
-            <w:pPr>
-              <w:rPr>
-                <w:sz w:val="18"/>
-                <w:szCs w:val="18"/>
-              </w:rPr>
-            </w:pPr>
-            <w:r>
-              <w:rPr>
-                <w:sz w:val="20"/>
-              </w:rPr>
-            </w:r>
+            <w:tcW w:w="940" w:type="dxa"/>
+            <w:shd w:val="clear" w:color="auto" w:fill="FFFFFF" w:themeFill="background1"/>
+            <w:tcMar>
+              <w:top w:w="40" w:type="dxa"/>
+              <w:left w:w="60" w:type="dxa"/>
+              <w:bottom w:w="40" w:type="dxa"/>
+              <w:right w:w="60" w:type="dxa"/>
+            </w:tcMar>
+          </w:tcPr>
+          <w:p>
+            <w:pPr>
+              <w:rPr>
+                <w:sz w:val="18"/>
+                <w:szCs w:val="18"/>
+              </w:rPr>
+            </w:pPr>
             <w:r>
               <w:rPr>
                 <w:sz w:val="20"/>
@@ -5594,7 +5381,7 @@
         </w:tc>
         <w:tc>
           <w:tcPr>
-            <w:tcW w:w="8400" w:type="dxa"/>
+            <w:tcW w:w="8075" w:type="dxa"/>
             <w:shd w:val="clear" w:color="auto" w:fill="FFFFFF" w:themeFill="background1"/>
             <w:tcMar>
               <w:top w:w="40" w:type="dxa"/>
@@ -5611,12 +5398,19 @@
               <w:rPr>
                 <w:sz w:val="20"/>
               </w:rPr>
-            </w:r>
-            <w:r>
-              <w:rPr>
-                <w:sz w:val="20"/>
-              </w:rPr>
-              <w:t>El Bot Conversacional o el formulario autónomo envía el paquete de síntomas estructurados al sistema para su procesamiento.</w:t>
+              <w:t>El Paciente r</w:t>
+            </w:r>
+            <w:r>
+              <w:rPr>
+                <w:sz w:val="20"/>
+              </w:rPr>
+              <w:t>esponde y describe sus síntomas</w:t>
+            </w:r>
+            <w:r>
+              <w:rPr>
+                <w:sz w:val="20"/>
+              </w:rPr>
+              <w:t>.</w:t>
             </w:r>
           </w:p>
         </w:tc>
@@ -5627,27 +5421,22 @@
         </w:trPr>
         <w:tc>
           <w:tcPr>
-            <w:tcW w:w="960" w:type="dxa"/>
-            <w:shd w:val="clear" w:color="auto" w:fill="FFFFFF" w:themeFill="background1"/>
-            <w:tcMar>
-              <w:top w:w="40" w:type="dxa"/>
-              <w:left w:w="60" w:type="dxa"/>
-              <w:bottom w:w="40" w:type="dxa"/>
-              <w:right w:w="60" w:type="dxa"/>
-            </w:tcMar>
-          </w:tcPr>
-          <w:p>
-            <w:pPr>
-              <w:rPr>
-                <w:sz w:val="18"/>
-                <w:szCs w:val="18"/>
-              </w:rPr>
-            </w:pPr>
-            <w:r>
-              <w:rPr>
-                <w:sz w:val="20"/>
-              </w:rPr>
-            </w:r>
+            <w:tcW w:w="940" w:type="dxa"/>
+            <w:shd w:val="clear" w:color="auto" w:fill="FFFFFF" w:themeFill="background1"/>
+            <w:tcMar>
+              <w:top w:w="40" w:type="dxa"/>
+              <w:left w:w="60" w:type="dxa"/>
+              <w:bottom w:w="40" w:type="dxa"/>
+              <w:right w:w="60" w:type="dxa"/>
+            </w:tcMar>
+          </w:tcPr>
+          <w:p>
+            <w:pPr>
+              <w:rPr>
+                <w:sz w:val="18"/>
+                <w:szCs w:val="18"/>
+              </w:rPr>
+            </w:pPr>
             <w:r>
               <w:rPr>
                 <w:sz w:val="20"/>
@@ -5658,50 +5447,27 @@
         </w:tc>
         <w:tc>
           <w:tcPr>
-            <w:tcW w:w="8400" w:type="dxa"/>
-            <w:shd w:val="clear" w:color="auto" w:fill="FFFFFF" w:themeFill="background1"/>
-            <w:tcMar>
-              <w:top w:w="40" w:type="dxa"/>
-              <w:left w:w="60" w:type="dxa"/>
-              <w:bottom w:w="40" w:type="dxa"/>
-              <w:right w:w="60" w:type="dxa"/>
-            </w:tcMar>
-          </w:tcPr>
-          <w:p>
-            <w:r>
-              <w:rPr>
-                <w:sz w:val="20"/>
-              </w:rPr>
-            </w:r>
-            <w:proofErr w:type="spellStart"/>
-            <w:r>
-              <w:rPr>
-                <w:sz w:val="20"/>
-              </w:rPr>
-            </w:r>
-            <w:proofErr w:type="spellEnd"/>
-            <w:r>
-              <w:rPr>
-                <w:sz w:val="20"/>
-              </w:rPr>
-            </w:r>
-            <w:proofErr w:type="spellStart"/>
-            <w:r>
-              <w:rPr>
-                <w:sz w:val="20"/>
-              </w:rPr>
-            </w:r>
-            <w:proofErr w:type="spellEnd"/>
-            <w:r>
-              <w:rPr>
-                <w:sz w:val="20"/>
-              </w:rPr>
-            </w:r>
-            <w:r>
-              <w:rPr>
-                <w:sz w:val="20"/>
-              </w:rPr>
-              <w:t>El sistema invoca a Med-Gemini con los datos recibidos. Si la modalidad fue alerta IoT, el Dispositivo IoT envía las lecturas biométricas del momento y el sistema las incluye en la solicitud sin intervención del Paciente.</w:t>
+            <w:tcW w:w="8075" w:type="dxa"/>
+            <w:shd w:val="clear" w:color="auto" w:fill="FFFFFF" w:themeFill="background1"/>
+            <w:tcMar>
+              <w:top w:w="40" w:type="dxa"/>
+              <w:left w:w="60" w:type="dxa"/>
+              <w:bottom w:w="40" w:type="dxa"/>
+              <w:right w:w="60" w:type="dxa"/>
+            </w:tcMar>
+          </w:tcPr>
+          <w:p>
+            <w:r>
+              <w:rPr>
+                <w:sz w:val="20"/>
+              </w:rPr>
+              <w:t>El Sistema e</w:t>
+            </w:r>
+            <w:r>
+              <w:rPr>
+                <w:sz w:val="20"/>
+              </w:rPr>
+              <w:t>structura el paquete de síntomas y lo envía para procesamiento.</w:t>
             </w:r>
           </w:p>
         </w:tc>
@@ -5712,27 +5478,22 @@
         </w:trPr>
         <w:tc>
           <w:tcPr>
-            <w:tcW w:w="960" w:type="dxa"/>
-            <w:shd w:val="clear" w:color="auto" w:fill="FFFFFF" w:themeFill="background1"/>
-            <w:tcMar>
-              <w:top w:w="40" w:type="dxa"/>
-              <w:left w:w="60" w:type="dxa"/>
-              <w:bottom w:w="40" w:type="dxa"/>
-              <w:right w:w="60" w:type="dxa"/>
-            </w:tcMar>
-          </w:tcPr>
-          <w:p>
-            <w:pPr>
-              <w:rPr>
-                <w:sz w:val="18"/>
-                <w:szCs w:val="18"/>
-              </w:rPr>
-            </w:pPr>
-            <w:r>
-              <w:rPr>
-                <w:sz w:val="20"/>
-              </w:rPr>
-            </w:r>
+            <w:tcW w:w="940" w:type="dxa"/>
+            <w:shd w:val="clear" w:color="auto" w:fill="FFFFFF" w:themeFill="background1"/>
+            <w:tcMar>
+              <w:top w:w="40" w:type="dxa"/>
+              <w:left w:w="60" w:type="dxa"/>
+              <w:bottom w:w="40" w:type="dxa"/>
+              <w:right w:w="60" w:type="dxa"/>
+            </w:tcMar>
+          </w:tcPr>
+          <w:p>
+            <w:pPr>
+              <w:rPr>
+                <w:sz w:val="18"/>
+                <w:szCs w:val="18"/>
+              </w:rPr>
+            </w:pPr>
             <w:r>
               <w:rPr>
                 <w:sz w:val="20"/>
@@ -5743,26 +5504,27 @@
         </w:tc>
         <w:tc>
           <w:tcPr>
-            <w:tcW w:w="8400" w:type="dxa"/>
-            <w:shd w:val="clear" w:color="auto" w:fill="FFFFFF" w:themeFill="background1"/>
-            <w:tcMar>
-              <w:top w:w="40" w:type="dxa"/>
-              <w:left w:w="60" w:type="dxa"/>
-              <w:bottom w:w="40" w:type="dxa"/>
-              <w:right w:w="60" w:type="dxa"/>
-            </w:tcMar>
-          </w:tcPr>
-          <w:p>
-            <w:r>
-              <w:rPr>
-                <w:sz w:val="20"/>
-              </w:rPr>
-            </w:r>
-            <w:r>
-              <w:rPr>
-                <w:sz w:val="20"/>
-              </w:rPr>
-              <w:t>Med-Gemini clasifica el nivel de prioridad médica (crítico, urgente, moderado o leve) y genera una explicación XAI comprensible para el Paciente y el Personal Médico.</w:t>
+            <w:tcW w:w="8075" w:type="dxa"/>
+            <w:shd w:val="clear" w:color="auto" w:fill="FFFFFF" w:themeFill="background1"/>
+            <w:tcMar>
+              <w:top w:w="40" w:type="dxa"/>
+              <w:left w:w="60" w:type="dxa"/>
+              <w:bottom w:w="40" w:type="dxa"/>
+              <w:right w:w="60" w:type="dxa"/>
+            </w:tcMar>
+          </w:tcPr>
+          <w:p>
+            <w:r>
+              <w:rPr>
+                <w:sz w:val="20"/>
+              </w:rPr>
+              <w:t>El sistema llama</w:t>
+            </w:r>
+            <w:r>
+              <w:rPr>
+                <w:sz w:val="20"/>
+              </w:rPr>
+              <w:t xml:space="preserve"> a Med-Gemini con los datos recibidos.</w:t>
             </w:r>
           </w:p>
         </w:tc>
@@ -5773,27 +5535,22 @@
         </w:trPr>
         <w:tc>
           <w:tcPr>
-            <w:tcW w:w="960" w:type="dxa"/>
-            <w:shd w:val="clear" w:color="auto" w:fill="FFFFFF" w:themeFill="background1"/>
-            <w:tcMar>
-              <w:top w:w="40" w:type="dxa"/>
-              <w:left w:w="60" w:type="dxa"/>
-              <w:bottom w:w="40" w:type="dxa"/>
-              <w:right w:w="60" w:type="dxa"/>
-            </w:tcMar>
-          </w:tcPr>
-          <w:p>
-            <w:pPr>
-              <w:rPr>
-                <w:sz w:val="18"/>
-                <w:szCs w:val="18"/>
-              </w:rPr>
-            </w:pPr>
-            <w:r>
-              <w:rPr>
-                <w:sz w:val="20"/>
-              </w:rPr>
-            </w:r>
+            <w:tcW w:w="940" w:type="dxa"/>
+            <w:shd w:val="clear" w:color="auto" w:fill="FFFFFF" w:themeFill="background1"/>
+            <w:tcMar>
+              <w:top w:w="40" w:type="dxa"/>
+              <w:left w:w="60" w:type="dxa"/>
+              <w:bottom w:w="40" w:type="dxa"/>
+              <w:right w:w="60" w:type="dxa"/>
+            </w:tcMar>
+          </w:tcPr>
+          <w:p>
+            <w:pPr>
+              <w:rPr>
+                <w:sz w:val="18"/>
+                <w:szCs w:val="18"/>
+              </w:rPr>
+            </w:pPr>
             <w:r>
               <w:rPr>
                 <w:sz w:val="20"/>
@@ -5804,26 +5561,27 @@
         </w:tc>
         <w:tc>
           <w:tcPr>
-            <w:tcW w:w="8400" w:type="dxa"/>
-            <w:shd w:val="clear" w:color="auto" w:fill="FFFFFF" w:themeFill="background1"/>
-            <w:tcMar>
-              <w:top w:w="40" w:type="dxa"/>
-              <w:left w:w="60" w:type="dxa"/>
-              <w:bottom w:w="40" w:type="dxa"/>
-              <w:right w:w="60" w:type="dxa"/>
-            </w:tcMar>
-          </w:tcPr>
-          <w:p>
-            <w:r>
-              <w:rPr>
-                <w:sz w:val="20"/>
-              </w:rPr>
-            </w:r>
-            <w:r>
-              <w:rPr>
-                <w:sz w:val="20"/>
-              </w:rPr>
-              <w:t>El sistema presenta al Paciente la clasificación de riesgo y la explicación en lenguaje simple.</w:t>
+            <w:tcW w:w="8075" w:type="dxa"/>
+            <w:shd w:val="clear" w:color="auto" w:fill="FFFFFF" w:themeFill="background1"/>
+            <w:tcMar>
+              <w:top w:w="40" w:type="dxa"/>
+              <w:left w:w="60" w:type="dxa"/>
+              <w:bottom w:w="40" w:type="dxa"/>
+              <w:right w:w="60" w:type="dxa"/>
+            </w:tcMar>
+          </w:tcPr>
+          <w:p>
+            <w:r>
+              <w:rPr>
+                <w:sz w:val="20"/>
+              </w:rPr>
+              <w:t>Med-Gemini c</w:t>
+            </w:r>
+            <w:r>
+              <w:rPr>
+                <w:sz w:val="20"/>
+              </w:rPr>
+              <w:t>lasifica el nivel de prioridad médica (crítico, urgente, moderado, leve) y genera explicación XAI.</w:t>
             </w:r>
           </w:p>
         </w:tc>
@@ -5834,27 +5592,22 @@
         </w:trPr>
         <w:tc>
           <w:tcPr>
-            <w:tcW w:w="960" w:type="dxa"/>
-            <w:shd w:val="clear" w:color="auto" w:fill="FFFFFF" w:themeFill="background1"/>
-            <w:tcMar>
-              <w:top w:w="40" w:type="dxa"/>
-              <w:left w:w="60" w:type="dxa"/>
-              <w:bottom w:w="40" w:type="dxa"/>
-              <w:right w:w="60" w:type="dxa"/>
-            </w:tcMar>
-          </w:tcPr>
-          <w:p>
-            <w:pPr>
-              <w:rPr>
-                <w:sz w:val="18"/>
-                <w:szCs w:val="18"/>
-              </w:rPr>
-            </w:pPr>
-            <w:r>
-              <w:rPr>
-                <w:sz w:val="20"/>
-              </w:rPr>
-            </w:r>
+            <w:tcW w:w="940" w:type="dxa"/>
+            <w:shd w:val="clear" w:color="auto" w:fill="FFFFFF" w:themeFill="background1"/>
+            <w:tcMar>
+              <w:top w:w="40" w:type="dxa"/>
+              <w:left w:w="60" w:type="dxa"/>
+              <w:bottom w:w="40" w:type="dxa"/>
+              <w:right w:w="60" w:type="dxa"/>
+            </w:tcMar>
+          </w:tcPr>
+          <w:p>
+            <w:pPr>
+              <w:rPr>
+                <w:sz w:val="18"/>
+                <w:szCs w:val="18"/>
+              </w:rPr>
+            </w:pPr>
             <w:r>
               <w:rPr>
                 <w:sz w:val="20"/>
@@ -5865,38 +5618,27 @@
         </w:tc>
         <w:tc>
           <w:tcPr>
-            <w:tcW w:w="8400" w:type="dxa"/>
-            <w:shd w:val="clear" w:color="auto" w:fill="FFFFFF" w:themeFill="background1"/>
-            <w:tcMar>
-              <w:top w:w="40" w:type="dxa"/>
-              <w:left w:w="60" w:type="dxa"/>
-              <w:bottom w:w="40" w:type="dxa"/>
-              <w:right w:w="60" w:type="dxa"/>
-            </w:tcMar>
-          </w:tcPr>
-          <w:p>
-            <w:r>
-              <w:rPr>
-                <w:sz w:val="20"/>
-              </w:rPr>
-            </w:r>
-            <w:proofErr w:type="spellStart"/>
-            <w:r>
-              <w:rPr>
-                <w:sz w:val="20"/>
-              </w:rPr>
-            </w:r>
-            <w:proofErr w:type="spellEnd"/>
-            <w:r>
-              <w:rPr>
-                <w:sz w:val="20"/>
-              </w:rPr>
-            </w:r>
-            <w:r>
-              <w:rPr>
-                <w:sz w:val="20"/>
-              </w:rPr>
-              <w:t>El Motor de Matching evalúa la disponibilidad, especialidad, distancia y carga de trabajo de los recursos disponibles y asigna el caso al Personal Médico y Centro de Asistencia más idóneo.</w:t>
+            <w:tcW w:w="8075" w:type="dxa"/>
+            <w:shd w:val="clear" w:color="auto" w:fill="FFFFFF" w:themeFill="background1"/>
+            <w:tcMar>
+              <w:top w:w="40" w:type="dxa"/>
+              <w:left w:w="60" w:type="dxa"/>
+              <w:bottom w:w="40" w:type="dxa"/>
+              <w:right w:w="60" w:type="dxa"/>
+            </w:tcMar>
+          </w:tcPr>
+          <w:p>
+            <w:r>
+              <w:rPr>
+                <w:sz w:val="20"/>
+              </w:rPr>
+              <w:t>El Sistema p</w:t>
+            </w:r>
+            <w:r>
+              <w:rPr>
+                <w:sz w:val="20"/>
+              </w:rPr>
+              <w:t>resenta al Paciente la clasificación de riesgo y la explicación en lenguaje simple.</w:t>
             </w:r>
           </w:p>
         </w:tc>
@@ -5907,27 +5649,22 @@
         </w:trPr>
         <w:tc>
           <w:tcPr>
-            <w:tcW w:w="960" w:type="dxa"/>
-            <w:shd w:val="clear" w:color="auto" w:fill="FFFFFF" w:themeFill="background1"/>
-            <w:tcMar>
-              <w:top w:w="40" w:type="dxa"/>
-              <w:left w:w="60" w:type="dxa"/>
-              <w:bottom w:w="40" w:type="dxa"/>
-              <w:right w:w="60" w:type="dxa"/>
-            </w:tcMar>
-          </w:tcPr>
-          <w:p>
-            <w:pPr>
-              <w:rPr>
-                <w:sz w:val="18"/>
-                <w:szCs w:val="18"/>
-              </w:rPr>
-            </w:pPr>
-            <w:r>
-              <w:rPr>
-                <w:sz w:val="20"/>
-              </w:rPr>
-            </w:r>
+            <w:tcW w:w="940" w:type="dxa"/>
+            <w:shd w:val="clear" w:color="auto" w:fill="FFFFFF" w:themeFill="background1"/>
+            <w:tcMar>
+              <w:top w:w="40" w:type="dxa"/>
+              <w:left w:w="60" w:type="dxa"/>
+              <w:bottom w:w="40" w:type="dxa"/>
+              <w:right w:w="60" w:type="dxa"/>
+            </w:tcMar>
+          </w:tcPr>
+          <w:p>
+            <w:pPr>
+              <w:rPr>
+                <w:sz w:val="18"/>
+                <w:szCs w:val="18"/>
+              </w:rPr>
+            </w:pPr>
             <w:r>
               <w:rPr>
                 <w:sz w:val="20"/>
@@ -5938,38 +5675,41 @@
         </w:tc>
         <w:tc>
           <w:tcPr>
-            <w:tcW w:w="8400" w:type="dxa"/>
-            <w:shd w:val="clear" w:color="auto" w:fill="FFFFFF" w:themeFill="background1"/>
-            <w:tcMar>
-              <w:top w:w="40" w:type="dxa"/>
-              <w:left w:w="60" w:type="dxa"/>
-              <w:bottom w:w="40" w:type="dxa"/>
-              <w:right w:w="60" w:type="dxa"/>
-            </w:tcMar>
-          </w:tcPr>
-          <w:p>
-            <w:r>
-              <w:rPr>
-                <w:sz w:val="20"/>
-              </w:rPr>
+            <w:tcW w:w="8075" w:type="dxa"/>
+            <w:shd w:val="clear" w:color="auto" w:fill="FFFFFF" w:themeFill="background1"/>
+            <w:tcMar>
+              <w:top w:w="40" w:type="dxa"/>
+              <w:left w:w="60" w:type="dxa"/>
+              <w:bottom w:w="40" w:type="dxa"/>
+              <w:right w:w="60" w:type="dxa"/>
+            </w:tcMar>
+          </w:tcPr>
+          <w:p>
+            <w:r>
+              <w:rPr>
+                <w:sz w:val="20"/>
+              </w:rPr>
+              <w:t xml:space="preserve">El Motor de </w:t>
             </w:r>
             <w:proofErr w:type="spellStart"/>
             <w:r>
               <w:rPr>
                 <w:sz w:val="20"/>
               </w:rPr>
+              <w:t>Matching</w:t>
             </w:r>
             <w:proofErr w:type="spellEnd"/>
             <w:r>
               <w:rPr>
                 <w:sz w:val="20"/>
               </w:rPr>
-            </w:r>
-            <w:r>
-              <w:rPr>
-                <w:sz w:val="20"/>
-              </w:rPr>
-              <w:t>El Personal Médico recibe la notificación de asignación con el resumen del triaje y los datos del Paciente.</w:t>
+              <w:t xml:space="preserve"> e</w:t>
+            </w:r>
+            <w:r>
+              <w:rPr>
+                <w:sz w:val="20"/>
+              </w:rPr>
+              <w:t>valúa disponibilidad, especialidad, distancia y carga de trabajo de los recursos.</w:t>
             </w:r>
           </w:p>
         </w:tc>
@@ -5980,27 +5720,22 @@
         </w:trPr>
         <w:tc>
           <w:tcPr>
-            <w:tcW w:w="960" w:type="dxa"/>
-            <w:shd w:val="clear" w:color="auto" w:fill="FFFFFF" w:themeFill="background1"/>
-            <w:tcMar>
-              <w:top w:w="40" w:type="dxa"/>
-              <w:left w:w="60" w:type="dxa"/>
-              <w:bottom w:w="40" w:type="dxa"/>
-              <w:right w:w="60" w:type="dxa"/>
-            </w:tcMar>
-          </w:tcPr>
-          <w:p>
-            <w:pPr>
-              <w:rPr>
-                <w:sz w:val="18"/>
-                <w:szCs w:val="18"/>
-              </w:rPr>
-            </w:pPr>
-            <w:r>
-              <w:rPr>
-                <w:sz w:val="20"/>
-              </w:rPr>
-            </w:r>
+            <w:tcW w:w="940" w:type="dxa"/>
+            <w:shd w:val="clear" w:color="auto" w:fill="FFFFFF" w:themeFill="background1"/>
+            <w:tcMar>
+              <w:top w:w="40" w:type="dxa"/>
+              <w:left w:w="60" w:type="dxa"/>
+              <w:bottom w:w="40" w:type="dxa"/>
+              <w:right w:w="60" w:type="dxa"/>
+            </w:tcMar>
+          </w:tcPr>
+          <w:p>
+            <w:pPr>
+              <w:rPr>
+                <w:sz w:val="18"/>
+                <w:szCs w:val="18"/>
+              </w:rPr>
+            </w:pPr>
             <w:r>
               <w:rPr>
                 <w:sz w:val="20"/>
@@ -6011,26 +5746,41 @@
         </w:tc>
         <w:tc>
           <w:tcPr>
-            <w:tcW w:w="8400" w:type="dxa"/>
-            <w:shd w:val="clear" w:color="auto" w:fill="FFFFFF" w:themeFill="background1"/>
-            <w:tcMar>
-              <w:top w:w="40" w:type="dxa"/>
-              <w:left w:w="60" w:type="dxa"/>
-              <w:bottom w:w="40" w:type="dxa"/>
-              <w:right w:w="60" w:type="dxa"/>
-            </w:tcMar>
-          </w:tcPr>
-          <w:p>
-            <w:r>
-              <w:rPr>
-                <w:sz w:val="20"/>
-              </w:rPr>
-            </w:r>
-            <w:r>
-              <w:rPr>
-                <w:sz w:val="20"/>
-              </w:rPr>
-              <w:t>El Personal Médico o el Centro de Asistencia actualiza el estado de la solicitud.</w:t>
+            <w:tcW w:w="8075" w:type="dxa"/>
+            <w:shd w:val="clear" w:color="auto" w:fill="FFFFFF" w:themeFill="background1"/>
+            <w:tcMar>
+              <w:top w:w="40" w:type="dxa"/>
+              <w:left w:w="60" w:type="dxa"/>
+              <w:bottom w:w="40" w:type="dxa"/>
+              <w:right w:w="60" w:type="dxa"/>
+            </w:tcMar>
+          </w:tcPr>
+          <w:p>
+            <w:r>
+              <w:rPr>
+                <w:sz w:val="20"/>
+              </w:rPr>
+              <w:t xml:space="preserve">El Motor de </w:t>
+            </w:r>
+            <w:proofErr w:type="spellStart"/>
+            <w:r>
+              <w:rPr>
+                <w:sz w:val="20"/>
+              </w:rPr>
+              <w:t>Matching</w:t>
+            </w:r>
+            <w:proofErr w:type="spellEnd"/>
+            <w:r>
+              <w:rPr>
+                <w:sz w:val="20"/>
+              </w:rPr>
+              <w:t xml:space="preserve"> a</w:t>
+            </w:r>
+            <w:r>
+              <w:rPr>
+                <w:sz w:val="20"/>
+              </w:rPr>
+              <w:t>signa el caso al Personal Médico y Centro de Asistencia más idóneo.</w:t>
             </w:r>
           </w:p>
         </w:tc>
@@ -6041,7 +5791,7 @@
         </w:trPr>
         <w:tc>
           <w:tcPr>
-            <w:tcW w:w="960" w:type="dxa"/>
+            <w:tcW w:w="940" w:type="dxa"/>
             <w:shd w:val="clear" w:color="auto" w:fill="FFFFFF" w:themeFill="background1"/>
             <w:tcMar>
               <w:top w:w="40" w:type="dxa"/>
@@ -6063,37 +5813,47 @@
               <w:rPr>
                 <w:sz w:val="20"/>
               </w:rPr>
-            </w:r>
-            <w:r>
-              <w:rPr>
-                <w:sz w:val="20"/>
-              </w:rPr>
               <w:t>10</w:t>
             </w:r>
           </w:p>
         </w:tc>
         <w:tc>
           <w:tcPr>
-            <w:tcW w:w="8400" w:type="dxa"/>
-            <w:shd w:val="clear" w:color="auto" w:fill="FFFFFF" w:themeFill="background1"/>
-            <w:tcMar>
-              <w:top w:w="40" w:type="dxa"/>
-              <w:left w:w="60" w:type="dxa"/>
-              <w:bottom w:w="40" w:type="dxa"/>
-              <w:right w:w="60" w:type="dxa"/>
-            </w:tcMar>
-          </w:tcPr>
-          <w:p>
-            <w:r>
-              <w:rPr>
-                <w:sz w:val="20"/>
-              </w:rPr>
-            </w:r>
-            <w:r>
-              <w:rPr>
-                <w:sz w:val="20"/>
-              </w:rPr>
-              <w:t>El Panel Dinámico de Estados notifica al Paciente la confirmación de asignación y el tiempo estimado de atención.</w:t>
+            <w:tcW w:w="8075" w:type="dxa"/>
+            <w:shd w:val="clear" w:color="auto" w:fill="FFFFFF" w:themeFill="background1"/>
+            <w:tcMar>
+              <w:top w:w="40" w:type="dxa"/>
+              <w:left w:w="60" w:type="dxa"/>
+              <w:bottom w:w="40" w:type="dxa"/>
+              <w:right w:w="60" w:type="dxa"/>
+            </w:tcMar>
+          </w:tcPr>
+          <w:p>
+            <w:r>
+              <w:rPr>
+                <w:sz w:val="20"/>
+              </w:rPr>
+              <w:t>El Sistema n</w:t>
+            </w:r>
+            <w:r>
+              <w:rPr>
+                <w:sz w:val="20"/>
+              </w:rPr>
+              <w:t xml:space="preserve">otifica al Personal Médico la asignación con el resumen del </w:t>
+            </w:r>
+            <w:proofErr w:type="spellStart"/>
+            <w:r>
+              <w:rPr>
+                <w:sz w:val="20"/>
+              </w:rPr>
+              <w:t>triaje</w:t>
+            </w:r>
+            <w:proofErr w:type="spellEnd"/>
+            <w:r>
+              <w:rPr>
+                <w:sz w:val="20"/>
+              </w:rPr>
+              <w:t xml:space="preserve"> y datos del Paciente.</w:t>
             </w:r>
           </w:p>
         </w:tc>
@@ -6104,7 +5864,7 @@
         </w:trPr>
         <w:tc>
           <w:tcPr>
-            <w:tcW w:w="960" w:type="dxa"/>
+            <w:tcW w:w="940" w:type="dxa"/>
             <w:shd w:val="clear" w:color="auto" w:fill="FFFFFF" w:themeFill="background1"/>
             <w:tcMar>
               <w:top w:w="40" w:type="dxa"/>
@@ -6126,37 +5886,163 @@
               <w:rPr>
                 <w:sz w:val="20"/>
               </w:rPr>
-            </w:r>
-            <w:r>
-              <w:rPr>
-                <w:sz w:val="20"/>
-              </w:rPr>
               <w:t>11</w:t>
             </w:r>
           </w:p>
         </w:tc>
         <w:tc>
           <w:tcPr>
-            <w:tcW w:w="8400" w:type="dxa"/>
-            <w:shd w:val="clear" w:color="auto" w:fill="FFFFFF" w:themeFill="background1"/>
-            <w:tcMar>
-              <w:top w:w="40" w:type="dxa"/>
-              <w:left w:w="60" w:type="dxa"/>
-              <w:bottom w:w="40" w:type="dxa"/>
-              <w:right w:w="60" w:type="dxa"/>
-            </w:tcMar>
-          </w:tcPr>
-          <w:p>
-            <w:r>
-              <w:rPr>
-                <w:sz w:val="20"/>
-              </w:rPr>
-            </w:r>
-            <w:r>
-              <w:rPr>
-                <w:sz w:val="20"/>
-              </w:rPr>
-              <w:t>El log de auditoría registra el proceso completo de forma inmutable, incluyendo la versión de Med-Gemini y el nivel de confianza de la clasificación.</w:t>
+            <w:tcW w:w="8075" w:type="dxa"/>
+            <w:shd w:val="clear" w:color="auto" w:fill="FFFFFF" w:themeFill="background1"/>
+            <w:tcMar>
+              <w:top w:w="40" w:type="dxa"/>
+              <w:left w:w="60" w:type="dxa"/>
+              <w:bottom w:w="40" w:type="dxa"/>
+              <w:right w:w="60" w:type="dxa"/>
+            </w:tcMar>
+          </w:tcPr>
+          <w:p>
+            <w:r>
+              <w:t>El Personal Médico a</w:t>
+            </w:r>
+            <w:r>
+              <w:t>ctualiza el estado de la solicitud.</w:t>
+            </w:r>
+          </w:p>
+        </w:tc>
+      </w:tr>
+      <w:tr>
+        <w:trPr>
+          <w:trHeight w:val="300"/>
+        </w:trPr>
+        <w:tc>
+          <w:tcPr>
+            <w:tcW w:w="940" w:type="dxa"/>
+            <w:shd w:val="clear" w:color="auto" w:fill="FFFFFF" w:themeFill="background1"/>
+            <w:tcMar>
+              <w:top w:w="40" w:type="dxa"/>
+              <w:left w:w="60" w:type="dxa"/>
+              <w:bottom w:w="40" w:type="dxa"/>
+              <w:right w:w="60" w:type="dxa"/>
+            </w:tcMar>
+          </w:tcPr>
+          <w:p>
+            <w:pPr>
+              <w:rPr>
+                <w:sz w:val="20"/>
+              </w:rPr>
+            </w:pPr>
+            <w:r>
+              <w:rPr>
+                <w:sz w:val="20"/>
+              </w:rPr>
+              <w:t>12</w:t>
+            </w:r>
+          </w:p>
+        </w:tc>
+        <w:tc>
+          <w:tcPr>
+            <w:tcW w:w="8075" w:type="dxa"/>
+            <w:shd w:val="clear" w:color="auto" w:fill="FFFFFF" w:themeFill="background1"/>
+            <w:tcMar>
+              <w:top w:w="40" w:type="dxa"/>
+              <w:left w:w="60" w:type="dxa"/>
+              <w:bottom w:w="40" w:type="dxa"/>
+              <w:right w:w="60" w:type="dxa"/>
+            </w:tcMar>
+          </w:tcPr>
+          <w:p>
+            <w:pPr>
+              <w:rPr>
+                <w:sz w:val="20"/>
+              </w:rPr>
+            </w:pPr>
+            <w:r>
+              <w:rPr>
+                <w:sz w:val="20"/>
+              </w:rPr>
+              <w:t>El Panel Dinámico de Estados n</w:t>
+            </w:r>
+            <w:r>
+              <w:rPr>
+                <w:sz w:val="20"/>
+              </w:rPr>
+              <w:t>otifica al Paciente la confirmación de asignación y el tiempo estimado de atención.</w:t>
+            </w:r>
+          </w:p>
+        </w:tc>
+      </w:tr>
+      <w:tr>
+        <w:trPr>
+          <w:trHeight w:val="300"/>
+        </w:trPr>
+        <w:tc>
+          <w:tcPr>
+            <w:tcW w:w="940" w:type="dxa"/>
+            <w:shd w:val="clear" w:color="auto" w:fill="FFFFFF" w:themeFill="background1"/>
+            <w:tcMar>
+              <w:top w:w="40" w:type="dxa"/>
+              <w:left w:w="60" w:type="dxa"/>
+              <w:bottom w:w="40" w:type="dxa"/>
+              <w:right w:w="60" w:type="dxa"/>
+            </w:tcMar>
+          </w:tcPr>
+          <w:p>
+            <w:pPr>
+              <w:rPr>
+                <w:sz w:val="20"/>
+              </w:rPr>
+            </w:pPr>
+            <w:r>
+              <w:rPr>
+                <w:sz w:val="20"/>
+              </w:rPr>
+              <w:t>13</w:t>
+            </w:r>
+          </w:p>
+        </w:tc>
+        <w:tc>
+          <w:tcPr>
+            <w:tcW w:w="8075" w:type="dxa"/>
+            <w:shd w:val="clear" w:color="auto" w:fill="FFFFFF" w:themeFill="background1"/>
+            <w:tcMar>
+              <w:top w:w="40" w:type="dxa"/>
+              <w:left w:w="60" w:type="dxa"/>
+              <w:bottom w:w="40" w:type="dxa"/>
+              <w:right w:w="60" w:type="dxa"/>
+            </w:tcMar>
+          </w:tcPr>
+          <w:p>
+            <w:pPr>
+              <w:rPr>
+                <w:sz w:val="20"/>
+              </w:rPr>
+            </w:pPr>
+            <w:r>
+              <w:rPr>
+                <w:sz w:val="20"/>
+              </w:rPr>
+              <w:t xml:space="preserve">El Log de Auditoria </w:t>
+            </w:r>
+            <w:r>
+              <w:rPr>
+                <w:sz w:val="20"/>
+                <w:u w:val="single"/>
+              </w:rPr>
+              <w:t>r</w:t>
+            </w:r>
+            <w:r>
+              <w:rPr>
+                <w:sz w:val="20"/>
+                <w:u w:val="single"/>
+              </w:rPr>
+              <w:t>egistra</w:t>
+            </w:r>
+            <w:r>
+              <w:rPr>
+                <w:sz w:val="20"/>
+              </w:rPr>
+              <w:t xml:space="preserve"> el proceso completo de forma inmutable (versión de Med-Gemini y nivel de confianza).</w:t>
             </w:r>
           </w:p>
         </w:tc>
@@ -6167,6 +6053,7 @@
         <w:spacing w:before="150"/>
         <w:rPr>
           <w:szCs w:val="22"/>
+          <w:u w:val="single"/>
           <w:lang w:val="es-EC"/>
         </w:rPr>
       </w:pPr>
@@ -6495,6 +6382,7 @@
         <w:rPr>
           <w:noProof/>
         </w:rPr>
+        <w:lastRenderedPageBreak/>
         <w:drawing>
           <wp:inline distT="0" distB="0" distL="0" distR="0" wp14:anchorId="694E1DC0" wp14:editId="49A23980">
             <wp:extent cx="5728335" cy="4264025"/>
@@ -7170,7 +7058,6 @@
           <w:szCs w:val="22"/>
           <w:lang w:val="es-EC"/>
         </w:rPr>
-        <w:lastRenderedPageBreak/>
         <w:t>4</w:t>
       </w:r>
       <w:r>
@@ -7321,11 +7208,7 @@
               <w:rPr>
                 <w:sz w:val="20"/>
               </w:rPr>
-            </w:r>
-            <w:r>
-              <w:rPr>
-                <w:sz w:val="20"/>
-              </w:rPr>
+              <w:lastRenderedPageBreak/>
               <w:t>1</w:t>
             </w:r>
           </w:p>
@@ -7349,23 +7232,6 @@
                 <w:lang w:val="es-EC"/>
               </w:rPr>
             </w:pPr>
-            <w:r>
-              <w:rPr>
-                <w:sz w:val="20"/>
-              </w:rPr>
-            </w:r>
-            <w:proofErr w:type="spellStart"/>
-            <w:r>
-              <w:rPr>
-                <w:sz w:val="20"/>
-              </w:rPr>
-            </w:r>
-            <w:proofErr w:type="spellEnd"/>
-            <w:r>
-              <w:rPr>
-                <w:sz w:val="20"/>
-              </w:rPr>
-            </w:r>
             <w:r>
               <w:rPr>
                 <w:sz w:val="20"/>
@@ -7398,11 +7264,6 @@
               <w:rPr>
                 <w:sz w:val="20"/>
               </w:rPr>
-            </w:r>
-            <w:r>
-              <w:rPr>
-                <w:sz w:val="20"/>
-              </w:rPr>
               <w:t>2</w:t>
             </w:r>
           </w:p>
@@ -7426,11 +7287,6 @@
                 <w:lang w:val="es-EC"/>
               </w:rPr>
             </w:pPr>
-            <w:r>
-              <w:rPr>
-                <w:sz w:val="20"/>
-              </w:rPr>
-            </w:r>
             <w:r>
               <w:rPr>
                 <w:sz w:val="20"/>
@@ -7463,11 +7319,6 @@
               <w:rPr>
                 <w:sz w:val="20"/>
               </w:rPr>
-            </w:r>
-            <w:r>
-              <w:rPr>
-                <w:sz w:val="20"/>
-              </w:rPr>
               <w:t>3</w:t>
             </w:r>
           </w:p>
@@ -7491,11 +7342,6 @@
                 <w:lang w:val="es-EC"/>
               </w:rPr>
             </w:pPr>
-            <w:r>
-              <w:rPr>
-                <w:sz w:val="20"/>
-              </w:rPr>
-            </w:r>
             <w:r>
               <w:rPr>
                 <w:sz w:val="20"/>
@@ -7528,11 +7374,6 @@
               <w:rPr>
                 <w:sz w:val="20"/>
               </w:rPr>
-            </w:r>
-            <w:r>
-              <w:rPr>
-                <w:sz w:val="20"/>
-              </w:rPr>
               <w:t>4</w:t>
             </w:r>
           </w:p>
@@ -7556,11 +7397,6 @@
                 <w:lang w:val="es-EC"/>
               </w:rPr>
             </w:pPr>
-            <w:r>
-              <w:rPr>
-                <w:sz w:val="20"/>
-              </w:rPr>
-            </w:r>
             <w:r>
               <w:rPr>
                 <w:sz w:val="20"/>
@@ -7593,11 +7429,6 @@
               <w:rPr>
                 <w:sz w:val="20"/>
               </w:rPr>
-            </w:r>
-            <w:r>
-              <w:rPr>
-                <w:sz w:val="20"/>
-              </w:rPr>
               <w:t>5</w:t>
             </w:r>
           </w:p>
@@ -7621,11 +7452,6 @@
                 <w:lang w:val="es-EC"/>
               </w:rPr>
             </w:pPr>
-            <w:r>
-              <w:rPr>
-                <w:sz w:val="20"/>
-              </w:rPr>
-            </w:r>
             <w:r>
               <w:rPr>
                 <w:sz w:val="20"/>
@@ -7658,11 +7484,6 @@
               <w:rPr>
                 <w:sz w:val="20"/>
               </w:rPr>
-            </w:r>
-            <w:r>
-              <w:rPr>
-                <w:sz w:val="20"/>
-              </w:rPr>
               <w:t>6</w:t>
             </w:r>
           </w:p>
@@ -7686,11 +7507,6 @@
                 <w:lang w:val="es-EC"/>
               </w:rPr>
             </w:pPr>
-            <w:r>
-              <w:rPr>
-                <w:sz w:val="20"/>
-              </w:rPr>
-            </w:r>
             <w:r>
               <w:rPr>
                 <w:sz w:val="20"/>
@@ -7723,11 +7539,6 @@
               <w:rPr>
                 <w:sz w:val="20"/>
               </w:rPr>
-            </w:r>
-            <w:r>
-              <w:rPr>
-                <w:sz w:val="20"/>
-              </w:rPr>
               <w:t>7</w:t>
             </w:r>
           </w:p>
@@ -7751,11 +7562,6 @@
                 <w:lang w:val="es-EC"/>
               </w:rPr>
             </w:pPr>
-            <w:r>
-              <w:rPr>
-                <w:sz w:val="20"/>
-              </w:rPr>
-            </w:r>
             <w:r>
               <w:rPr>
                 <w:sz w:val="20"/>
@@ -7788,11 +7594,6 @@
               <w:rPr>
                 <w:sz w:val="20"/>
               </w:rPr>
-            </w:r>
-            <w:r>
-              <w:rPr>
-                <w:sz w:val="20"/>
-              </w:rPr>
               <w:t>8</w:t>
             </w:r>
           </w:p>
@@ -7816,23 +7617,6 @@
                 <w:lang w:val="es-EC"/>
               </w:rPr>
             </w:pPr>
-            <w:r>
-              <w:rPr>
-                <w:sz w:val="20"/>
-              </w:rPr>
-            </w:r>
-            <w:proofErr w:type="spellStart"/>
-            <w:r>
-              <w:rPr>
-                <w:sz w:val="20"/>
-              </w:rPr>
-            </w:r>
-            <w:proofErr w:type="spellEnd"/>
-            <w:r>
-              <w:rPr>
-                <w:sz w:val="20"/>
-              </w:rPr>
-            </w:r>
             <w:r>
               <w:rPr>
                 <w:sz w:val="20"/>
@@ -7865,11 +7649,6 @@
               <w:rPr>
                 <w:sz w:val="20"/>
               </w:rPr>
-            </w:r>
-            <w:r>
-              <w:rPr>
-                <w:sz w:val="20"/>
-              </w:rPr>
               <w:t>9</w:t>
             </w:r>
           </w:p>
@@ -7893,11 +7672,6 @@
                 <w:lang w:val="es-EC"/>
               </w:rPr>
             </w:pPr>
-            <w:r>
-              <w:rPr>
-                <w:sz w:val="20"/>
-              </w:rPr>
-            </w:r>
             <w:r>
               <w:rPr>
                 <w:sz w:val="20"/>
@@ -8266,6 +8040,7 @@
         <w:rPr>
           <w:noProof/>
         </w:rPr>
+        <w:lastRenderedPageBreak/>
         <w:drawing>
           <wp:inline distT="0" distB="0" distL="0" distR="0" wp14:anchorId="2C744967" wp14:editId="46462CD3">
             <wp:extent cx="5728335" cy="4656455"/>
@@ -8736,11 +8511,6 @@
               <w:rPr>
                 <w:sz w:val="20"/>
               </w:rPr>
-            </w:r>
-            <w:r>
-              <w:rPr>
-                <w:sz w:val="20"/>
-              </w:rPr>
               <w:t>Paciente (ST01), Med-Gemini, Sistema de Monitoreo Biométrico, Sistema de Recetas Digitales, Centro de Asistencia (ST04), Sistema de Emergencias</w:t>
             </w:r>
           </w:p>
@@ -9110,7 +8880,6 @@
           <w:szCs w:val="22"/>
           <w:lang w:val="es-EC"/>
         </w:rPr>
-        <w:lastRenderedPageBreak/>
         <w:t xml:space="preserve">El historial clínico del paciente se encuentra disponible. </w:t>
       </w:r>
     </w:p>
@@ -9186,6 +8955,7 @@
           <w:szCs w:val="22"/>
           <w:lang w:val="es-EC"/>
         </w:rPr>
+        <w:lastRenderedPageBreak/>
         <w:t>5</w:t>
       </w:r>
       <w:r>
@@ -9337,11 +9107,6 @@
               <w:rPr>
                 <w:sz w:val="20"/>
               </w:rPr>
-            </w:r>
-            <w:r>
-              <w:rPr>
-                <w:sz w:val="20"/>
-              </w:rPr>
               <w:t>1</w:t>
             </w:r>
           </w:p>
@@ -9358,23 +9123,6 @@
             </w:tcMar>
           </w:tcPr>
           <w:p>
-            <w:r>
-              <w:rPr>
-                <w:sz w:val="20"/>
-              </w:rPr>
-            </w:r>
-            <w:proofErr w:type="spellStart"/>
-            <w:r>
-              <w:rPr>
-                <w:sz w:val="20"/>
-              </w:rPr>
-            </w:r>
-            <w:proofErr w:type="spellEnd"/>
-            <w:r>
-              <w:rPr>
-                <w:sz w:val="20"/>
-              </w:rPr>
-            </w:r>
             <w:r>
               <w:rPr>
                 <w:sz w:val="20"/>
@@ -9410,11 +9158,6 @@
               <w:rPr>
                 <w:sz w:val="20"/>
               </w:rPr>
-            </w:r>
-            <w:r>
-              <w:rPr>
-                <w:sz w:val="20"/>
-              </w:rPr>
               <w:t>2</w:t>
             </w:r>
           </w:p>
@@ -9431,23 +9174,6 @@
             </w:tcMar>
           </w:tcPr>
           <w:p>
-            <w:r>
-              <w:rPr>
-                <w:sz w:val="20"/>
-              </w:rPr>
-            </w:r>
-            <w:proofErr w:type="spellStart"/>
-            <w:r>
-              <w:rPr>
-                <w:sz w:val="20"/>
-              </w:rPr>
-            </w:r>
-            <w:proofErr w:type="spellEnd"/>
-            <w:r>
-              <w:rPr>
-                <w:sz w:val="20"/>
-              </w:rPr>
-            </w:r>
             <w:r>
               <w:rPr>
                 <w:sz w:val="20"/>
@@ -9483,11 +9209,6 @@
               <w:rPr>
                 <w:sz w:val="20"/>
               </w:rPr>
-            </w:r>
-            <w:r>
-              <w:rPr>
-                <w:sz w:val="20"/>
-              </w:rPr>
               <w:t>3</w:t>
             </w:r>
           </w:p>
@@ -9504,23 +9225,6 @@
             </w:tcMar>
           </w:tcPr>
           <w:p>
-            <w:r>
-              <w:rPr>
-                <w:sz w:val="20"/>
-              </w:rPr>
-            </w:r>
-            <w:proofErr w:type="spellStart"/>
-            <w:r>
-              <w:rPr>
-                <w:sz w:val="20"/>
-              </w:rPr>
-            </w:r>
-            <w:proofErr w:type="spellEnd"/>
-            <w:r>
-              <w:rPr>
-                <w:sz w:val="20"/>
-              </w:rPr>
-            </w:r>
             <w:r>
               <w:rPr>
                 <w:sz w:val="20"/>
@@ -9556,11 +9260,6 @@
               <w:rPr>
                 <w:sz w:val="20"/>
               </w:rPr>
-            </w:r>
-            <w:r>
-              <w:rPr>
-                <w:sz w:val="20"/>
-              </w:rPr>
               <w:t>4</w:t>
             </w:r>
           </w:p>
@@ -9584,11 +9283,6 @@
                 <w:lang w:val="es-EC"/>
               </w:rPr>
             </w:pPr>
-            <w:r>
-              <w:rPr>
-                <w:sz w:val="20"/>
-              </w:rPr>
-            </w:r>
             <w:r>
               <w:rPr>
                 <w:sz w:val="20"/>
@@ -9624,11 +9318,6 @@
               <w:rPr>
                 <w:sz w:val="20"/>
               </w:rPr>
-            </w:r>
-            <w:r>
-              <w:rPr>
-                <w:sz w:val="20"/>
-              </w:rPr>
               <w:t>5</w:t>
             </w:r>
           </w:p>
@@ -9645,11 +9334,6 @@
             </w:tcMar>
           </w:tcPr>
           <w:p>
-            <w:r>
-              <w:rPr>
-                <w:sz w:val="20"/>
-              </w:rPr>
-            </w:r>
             <w:r>
               <w:rPr>
                 <w:sz w:val="20"/>
@@ -9685,11 +9369,6 @@
               <w:rPr>
                 <w:sz w:val="20"/>
               </w:rPr>
-            </w:r>
-            <w:r>
-              <w:rPr>
-                <w:sz w:val="20"/>
-              </w:rPr>
               <w:t>6</w:t>
             </w:r>
           </w:p>
@@ -9713,11 +9392,6 @@
                 <w:lang w:val="es-ES"/>
               </w:rPr>
             </w:pPr>
-            <w:r>
-              <w:rPr>
-                <w:sz w:val="20"/>
-              </w:rPr>
-            </w:r>
             <w:r>
               <w:rPr>
                 <w:sz w:val="20"/>
@@ -9753,11 +9427,6 @@
               <w:rPr>
                 <w:sz w:val="20"/>
               </w:rPr>
-            </w:r>
-            <w:r>
-              <w:rPr>
-                <w:sz w:val="20"/>
-              </w:rPr>
               <w:t>7</w:t>
             </w:r>
           </w:p>
@@ -9774,11 +9443,6 @@
             </w:tcMar>
           </w:tcPr>
           <w:p>
-            <w:r>
-              <w:rPr>
-                <w:sz w:val="20"/>
-              </w:rPr>
-            </w:r>
             <w:r>
               <w:rPr>
                 <w:sz w:val="20"/>
@@ -9814,11 +9478,6 @@
               <w:rPr>
                 <w:sz w:val="20"/>
               </w:rPr>
-            </w:r>
-            <w:r>
-              <w:rPr>
-                <w:sz w:val="20"/>
-              </w:rPr>
               <w:t>8</w:t>
             </w:r>
           </w:p>
@@ -9835,11 +9494,6 @@
             </w:tcMar>
           </w:tcPr>
           <w:p>
-            <w:r>
-              <w:rPr>
-                <w:sz w:val="20"/>
-              </w:rPr>
-            </w:r>
             <w:r>
               <w:rPr>
                 <w:sz w:val="20"/>
@@ -9875,11 +9529,6 @@
               <w:rPr>
                 <w:sz w:val="20"/>
               </w:rPr>
-            </w:r>
-            <w:r>
-              <w:rPr>
-                <w:sz w:val="20"/>
-              </w:rPr>
               <w:t>9</w:t>
             </w:r>
           </w:p>
@@ -9903,23 +9552,6 @@
                 <w:lang w:val="es-EC"/>
               </w:rPr>
             </w:pPr>
-            <w:r>
-              <w:rPr>
-                <w:sz w:val="20"/>
-              </w:rPr>
-            </w:r>
-            <w:proofErr w:type="spellStart"/>
-            <w:r>
-              <w:rPr>
-                <w:sz w:val="20"/>
-              </w:rPr>
-            </w:r>
-            <w:proofErr w:type="spellEnd"/>
-            <w:r>
-              <w:rPr>
-                <w:sz w:val="20"/>
-              </w:rPr>
-            </w:r>
             <w:r>
               <w:rPr>
                 <w:sz w:val="20"/>
@@ -9957,11 +9589,6 @@
               <w:rPr>
                 <w:sz w:val="20"/>
               </w:rPr>
-            </w:r>
-            <w:r>
-              <w:rPr>
-                <w:sz w:val="20"/>
-              </w:rPr>
               <w:t>10</w:t>
             </w:r>
           </w:p>
@@ -9978,11 +9605,6 @@
             </w:tcMar>
           </w:tcPr>
           <w:p>
-            <w:r>
-              <w:rPr>
-                <w:sz w:val="20"/>
-              </w:rPr>
-            </w:r>
             <w:r>
               <w:rPr>
                 <w:sz w:val="20"/>
@@ -10020,11 +9642,6 @@
               <w:rPr>
                 <w:sz w:val="20"/>
               </w:rPr>
-            </w:r>
-            <w:r>
-              <w:rPr>
-                <w:sz w:val="20"/>
-              </w:rPr>
               <w:t>11</w:t>
             </w:r>
           </w:p>
@@ -10041,11 +9658,6 @@
             </w:tcMar>
           </w:tcPr>
           <w:p>
-            <w:r>
-              <w:rPr>
-                <w:sz w:val="20"/>
-              </w:rPr>
-            </w:r>
             <w:r>
               <w:rPr>
                 <w:sz w:val="20"/>
@@ -10387,7 +9999,6 @@
           <w:szCs w:val="22"/>
           <w:lang w:val="es-EC"/>
         </w:rPr>
-        <w:lastRenderedPageBreak/>
         <w:t xml:space="preserve">La atención médica queda registrada en el historial clínico del paciente. </w:t>
       </w:r>
     </w:p>
@@ -10457,6 +10068,7 @@
           <w:szCs w:val="22"/>
           <w:lang w:val="es-EC"/>
         </w:rPr>
+        <w:lastRenderedPageBreak/>
         <w:t xml:space="preserve">Los eventos de la </w:t>
       </w:r>
       <w:proofErr w:type="spellStart"/>
@@ -10817,13 +10429,6 @@
           <w:p>
             <w:r>
               <w:rPr>
-                <w:sz w:val="18"/>
-                <w:szCs w:val="18"/>
-                <w:lang w:val="es-EC"/>
-              </w:rPr>
-            </w:r>
-            <w:r>
-              <w:rPr>
                 <w:sz w:val="20"/>
               </w:rPr>
               <w:t>Acceso al Sistema de Auditoría y Cumplimiento</w:t>
@@ -10968,23 +10573,6 @@
             </w:tcMar>
           </w:tcPr>
           <w:p>
-            <w:r>
-              <w:rPr>
-                <w:sz w:val="20"/>
-              </w:rPr>
-            </w:r>
-            <w:proofErr w:type="spellStart"/>
-            <w:r>
-              <w:rPr>
-                <w:sz w:val="20"/>
-              </w:rPr>
-            </w:r>
-            <w:proofErr w:type="spellEnd"/>
-            <w:r>
-              <w:rPr>
-                <w:sz w:val="20"/>
-              </w:rPr>
-            </w:r>
             <w:r>
               <w:rPr>
                 <w:sz w:val="20"/>
@@ -11177,7 +10765,6 @@
           <w:szCs w:val="22"/>
           <w:lang w:val="es-EC"/>
         </w:rPr>
-        <w:lastRenderedPageBreak/>
         <w:t xml:space="preserve">El Auditor del MSP ha iniciado sesión correctamente en la plataforma con el rol respectivo asignado. </w:t>
       </w:r>
     </w:p>
@@ -11224,6 +10811,7 @@
           <w:szCs w:val="22"/>
           <w:lang w:val="es-EC"/>
         </w:rPr>
+        <w:lastRenderedPageBreak/>
         <w:t xml:space="preserve">Existen logs de auditoría generados y almacenados de forma inmutable en el repositorio persistente. </w:t>
       </w:r>
     </w:p>
@@ -11489,11 +11077,6 @@
               <w:rPr>
                 <w:sz w:val="20"/>
               </w:rPr>
-            </w:r>
-            <w:r>
-              <w:rPr>
-                <w:sz w:val="20"/>
-              </w:rPr>
               <w:t>1</w:t>
             </w:r>
           </w:p>
@@ -11510,11 +11093,6 @@
             </w:tcMar>
           </w:tcPr>
           <w:p>
-            <w:r>
-              <w:rPr>
-                <w:sz w:val="20"/>
-              </w:rPr>
-            </w:r>
             <w:r>
               <w:rPr>
                 <w:sz w:val="20"/>
@@ -11550,11 +11128,6 @@
               <w:rPr>
                 <w:sz w:val="20"/>
               </w:rPr>
-            </w:r>
-            <w:r>
-              <w:rPr>
-                <w:sz w:val="20"/>
-              </w:rPr>
               <w:t>2</w:t>
             </w:r>
           </w:p>
@@ -11571,11 +11144,6 @@
             </w:tcMar>
           </w:tcPr>
           <w:p>
-            <w:r>
-              <w:rPr>
-                <w:sz w:val="20"/>
-              </w:rPr>
-            </w:r>
             <w:r>
               <w:rPr>
                 <w:sz w:val="20"/>
@@ -11611,11 +11179,6 @@
               <w:rPr>
                 <w:sz w:val="20"/>
               </w:rPr>
-            </w:r>
-            <w:r>
-              <w:rPr>
-                <w:sz w:val="20"/>
-              </w:rPr>
               <w:t>3</w:t>
             </w:r>
           </w:p>
@@ -11632,11 +11195,6 @@
             </w:tcMar>
           </w:tcPr>
           <w:p>
-            <w:r>
-              <w:rPr>
-                <w:sz w:val="20"/>
-              </w:rPr>
-            </w:r>
             <w:r>
               <w:rPr>
                 <w:sz w:val="20"/>
@@ -11672,11 +11230,6 @@
               <w:rPr>
                 <w:sz w:val="20"/>
               </w:rPr>
-            </w:r>
-            <w:r>
-              <w:rPr>
-                <w:sz w:val="20"/>
-              </w:rPr>
               <w:t>4</w:t>
             </w:r>
           </w:p>
@@ -11693,11 +11246,6 @@
             </w:tcMar>
           </w:tcPr>
           <w:p>
-            <w:r>
-              <w:rPr>
-                <w:sz w:val="20"/>
-              </w:rPr>
-            </w:r>
             <w:r>
               <w:rPr>
                 <w:sz w:val="20"/>
@@ -11733,11 +11281,6 @@
               <w:rPr>
                 <w:sz w:val="20"/>
               </w:rPr>
-            </w:r>
-            <w:r>
-              <w:rPr>
-                <w:sz w:val="20"/>
-              </w:rPr>
               <w:t>5</w:t>
             </w:r>
           </w:p>
@@ -11754,11 +11297,6 @@
             </w:tcMar>
           </w:tcPr>
           <w:p>
-            <w:r>
-              <w:rPr>
-                <w:sz w:val="20"/>
-              </w:rPr>
-            </w:r>
             <w:r>
               <w:rPr>
                 <w:sz w:val="20"/>
@@ -11794,11 +11332,6 @@
               <w:rPr>
                 <w:sz w:val="20"/>
               </w:rPr>
-            </w:r>
-            <w:r>
-              <w:rPr>
-                <w:sz w:val="20"/>
-              </w:rPr>
               <w:t>6</w:t>
             </w:r>
           </w:p>
@@ -11822,11 +11355,6 @@
                 <w:lang w:val="es-ES"/>
               </w:rPr>
             </w:pPr>
-            <w:r>
-              <w:rPr>
-                <w:sz w:val="20"/>
-              </w:rPr>
-            </w:r>
             <w:r>
               <w:rPr>
                 <w:sz w:val="20"/>
@@ -11862,11 +11390,6 @@
               <w:rPr>
                 <w:sz w:val="20"/>
               </w:rPr>
-            </w:r>
-            <w:r>
-              <w:rPr>
-                <w:sz w:val="20"/>
-              </w:rPr>
               <w:t>7</w:t>
             </w:r>
           </w:p>
@@ -11883,11 +11406,6 @@
             </w:tcMar>
           </w:tcPr>
           <w:p>
-            <w:r>
-              <w:rPr>
-                <w:sz w:val="20"/>
-              </w:rPr>
-            </w:r>
             <w:r>
               <w:rPr>
                 <w:sz w:val="20"/>
@@ -12203,9 +11721,9 @@
         <w:tblLook w:val="0000" w:firstRow="0" w:lastRow="0" w:firstColumn="0" w:lastColumn="0" w:noHBand="0" w:noVBand="0"/>
       </w:tblPr>
       <w:tblGrid>
-        <w:gridCol w:w="1904"/>
+        <w:gridCol w:w="1843"/>
         <w:gridCol w:w="832"/>
-        <w:gridCol w:w="6624"/>
+        <w:gridCol w:w="6685"/>
       </w:tblGrid>
       <w:tr>
         <w:trPr>
@@ -12366,11 +11884,6 @@
               <w:rPr>
                 <w:sz w:val="20"/>
               </w:rPr>
-            </w:r>
-            <w:r>
-              <w:rPr>
-                <w:sz w:val="20"/>
-              </w:rPr>
               <w:t>Usuario / Paciente</w:t>
             </w:r>
           </w:p>
@@ -12403,11 +11916,6 @@
               <w:rPr>
                 <w:sz w:val="20"/>
               </w:rPr>
-            </w:r>
-            <w:r>
-              <w:rPr>
-                <w:sz w:val="20"/>
-              </w:rPr>
               <w:t>Clase</w:t>
             </w:r>
           </w:p>
@@ -12441,71 +11949,6 @@
               <w:rPr>
                 <w:sz w:val="20"/>
               </w:rPr>
-            </w:r>
-            <w:proofErr w:type="spellStart"/>
-            <w:r>
-              <w:rPr>
-                <w:sz w:val="20"/>
-              </w:rPr>
-            </w:r>
-            <w:proofErr w:type="spellEnd"/>
-            <w:r>
-              <w:rPr>
-                <w:sz w:val="20"/>
-              </w:rPr>
-            </w:r>
-            <w:proofErr w:type="spellStart"/>
-            <w:r>
-              <w:rPr>
-                <w:sz w:val="20"/>
-              </w:rPr>
-            </w:r>
-            <w:proofErr w:type="spellEnd"/>
-            <w:r>
-              <w:rPr>
-                <w:sz w:val="20"/>
-              </w:rPr>
-            </w:r>
-            <w:proofErr w:type="spellStart"/>
-            <w:r>
-              <w:rPr>
-                <w:sz w:val="20"/>
-              </w:rPr>
-            </w:r>
-            <w:proofErr w:type="spellEnd"/>
-            <w:r>
-              <w:rPr>
-                <w:sz w:val="20"/>
-              </w:rPr>
-            </w:r>
-            <w:proofErr w:type="spellStart"/>
-            <w:r>
-              <w:rPr>
-                <w:sz w:val="20"/>
-              </w:rPr>
-            </w:r>
-            <w:proofErr w:type="spellEnd"/>
-            <w:r>
-              <w:rPr>
-                <w:sz w:val="20"/>
-              </w:rPr>
-            </w:r>
-            <w:proofErr w:type="spellStart"/>
-            <w:r>
-              <w:rPr>
-                <w:sz w:val="20"/>
-              </w:rPr>
-            </w:r>
-            <w:proofErr w:type="spellEnd"/>
-            <w:r>
-              <w:rPr>
-                <w:sz w:val="20"/>
-              </w:rPr>
-            </w:r>
-            <w:r>
-              <w:rPr>
-                <w:sz w:val="20"/>
-              </w:rPr>
               <w:t>Usuario (cedula, afiliacionIESS, correo, telefono, dispositivoIoT_ID, jwtToken, rolAsignado)</w:t>
             </w:r>
           </w:p>
@@ -12537,17 +11980,11 @@
                 <w:lang w:val="en-US"/>
               </w:rPr>
             </w:pPr>
-            <w:proofErr w:type="spellStart"/>
-            <w:r>
-              <w:rPr>
-                <w:sz w:val="20"/>
-              </w:rPr>
-            </w:r>
-            <w:proofErr w:type="spellEnd"/>
-            <w:r>
-              <w:rPr>
-                <w:sz w:val="20"/>
-              </w:rPr>
+            <w:r>
+              <w:rPr>
+                <w:sz w:val="20"/>
+              </w:rPr>
+              <w:lastRenderedPageBreak/>
               <w:t>FormularioRegistro</w:t>
             </w:r>
           </w:p>
@@ -12580,11 +12017,6 @@
               <w:rPr>
                 <w:sz w:val="20"/>
               </w:rPr>
-            </w:r>
-            <w:r>
-              <w:rPr>
-                <w:sz w:val="20"/>
-              </w:rPr>
               <w:t>Clase</w:t>
             </w:r>
           </w:p>
@@ -12614,78 +12046,6 @@
                 <w:lang w:val="es-EC"/>
               </w:rPr>
             </w:pPr>
-            <w:proofErr w:type="spellStart"/>
-            <w:r>
-              <w:rPr>
-                <w:sz w:val="20"/>
-              </w:rPr>
-            </w:r>
-            <w:proofErr w:type="spellEnd"/>
-            <w:r>
-              <w:rPr>
-                <w:sz w:val="20"/>
-              </w:rPr>
-            </w:r>
-            <w:proofErr w:type="spellStart"/>
-            <w:r>
-              <w:rPr>
-                <w:sz w:val="20"/>
-              </w:rPr>
-            </w:r>
-            <w:proofErr w:type="spellEnd"/>
-            <w:r>
-              <w:rPr>
-                <w:sz w:val="20"/>
-              </w:rPr>
-            </w:r>
-            <w:proofErr w:type="spellStart"/>
-            <w:r>
-              <w:rPr>
-                <w:sz w:val="20"/>
-              </w:rPr>
-            </w:r>
-            <w:proofErr w:type="spellEnd"/>
-            <w:r>
-              <w:rPr>
-                <w:sz w:val="20"/>
-              </w:rPr>
-            </w:r>
-            <w:proofErr w:type="spellStart"/>
-            <w:r>
-              <w:rPr>
-                <w:sz w:val="20"/>
-              </w:rPr>
-            </w:r>
-            <w:proofErr w:type="spellEnd"/>
-            <w:r>
-              <w:rPr>
-                <w:sz w:val="20"/>
-              </w:rPr>
-            </w:r>
-            <w:proofErr w:type="spellStart"/>
-            <w:r>
-              <w:rPr>
-                <w:sz w:val="20"/>
-              </w:rPr>
-            </w:r>
-            <w:proofErr w:type="spellEnd"/>
-            <w:r>
-              <w:rPr>
-                <w:sz w:val="20"/>
-              </w:rPr>
-            </w:r>
-            <w:proofErr w:type="spellStart"/>
-            <w:r>
-              <w:rPr>
-                <w:sz w:val="20"/>
-              </w:rPr>
-            </w:r>
-            <w:proofErr w:type="spellEnd"/>
-            <w:r>
-              <w:rPr>
-                <w:sz w:val="20"/>
-              </w:rPr>
-            </w:r>
             <w:r>
               <w:rPr>
                 <w:sz w:val="20"/>
@@ -12721,18 +12081,6 @@
                 <w:lang w:val="en-US"/>
               </w:rPr>
             </w:pPr>
-            <w:proofErr w:type="spellStart"/>
-            <w:r>
-              <w:rPr>
-                <w:sz w:val="20"/>
-              </w:rPr>
-            </w:r>
-            <w:proofErr w:type="spellEnd"/>
-            <w:r>
-              <w:rPr>
-                <w:sz w:val="20"/>
-              </w:rPr>
-            </w:r>
             <w:r>
               <w:rPr>
                 <w:sz w:val="20"/>
@@ -12769,11 +12117,6 @@
               <w:rPr>
                 <w:sz w:val="20"/>
               </w:rPr>
-            </w:r>
-            <w:r>
-              <w:rPr>
-                <w:sz w:val="20"/>
-              </w:rPr>
               <w:t>Clase</w:t>
             </w:r>
           </w:p>
@@ -12803,78 +12146,6 @@
                 <w:lang w:val="es-EC"/>
               </w:rPr>
             </w:pPr>
-            <w:proofErr w:type="spellStart"/>
-            <w:r>
-              <w:rPr>
-                <w:sz w:val="20"/>
-              </w:rPr>
-            </w:r>
-            <w:proofErr w:type="spellEnd"/>
-            <w:r>
-              <w:rPr>
-                <w:sz w:val="20"/>
-              </w:rPr>
-            </w:r>
-            <w:proofErr w:type="spellStart"/>
-            <w:r>
-              <w:rPr>
-                <w:sz w:val="20"/>
-              </w:rPr>
-            </w:r>
-            <w:proofErr w:type="spellEnd"/>
-            <w:r>
-              <w:rPr>
-                <w:sz w:val="20"/>
-              </w:rPr>
-            </w:r>
-            <w:proofErr w:type="spellStart"/>
-            <w:r>
-              <w:rPr>
-                <w:sz w:val="20"/>
-              </w:rPr>
-            </w:r>
-            <w:proofErr w:type="spellEnd"/>
-            <w:r>
-              <w:rPr>
-                <w:sz w:val="20"/>
-              </w:rPr>
-            </w:r>
-            <w:proofErr w:type="spellStart"/>
-            <w:r>
-              <w:rPr>
-                <w:sz w:val="20"/>
-              </w:rPr>
-            </w:r>
-            <w:proofErr w:type="spellEnd"/>
-            <w:r>
-              <w:rPr>
-                <w:sz w:val="20"/>
-              </w:rPr>
-            </w:r>
-            <w:proofErr w:type="spellStart"/>
-            <w:r>
-              <w:rPr>
-                <w:sz w:val="20"/>
-              </w:rPr>
-            </w:r>
-            <w:proofErr w:type="spellEnd"/>
-            <w:r>
-              <w:rPr>
-                <w:sz w:val="20"/>
-              </w:rPr>
-            </w:r>
-            <w:proofErr w:type="spellStart"/>
-            <w:r>
-              <w:rPr>
-                <w:sz w:val="20"/>
-              </w:rPr>
-            </w:r>
-            <w:proofErr w:type="spellEnd"/>
-            <w:r>
-              <w:rPr>
-                <w:sz w:val="20"/>
-              </w:rPr>
-            </w:r>
             <w:r>
               <w:rPr>
                 <w:sz w:val="20"/>
@@ -12910,13 +12181,6 @@
                 <w:lang w:val="en-US"/>
               </w:rPr>
             </w:pPr>
-            <w:proofErr w:type="spellStart"/>
-            <w:r>
-              <w:rPr>
-                <w:sz w:val="20"/>
-              </w:rPr>
-            </w:r>
-            <w:proofErr w:type="spellEnd"/>
             <w:r>
               <w:rPr>
                 <w:sz w:val="20"/>
@@ -12953,11 +12217,6 @@
               <w:rPr>
                 <w:sz w:val="20"/>
               </w:rPr>
-            </w:r>
-            <w:r>
-              <w:rPr>
-                <w:sz w:val="20"/>
-              </w:rPr>
               <w:t>Servicio</w:t>
             </w:r>
           </w:p>
@@ -12987,66 +12246,6 @@
                 <w:lang w:val="es-EC"/>
               </w:rPr>
             </w:pPr>
-            <w:proofErr w:type="spellStart"/>
-            <w:r>
-              <w:rPr>
-                <w:sz w:val="20"/>
-              </w:rPr>
-            </w:r>
-            <w:proofErr w:type="spellEnd"/>
-            <w:r>
-              <w:rPr>
-                <w:sz w:val="20"/>
-              </w:rPr>
-            </w:r>
-            <w:proofErr w:type="spellStart"/>
-            <w:r>
-              <w:rPr>
-                <w:sz w:val="20"/>
-              </w:rPr>
-            </w:r>
-            <w:proofErr w:type="spellEnd"/>
-            <w:r>
-              <w:rPr>
-                <w:sz w:val="20"/>
-              </w:rPr>
-            </w:r>
-            <w:proofErr w:type="spellStart"/>
-            <w:r>
-              <w:rPr>
-                <w:sz w:val="20"/>
-              </w:rPr>
-            </w:r>
-            <w:proofErr w:type="spellEnd"/>
-            <w:r>
-              <w:rPr>
-                <w:sz w:val="20"/>
-              </w:rPr>
-            </w:r>
-            <w:proofErr w:type="spellStart"/>
-            <w:r>
-              <w:rPr>
-                <w:sz w:val="20"/>
-              </w:rPr>
-            </w:r>
-            <w:proofErr w:type="spellEnd"/>
-            <w:r>
-              <w:rPr>
-                <w:sz w:val="20"/>
-              </w:rPr>
-            </w:r>
-            <w:proofErr w:type="spellStart"/>
-            <w:r>
-              <w:rPr>
-                <w:sz w:val="20"/>
-              </w:rPr>
-            </w:r>
-            <w:proofErr w:type="spellEnd"/>
-            <w:r>
-              <w:rPr>
-                <w:sz w:val="20"/>
-              </w:rPr>
-            </w:r>
             <w:r>
               <w:rPr>
                 <w:sz w:val="20"/>
@@ -13082,13 +12281,6 @@
                 <w:lang w:val="en-US"/>
               </w:rPr>
             </w:pPr>
-            <w:proofErr w:type="spellStart"/>
-            <w:r>
-              <w:rPr>
-                <w:sz w:val="20"/>
-              </w:rPr>
-            </w:r>
-            <w:proofErr w:type="spellEnd"/>
             <w:r>
               <w:rPr>
                 <w:sz w:val="20"/>
@@ -13125,11 +12317,6 @@
               <w:rPr>
                 <w:sz w:val="20"/>
               </w:rPr>
-            </w:r>
-            <w:r>
-              <w:rPr>
-                <w:sz w:val="20"/>
-              </w:rPr>
               <w:t>Clase</w:t>
             </w:r>
           </w:p>
@@ -13159,66 +12346,6 @@
                 <w:lang w:val="es-EC"/>
               </w:rPr>
             </w:pPr>
-            <w:proofErr w:type="spellStart"/>
-            <w:r>
-              <w:rPr>
-                <w:sz w:val="20"/>
-              </w:rPr>
-            </w:r>
-            <w:proofErr w:type="spellEnd"/>
-            <w:r>
-              <w:rPr>
-                <w:sz w:val="20"/>
-              </w:rPr>
-            </w:r>
-            <w:proofErr w:type="spellStart"/>
-            <w:r>
-              <w:rPr>
-                <w:sz w:val="20"/>
-              </w:rPr>
-            </w:r>
-            <w:proofErr w:type="spellEnd"/>
-            <w:r>
-              <w:rPr>
-                <w:sz w:val="20"/>
-              </w:rPr>
-            </w:r>
-            <w:proofErr w:type="spellStart"/>
-            <w:r>
-              <w:rPr>
-                <w:sz w:val="20"/>
-              </w:rPr>
-            </w:r>
-            <w:proofErr w:type="spellEnd"/>
-            <w:r>
-              <w:rPr>
-                <w:sz w:val="20"/>
-              </w:rPr>
-            </w:r>
-            <w:proofErr w:type="spellStart"/>
-            <w:r>
-              <w:rPr>
-                <w:sz w:val="20"/>
-              </w:rPr>
-            </w:r>
-            <w:proofErr w:type="spellEnd"/>
-            <w:r>
-              <w:rPr>
-                <w:sz w:val="20"/>
-              </w:rPr>
-            </w:r>
-            <w:proofErr w:type="spellStart"/>
-            <w:r>
-              <w:rPr>
-                <w:sz w:val="20"/>
-              </w:rPr>
-            </w:r>
-            <w:proofErr w:type="spellEnd"/>
-            <w:r>
-              <w:rPr>
-                <w:sz w:val="20"/>
-              </w:rPr>
-            </w:r>
             <w:r>
               <w:rPr>
                 <w:sz w:val="20"/>
@@ -13253,13 +12380,6 @@
                 <w:szCs w:val="18"/>
               </w:rPr>
             </w:pPr>
-            <w:proofErr w:type="spellStart"/>
-            <w:r>
-              <w:rPr>
-                <w:sz w:val="20"/>
-              </w:rPr>
-            </w:r>
-            <w:proofErr w:type="spellEnd"/>
             <w:r>
               <w:rPr>
                 <w:sz w:val="20"/>
@@ -13296,11 +12416,6 @@
               <w:rPr>
                 <w:sz w:val="20"/>
               </w:rPr>
-            </w:r>
-            <w:r>
-              <w:rPr>
-                <w:sz w:val="20"/>
-              </w:rPr>
               <w:t>Clase</w:t>
             </w:r>
           </w:p>
@@ -13330,66 +12445,6 @@
                 <w:lang w:val="es-EC"/>
               </w:rPr>
             </w:pPr>
-            <w:proofErr w:type="spellStart"/>
-            <w:r>
-              <w:rPr>
-                <w:sz w:val="20"/>
-              </w:rPr>
-            </w:r>
-            <w:proofErr w:type="spellEnd"/>
-            <w:r>
-              <w:rPr>
-                <w:sz w:val="20"/>
-              </w:rPr>
-            </w:r>
-            <w:proofErr w:type="spellStart"/>
-            <w:r>
-              <w:rPr>
-                <w:sz w:val="20"/>
-              </w:rPr>
-            </w:r>
-            <w:proofErr w:type="spellEnd"/>
-            <w:r>
-              <w:rPr>
-                <w:sz w:val="20"/>
-              </w:rPr>
-            </w:r>
-            <w:proofErr w:type="spellStart"/>
-            <w:r>
-              <w:rPr>
-                <w:sz w:val="20"/>
-              </w:rPr>
-            </w:r>
-            <w:proofErr w:type="spellEnd"/>
-            <w:r>
-              <w:rPr>
-                <w:sz w:val="20"/>
-              </w:rPr>
-            </w:r>
-            <w:proofErr w:type="spellStart"/>
-            <w:r>
-              <w:rPr>
-                <w:sz w:val="20"/>
-              </w:rPr>
-            </w:r>
-            <w:proofErr w:type="spellEnd"/>
-            <w:r>
-              <w:rPr>
-                <w:sz w:val="20"/>
-              </w:rPr>
-            </w:r>
-            <w:proofErr w:type="spellStart"/>
-            <w:r>
-              <w:rPr>
-                <w:sz w:val="20"/>
-              </w:rPr>
-            </w:r>
-            <w:proofErr w:type="spellEnd"/>
-            <w:r>
-              <w:rPr>
-                <w:sz w:val="20"/>
-              </w:rPr>
-            </w:r>
             <w:r>
               <w:rPr>
                 <w:sz w:val="20"/>
@@ -13424,13 +12479,6 @@
                 <w:szCs w:val="18"/>
               </w:rPr>
             </w:pPr>
-            <w:proofErr w:type="spellStart"/>
-            <w:r>
-              <w:rPr>
-                <w:sz w:val="20"/>
-              </w:rPr>
-            </w:r>
-            <w:proofErr w:type="spellEnd"/>
             <w:r>
               <w:rPr>
                 <w:sz w:val="20"/>
@@ -13467,11 +12515,6 @@
               <w:rPr>
                 <w:sz w:val="20"/>
               </w:rPr>
-            </w:r>
-            <w:r>
-              <w:rPr>
-                <w:sz w:val="20"/>
-              </w:rPr>
               <w:t>Clase</w:t>
             </w:r>
           </w:p>
@@ -13501,54 +12544,6 @@
                 <w:lang w:val="es-EC"/>
               </w:rPr>
             </w:pPr>
-            <w:proofErr w:type="spellStart"/>
-            <w:r>
-              <w:rPr>
-                <w:sz w:val="20"/>
-              </w:rPr>
-            </w:r>
-            <w:proofErr w:type="spellEnd"/>
-            <w:r>
-              <w:rPr>
-                <w:sz w:val="20"/>
-              </w:rPr>
-            </w:r>
-            <w:proofErr w:type="spellStart"/>
-            <w:r>
-              <w:rPr>
-                <w:sz w:val="20"/>
-              </w:rPr>
-            </w:r>
-            <w:proofErr w:type="spellEnd"/>
-            <w:r>
-              <w:rPr>
-                <w:sz w:val="20"/>
-              </w:rPr>
-            </w:r>
-            <w:proofErr w:type="spellStart"/>
-            <w:r>
-              <w:rPr>
-                <w:sz w:val="20"/>
-              </w:rPr>
-            </w:r>
-            <w:proofErr w:type="spellEnd"/>
-            <w:r>
-              <w:rPr>
-                <w:sz w:val="20"/>
-              </w:rPr>
-            </w:r>
-            <w:proofErr w:type="spellStart"/>
-            <w:r>
-              <w:rPr>
-                <w:sz w:val="20"/>
-              </w:rPr>
-            </w:r>
-            <w:proofErr w:type="spellEnd"/>
-            <w:r>
-              <w:rPr>
-                <w:sz w:val="20"/>
-              </w:rPr>
-            </w:r>
             <w:r>
               <w:rPr>
                 <w:sz w:val="20"/>
@@ -13584,18 +12579,6 @@
                 <w:lang w:val="en-US"/>
               </w:rPr>
             </w:pPr>
-            <w:proofErr w:type="spellStart"/>
-            <w:r>
-              <w:rPr>
-                <w:sz w:val="20"/>
-              </w:rPr>
-            </w:r>
-            <w:proofErr w:type="spellEnd"/>
-            <w:r>
-              <w:rPr>
-                <w:sz w:val="20"/>
-              </w:rPr>
-            </w:r>
             <w:r>
               <w:rPr>
                 <w:sz w:val="20"/>
@@ -13632,11 +12615,6 @@
               <w:rPr>
                 <w:sz w:val="20"/>
               </w:rPr>
-            </w:r>
-            <w:r>
-              <w:rPr>
-                <w:sz w:val="20"/>
-              </w:rPr>
               <w:t>Clase</w:t>
             </w:r>
           </w:p>
@@ -13666,90 +12644,6 @@
                 <w:lang w:val="es-EC"/>
               </w:rPr>
             </w:pPr>
-            <w:proofErr w:type="spellStart"/>
-            <w:r>
-              <w:rPr>
-                <w:sz w:val="20"/>
-              </w:rPr>
-            </w:r>
-            <w:proofErr w:type="spellEnd"/>
-            <w:r>
-              <w:rPr>
-                <w:sz w:val="20"/>
-              </w:rPr>
-            </w:r>
-            <w:proofErr w:type="spellStart"/>
-            <w:r>
-              <w:rPr>
-                <w:sz w:val="20"/>
-              </w:rPr>
-            </w:r>
-            <w:proofErr w:type="spellEnd"/>
-            <w:r>
-              <w:rPr>
-                <w:sz w:val="20"/>
-              </w:rPr>
-            </w:r>
-            <w:proofErr w:type="spellStart"/>
-            <w:r>
-              <w:rPr>
-                <w:sz w:val="20"/>
-              </w:rPr>
-            </w:r>
-            <w:proofErr w:type="spellEnd"/>
-            <w:r>
-              <w:rPr>
-                <w:sz w:val="20"/>
-              </w:rPr>
-            </w:r>
-            <w:proofErr w:type="spellStart"/>
-            <w:r>
-              <w:rPr>
-                <w:sz w:val="20"/>
-              </w:rPr>
-            </w:r>
-            <w:proofErr w:type="spellEnd"/>
-            <w:r>
-              <w:rPr>
-                <w:sz w:val="20"/>
-              </w:rPr>
-            </w:r>
-            <w:proofErr w:type="spellStart"/>
-            <w:r>
-              <w:rPr>
-                <w:sz w:val="20"/>
-              </w:rPr>
-            </w:r>
-            <w:proofErr w:type="spellEnd"/>
-            <w:r>
-              <w:rPr>
-                <w:sz w:val="20"/>
-              </w:rPr>
-            </w:r>
-            <w:proofErr w:type="spellStart"/>
-            <w:r>
-              <w:rPr>
-                <w:sz w:val="20"/>
-              </w:rPr>
-            </w:r>
-            <w:proofErr w:type="spellEnd"/>
-            <w:r>
-              <w:rPr>
-                <w:sz w:val="20"/>
-              </w:rPr>
-            </w:r>
-            <w:proofErr w:type="spellStart"/>
-            <w:r>
-              <w:rPr>
-                <w:sz w:val="20"/>
-              </w:rPr>
-            </w:r>
-            <w:proofErr w:type="spellEnd"/>
-            <w:r>
-              <w:rPr>
-                <w:sz w:val="20"/>
-              </w:rPr>
-            </w:r>
             <w:r>
               <w:rPr>
                 <w:sz w:val="20"/>
@@ -13884,11 +12778,11 @@
         <w:tblLook w:val="0000" w:firstRow="0" w:lastRow="0" w:firstColumn="0" w:lastColumn="0" w:noHBand="0" w:noVBand="0"/>
       </w:tblPr>
       <w:tblGrid>
-        <w:gridCol w:w="551"/>
-        <w:gridCol w:w="1843"/>
-        <w:gridCol w:w="2787"/>
-        <w:gridCol w:w="1843"/>
-        <w:gridCol w:w="2336"/>
+        <w:gridCol w:w="555"/>
+        <w:gridCol w:w="1859"/>
+        <w:gridCol w:w="2633"/>
+        <w:gridCol w:w="1859"/>
+        <w:gridCol w:w="2454"/>
       </w:tblGrid>
       <w:tr>
         <w:trPr>
@@ -14167,11 +13061,6 @@
               <w:rPr>
                 <w:sz w:val="20"/>
               </w:rPr>
-            </w:r>
-            <w:r>
-              <w:rPr>
-                <w:sz w:val="20"/>
-              </w:rPr>
               <w:t>1</w:t>
             </w:r>
           </w:p>
@@ -14205,11 +13094,6 @@
               <w:rPr>
                 <w:sz w:val="20"/>
               </w:rPr>
-            </w:r>
-            <w:r>
-              <w:rPr>
-                <w:sz w:val="20"/>
-              </w:rPr>
               <w:t>Usuario</w:t>
             </w:r>
           </w:p>
@@ -14243,11 +13127,6 @@
               <w:rPr>
                 <w:sz w:val="20"/>
               </w:rPr>
-            </w:r>
-            <w:r>
-              <w:rPr>
-                <w:sz w:val="20"/>
-              </w:rPr>
               <w:t>ingresa datos</w:t>
             </w:r>
           </w:p>
@@ -14276,13 +13155,6 @@
                 <w:szCs w:val="18"/>
               </w:rPr>
             </w:pPr>
-            <w:proofErr w:type="spellStart"/>
-            <w:r>
-              <w:rPr>
-                <w:sz w:val="20"/>
-              </w:rPr>
-            </w:r>
-            <w:proofErr w:type="spellEnd"/>
             <w:r>
               <w:rPr>
                 <w:sz w:val="20"/>
@@ -14320,11 +13192,6 @@
               <w:rPr>
                 <w:sz w:val="20"/>
               </w:rPr>
-            </w:r>
-            <w:r>
-              <w:rPr>
-                <w:sz w:val="20"/>
-              </w:rPr>
               <w:t>Asociación (entrada)</w:t>
             </w:r>
           </w:p>
@@ -14359,11 +13226,6 @@
               <w:rPr>
                 <w:sz w:val="20"/>
               </w:rPr>
-            </w:r>
-            <w:r>
-              <w:rPr>
-                <w:sz w:val="20"/>
-              </w:rPr>
               <w:t>2</w:t>
             </w:r>
           </w:p>
@@ -14392,13 +13254,6 @@
                 <w:szCs w:val="18"/>
               </w:rPr>
             </w:pPr>
-            <w:proofErr w:type="spellStart"/>
-            <w:r>
-              <w:rPr>
-                <w:sz w:val="20"/>
-              </w:rPr>
-            </w:r>
-            <w:proofErr w:type="spellEnd"/>
             <w:r>
               <w:rPr>
                 <w:sz w:val="20"/>
@@ -14436,11 +13291,6 @@
               <w:rPr>
                 <w:sz w:val="20"/>
               </w:rPr>
-            </w:r>
-            <w:r>
-              <w:rPr>
-                <w:sz w:val="20"/>
-              </w:rPr>
               <w:t>transmite petición</w:t>
             </w:r>
           </w:p>
@@ -14474,11 +13324,6 @@
               <w:rPr>
                 <w:sz w:val="20"/>
               </w:rPr>
-            </w:r>
-            <w:r>
-              <w:rPr>
-                <w:sz w:val="20"/>
-              </w:rPr>
               <w:t>API_IESS</w:t>
             </w:r>
           </w:p>
@@ -14512,11 +13357,6 @@
               <w:rPr>
                 <w:sz w:val="20"/>
               </w:rPr>
-            </w:r>
-            <w:r>
-              <w:rPr>
-                <w:sz w:val="20"/>
-              </w:rPr>
               <w:t>Dependencia (invocación)</w:t>
             </w:r>
           </w:p>
@@ -14551,11 +13391,6 @@
               <w:rPr>
                 <w:sz w:val="20"/>
               </w:rPr>
-            </w:r>
-            <w:r>
-              <w:rPr>
-                <w:sz w:val="20"/>
-              </w:rPr>
               <w:t>3</w:t>
             </w:r>
           </w:p>
@@ -14589,11 +13424,6 @@
               <w:rPr>
                 <w:sz w:val="20"/>
               </w:rPr>
-            </w:r>
-            <w:r>
-              <w:rPr>
-                <w:sz w:val="20"/>
-              </w:rPr>
               <w:t>API_IESS</w:t>
             </w:r>
           </w:p>
@@ -14627,11 +13457,6 @@
               <w:rPr>
                 <w:sz w:val="20"/>
               </w:rPr>
-            </w:r>
-            <w:r>
-              <w:rPr>
-                <w:sz w:val="20"/>
-              </w:rPr>
               <w:t>devuelve historial HL7/FHIR</w:t>
             </w:r>
           </w:p>
@@ -14660,13 +13485,6 @@
                 <w:szCs w:val="18"/>
               </w:rPr>
             </w:pPr>
-            <w:proofErr w:type="spellStart"/>
-            <w:r>
-              <w:rPr>
-                <w:sz w:val="20"/>
-              </w:rPr>
-            </w:r>
-            <w:proofErr w:type="spellEnd"/>
             <w:r>
               <w:rPr>
                 <w:sz w:val="20"/>
@@ -14704,11 +13522,6 @@
               <w:rPr>
                 <w:sz w:val="20"/>
               </w:rPr>
-            </w:r>
-            <w:r>
-              <w:rPr>
-                <w:sz w:val="20"/>
-              </w:rPr>
               <w:t>Asociación (respuesta)</w:t>
             </w:r>
           </w:p>
@@ -14743,11 +13556,6 @@
               <w:rPr>
                 <w:sz w:val="20"/>
               </w:rPr>
-            </w:r>
-            <w:r>
-              <w:rPr>
-                <w:sz w:val="20"/>
-              </w:rPr>
               <w:t>4</w:t>
             </w:r>
           </w:p>
@@ -14780,11 +13588,6 @@
               <w:rPr>
                 <w:sz w:val="20"/>
               </w:rPr>
-            </w:r>
-            <w:r>
-              <w:rPr>
-                <w:sz w:val="20"/>
-              </w:rPr>
               <w:t>Paciente</w:t>
             </w:r>
           </w:p>
@@ -14818,11 +13621,6 @@
               <w:rPr>
                 <w:sz w:val="20"/>
               </w:rPr>
-            </w:r>
-            <w:r>
-              <w:rPr>
-                <w:sz w:val="20"/>
-              </w:rPr>
               <w:t>selecciona modalidad</w:t>
             </w:r>
           </w:p>
@@ -14852,13 +13650,6 @@
                 <w:lang w:val="en-US"/>
               </w:rPr>
             </w:pPr>
-            <w:proofErr w:type="spellStart"/>
-            <w:r>
-              <w:rPr>
-                <w:sz w:val="20"/>
-              </w:rPr>
-            </w:r>
-            <w:proofErr w:type="spellEnd"/>
             <w:r>
               <w:rPr>
                 <w:sz w:val="20"/>
@@ -14896,11 +13687,6 @@
               <w:rPr>
                 <w:sz w:val="20"/>
               </w:rPr>
-            </w:r>
-            <w:r>
-              <w:rPr>
-                <w:sz w:val="20"/>
-              </w:rPr>
               <w:t>Asociación (selección)</w:t>
             </w:r>
           </w:p>
@@ -14935,11 +13721,6 @@
               <w:rPr>
                 <w:sz w:val="20"/>
               </w:rPr>
-            </w:r>
-            <w:r>
-              <w:rPr>
-                <w:sz w:val="20"/>
-              </w:rPr>
               <w:t>5</w:t>
             </w:r>
           </w:p>
@@ -14968,13 +13749,6 @@
                 <w:szCs w:val="18"/>
               </w:rPr>
             </w:pPr>
-            <w:proofErr w:type="spellStart"/>
-            <w:r>
-              <w:rPr>
-                <w:sz w:val="20"/>
-              </w:rPr>
-            </w:r>
-            <w:proofErr w:type="spellEnd"/>
             <w:r>
               <w:rPr>
                 <w:sz w:val="20"/>
@@ -15012,11 +13786,6 @@
               <w:rPr>
                 <w:sz w:val="20"/>
               </w:rPr>
-            </w:r>
-            <w:r>
-              <w:rPr>
-                <w:sz w:val="20"/>
-              </w:rPr>
               <w:t>despacha síntomas</w:t>
             </w:r>
           </w:p>
@@ -15046,13 +13815,6 @@
                 <w:lang w:val="en-US"/>
               </w:rPr>
             </w:pPr>
-            <w:proofErr w:type="spellStart"/>
-            <w:r>
-              <w:rPr>
-                <w:sz w:val="20"/>
-              </w:rPr>
-            </w:r>
-            <w:proofErr w:type="spellEnd"/>
             <w:r>
               <w:rPr>
                 <w:sz w:val="20"/>
@@ -15090,11 +13852,6 @@
               <w:rPr>
                 <w:sz w:val="20"/>
               </w:rPr>
-            </w:r>
-            <w:r>
-              <w:rPr>
-                <w:sz w:val="20"/>
-              </w:rPr>
               <w:t>Dependencia (envío)</w:t>
             </w:r>
           </w:p>
@@ -15129,11 +13886,6 @@
               <w:rPr>
                 <w:sz w:val="20"/>
               </w:rPr>
-            </w:r>
-            <w:r>
-              <w:rPr>
-                <w:sz w:val="20"/>
-              </w:rPr>
               <w:t>6</w:t>
             </w:r>
           </w:p>
@@ -15163,13 +13915,6 @@
                 <w:lang w:val="en-US"/>
               </w:rPr>
             </w:pPr>
-            <w:proofErr w:type="spellStart"/>
-            <w:r>
-              <w:rPr>
-                <w:sz w:val="20"/>
-              </w:rPr>
-            </w:r>
-            <w:proofErr w:type="spellEnd"/>
             <w:r>
               <w:rPr>
                 <w:sz w:val="20"/>
@@ -15207,11 +13952,6 @@
               <w:rPr>
                 <w:sz w:val="20"/>
               </w:rPr>
-            </w:r>
-            <w:r>
-              <w:rPr>
-                <w:sz w:val="20"/>
-              </w:rPr>
               <w:t>genera clasificación XAI</w:t>
             </w:r>
           </w:p>
@@ -15241,13 +13981,6 @@
                 <w:lang w:val="en-US"/>
               </w:rPr>
             </w:pPr>
-            <w:proofErr w:type="spellStart"/>
-            <w:r>
-              <w:rPr>
-                <w:sz w:val="20"/>
-              </w:rPr>
-            </w:r>
-            <w:proofErr w:type="spellEnd"/>
             <w:r>
               <w:rPr>
                 <w:sz w:val="20"/>
@@ -15285,11 +14018,6 @@
               <w:rPr>
                 <w:sz w:val="20"/>
               </w:rPr>
-            </w:r>
-            <w:r>
-              <w:rPr>
-                <w:sz w:val="20"/>
-              </w:rPr>
               <w:t>Creación / Composición</w:t>
             </w:r>
           </w:p>
@@ -15324,11 +14052,6 @@
               <w:rPr>
                 <w:sz w:val="20"/>
               </w:rPr>
-            </w:r>
-            <w:r>
-              <w:rPr>
-                <w:sz w:val="20"/>
-              </w:rPr>
               <w:t>7</w:t>
             </w:r>
           </w:p>
@@ -15357,13 +14080,6 @@
                 <w:szCs w:val="18"/>
               </w:rPr>
             </w:pPr>
-            <w:proofErr w:type="spellStart"/>
-            <w:r>
-              <w:rPr>
-                <w:sz w:val="20"/>
-              </w:rPr>
-            </w:r>
-            <w:proofErr w:type="spellEnd"/>
             <w:r>
               <w:rPr>
                 <w:sz w:val="20"/>
@@ -15401,11 +14117,6 @@
               <w:rPr>
                 <w:sz w:val="20"/>
               </w:rPr>
-            </w:r>
-            <w:r>
-              <w:rPr>
-                <w:sz w:val="20"/>
-              </w:rPr>
               <w:t>genera alerta predictiva</w:t>
             </w:r>
           </w:p>
@@ -15435,13 +14146,6 @@
                 <w:lang w:val="en-US"/>
               </w:rPr>
             </w:pPr>
-            <w:proofErr w:type="spellStart"/>
-            <w:r>
-              <w:rPr>
-                <w:sz w:val="20"/>
-              </w:rPr>
-            </w:r>
-            <w:proofErr w:type="spellEnd"/>
             <w:r>
               <w:rPr>
                 <w:sz w:val="20"/>
@@ -15479,11 +14183,6 @@
               <w:rPr>
                 <w:sz w:val="20"/>
               </w:rPr>
-            </w:r>
-            <w:r>
-              <w:rPr>
-                <w:sz w:val="20"/>
-              </w:rPr>
               <w:t>Creación / Composición</w:t>
             </w:r>
           </w:p>
@@ -15518,11 +14217,6 @@
               <w:rPr>
                 <w:sz w:val="20"/>
               </w:rPr>
-            </w:r>
-            <w:r>
-              <w:rPr>
-                <w:sz w:val="20"/>
-              </w:rPr>
               <w:t>8</w:t>
             </w:r>
           </w:p>
@@ -15552,13 +14246,6 @@
                 <w:lang w:val="en-US"/>
               </w:rPr>
             </w:pPr>
-            <w:proofErr w:type="spellStart"/>
-            <w:r>
-              <w:rPr>
-                <w:sz w:val="20"/>
-              </w:rPr>
-            </w:r>
-            <w:proofErr w:type="spellEnd"/>
             <w:r>
               <w:rPr>
                 <w:sz w:val="20"/>
@@ -15596,23 +14283,6 @@
               <w:rPr>
                 <w:sz w:val="20"/>
               </w:rPr>
-            </w:r>
-            <w:proofErr w:type="spellStart"/>
-            <w:r>
-              <w:rPr>
-                <w:sz w:val="20"/>
-              </w:rPr>
-            </w:r>
-            <w:proofErr w:type="spellEnd"/>
-            <w:r>
-              <w:rPr>
-                <w:sz w:val="20"/>
-              </w:rPr>
-            </w:r>
-            <w:r>
-              <w:rPr>
-                <w:sz w:val="20"/>
-              </w:rPr>
               <w:t>activa bot conversacional</w:t>
             </w:r>
           </w:p>
@@ -15641,13 +14311,6 @@
                 <w:szCs w:val="18"/>
               </w:rPr>
             </w:pPr>
-            <w:proofErr w:type="spellStart"/>
-            <w:r>
-              <w:rPr>
-                <w:sz w:val="20"/>
-              </w:rPr>
-            </w:r>
-            <w:proofErr w:type="spellEnd"/>
             <w:r>
               <w:rPr>
                 <w:sz w:val="20"/>
@@ -15685,11 +14348,6 @@
               <w:rPr>
                 <w:sz w:val="20"/>
               </w:rPr>
-            </w:r>
-            <w:r>
-              <w:rPr>
-                <w:sz w:val="20"/>
-              </w:rPr>
               <w:t>Asociación (activación)</w:t>
             </w:r>
           </w:p>
@@ -15724,11 +14382,6 @@
               <w:rPr>
                 <w:sz w:val="20"/>
               </w:rPr>
-            </w:r>
-            <w:r>
-              <w:rPr>
-                <w:sz w:val="20"/>
-              </w:rPr>
               <w:t>9</w:t>
             </w:r>
           </w:p>
@@ -15757,13 +14410,6 @@
                 <w:szCs w:val="18"/>
               </w:rPr>
             </w:pPr>
-            <w:proofErr w:type="spellStart"/>
-            <w:r>
-              <w:rPr>
-                <w:sz w:val="20"/>
-              </w:rPr>
-            </w:r>
-            <w:proofErr w:type="spellEnd"/>
             <w:r>
               <w:rPr>
                 <w:sz w:val="20"/>
@@ -15801,11 +14447,6 @@
               <w:rPr>
                 <w:sz w:val="20"/>
               </w:rPr>
-            </w:r>
-            <w:r>
-              <w:rPr>
-                <w:sz w:val="20"/>
-              </w:rPr>
               <w:t>asigna caso médico</w:t>
             </w:r>
           </w:p>
@@ -15835,13 +14476,6 @@
                 <w:lang w:val="en-US"/>
               </w:rPr>
             </w:pPr>
-            <w:proofErr w:type="spellStart"/>
-            <w:r>
-              <w:rPr>
-                <w:sz w:val="20"/>
-              </w:rPr>
-            </w:r>
-            <w:proofErr w:type="spellEnd"/>
             <w:r>
               <w:rPr>
                 <w:sz w:val="20"/>
@@ -15875,11 +14509,6 @@
                 <w:lang w:val="en-US"/>
               </w:rPr>
             </w:pPr>
-            <w:r>
-              <w:rPr>
-                <w:sz w:val="20"/>
-              </w:rPr>
-            </w:r>
             <w:r>
               <w:rPr>
                 <w:sz w:val="20"/>
@@ -15991,9 +14620,9 @@
         <w:tblLook w:val="0000" w:firstRow="0" w:lastRow="0" w:firstColumn="0" w:lastColumn="0" w:noHBand="0" w:noVBand="0"/>
       </w:tblPr>
       <w:tblGrid>
-        <w:gridCol w:w="4052"/>
-        <w:gridCol w:w="2333"/>
-        <w:gridCol w:w="2975"/>
+        <w:gridCol w:w="3961"/>
+        <w:gridCol w:w="2373"/>
+        <w:gridCol w:w="3026"/>
       </w:tblGrid>
       <w:tr>
         <w:tc>
@@ -16179,11 +14808,6 @@
               <w:rPr>
                 <w:sz w:val="20"/>
               </w:rPr>
-            </w:r>
-            <w:r>
-              <w:rPr>
-                <w:sz w:val="20"/>
-              </w:rPr>
               <w:t>ingresar datos al formulario</w:t>
             </w:r>
           </w:p>
@@ -16217,11 +14841,6 @@
               <w:rPr>
                 <w:sz w:val="20"/>
               </w:rPr>
-            </w:r>
-            <w:r>
-              <w:rPr>
-                <w:sz w:val="20"/>
-              </w:rPr>
               <w:t>Usuario</w:t>
             </w:r>
           </w:p>
@@ -16251,25 +14870,6 @@
                 <w:lang w:val="en-US"/>
               </w:rPr>
             </w:pPr>
-            <w:proofErr w:type="spellStart"/>
-            <w:proofErr w:type="gramStart"/>
-            <w:r>
-              <w:rPr>
-                <w:sz w:val="20"/>
-              </w:rPr>
-            </w:r>
-            <w:proofErr w:type="spellEnd"/>
-            <w:r>
-              <w:rPr>
-                <w:sz w:val="20"/>
-              </w:rPr>
-            </w:r>
-            <w:proofErr w:type="gramEnd"/>
-            <w:r>
-              <w:rPr>
-                <w:sz w:val="20"/>
-              </w:rPr>
-            </w:r>
             <w:r>
               <w:rPr>
                 <w:sz w:val="20"/>
@@ -16309,11 +14909,6 @@
               <w:rPr>
                 <w:sz w:val="20"/>
               </w:rPr>
-            </w:r>
-            <w:r>
-              <w:rPr>
-                <w:sz w:val="20"/>
-              </w:rPr>
               <w:t>transmitir petición al IESS</w:t>
             </w:r>
           </w:p>
@@ -16342,13 +14937,6 @@
                 <w:szCs w:val="18"/>
               </w:rPr>
             </w:pPr>
-            <w:proofErr w:type="spellStart"/>
-            <w:r>
-              <w:rPr>
-                <w:sz w:val="20"/>
-              </w:rPr>
-            </w:r>
-            <w:proofErr w:type="spellEnd"/>
             <w:r>
               <w:rPr>
                 <w:sz w:val="20"/>
@@ -16382,25 +14970,6 @@
                 <w:lang w:val="en-US"/>
               </w:rPr>
             </w:pPr>
-            <w:proofErr w:type="spellStart"/>
-            <w:proofErr w:type="gramStart"/>
-            <w:r>
-              <w:rPr>
-                <w:sz w:val="20"/>
-              </w:rPr>
-            </w:r>
-            <w:proofErr w:type="spellEnd"/>
-            <w:r>
-              <w:rPr>
-                <w:sz w:val="20"/>
-              </w:rPr>
-            </w:r>
-            <w:proofErr w:type="gramEnd"/>
-            <w:r>
-              <w:rPr>
-                <w:sz w:val="20"/>
-              </w:rPr>
-            </w:r>
             <w:r>
               <w:rPr>
                 <w:sz w:val="20"/>
@@ -16440,11 +15009,6 @@
               <w:rPr>
                 <w:sz w:val="20"/>
               </w:rPr>
-            </w:r>
-            <w:r>
-              <w:rPr>
-                <w:sz w:val="20"/>
-              </w:rPr>
               <w:t>devolver historial clínico HL7/FHIR</w:t>
             </w:r>
           </w:p>
@@ -16478,11 +15042,6 @@
               <w:rPr>
                 <w:sz w:val="20"/>
               </w:rPr>
-            </w:r>
-            <w:r>
-              <w:rPr>
-                <w:sz w:val="20"/>
-              </w:rPr>
               <w:t>API_IESS</w:t>
             </w:r>
           </w:p>
@@ -16512,25 +15071,6 @@
                 <w:lang w:val="en-US"/>
               </w:rPr>
             </w:pPr>
-            <w:proofErr w:type="spellStart"/>
-            <w:proofErr w:type="gramStart"/>
-            <w:r>
-              <w:rPr>
-                <w:sz w:val="20"/>
-              </w:rPr>
-            </w:r>
-            <w:proofErr w:type="spellEnd"/>
-            <w:r>
-              <w:rPr>
-                <w:sz w:val="20"/>
-              </w:rPr>
-            </w:r>
-            <w:proofErr w:type="gramEnd"/>
-            <w:r>
-              <w:rPr>
-                <w:sz w:val="20"/>
-              </w:rPr>
-            </w:r>
             <w:r>
               <w:rPr>
                 <w:sz w:val="20"/>
@@ -16570,11 +15110,6 @@
               <w:rPr>
                 <w:sz w:val="20"/>
               </w:rPr>
-            </w:r>
-            <w:r>
-              <w:rPr>
-                <w:sz w:val="20"/>
-              </w:rPr>
               <w:t>seleccionar modalidad de síntomas</w:t>
             </w:r>
           </w:p>
@@ -16607,11 +15142,6 @@
               <w:rPr>
                 <w:sz w:val="20"/>
               </w:rPr>
-            </w:r>
-            <w:r>
-              <w:rPr>
-                <w:sz w:val="20"/>
-              </w:rPr>
               <w:t>Paciente</w:t>
             </w:r>
           </w:p>
@@ -16641,25 +15171,6 @@
                 <w:lang w:val="en-US"/>
               </w:rPr>
             </w:pPr>
-            <w:proofErr w:type="spellStart"/>
-            <w:proofErr w:type="gramStart"/>
-            <w:r>
-              <w:rPr>
-                <w:sz w:val="20"/>
-              </w:rPr>
-            </w:r>
-            <w:proofErr w:type="spellEnd"/>
-            <w:r>
-              <w:rPr>
-                <w:sz w:val="20"/>
-              </w:rPr>
-            </w:r>
-            <w:proofErr w:type="gramEnd"/>
-            <w:r>
-              <w:rPr>
-                <w:sz w:val="20"/>
-              </w:rPr>
-            </w:r>
             <w:r>
               <w:rPr>
                 <w:sz w:val="20"/>
@@ -16699,11 +15210,6 @@
               <w:rPr>
                 <w:sz w:val="20"/>
               </w:rPr>
-            </w:r>
-            <w:r>
-              <w:rPr>
-                <w:sz w:val="20"/>
-              </w:rPr>
               <w:t>invocar análisis clínico predictivo</w:t>
             </w:r>
           </w:p>
@@ -16732,13 +15238,6 @@
                 <w:szCs w:val="18"/>
               </w:rPr>
             </w:pPr>
-            <w:proofErr w:type="spellStart"/>
-            <w:r>
-              <w:rPr>
-                <w:sz w:val="20"/>
-              </w:rPr>
-            </w:r>
-            <w:proofErr w:type="spellEnd"/>
             <w:r>
               <w:rPr>
                 <w:sz w:val="20"/>
@@ -16772,25 +15271,6 @@
                 <w:lang w:val="en-US"/>
               </w:rPr>
             </w:pPr>
-            <w:proofErr w:type="spellStart"/>
-            <w:proofErr w:type="gramStart"/>
-            <w:r>
-              <w:rPr>
-                <w:sz w:val="20"/>
-              </w:rPr>
-            </w:r>
-            <w:proofErr w:type="spellEnd"/>
-            <w:r>
-              <w:rPr>
-                <w:sz w:val="20"/>
-              </w:rPr>
-            </w:r>
-            <w:proofErr w:type="gramEnd"/>
-            <w:r>
-              <w:rPr>
-                <w:sz w:val="20"/>
-              </w:rPr>
-            </w:r>
             <w:r>
               <w:rPr>
                 <w:sz w:val="20"/>
@@ -16830,11 +15310,6 @@
               <w:rPr>
                 <w:sz w:val="20"/>
               </w:rPr>
-            </w:r>
-            <w:r>
-              <w:rPr>
-                <w:sz w:val="20"/>
-              </w:rPr>
               <w:t>clasificar nivel de prioridad médica</w:t>
             </w:r>
           </w:p>
@@ -16864,13 +15339,6 @@
                 <w:lang w:val="en-US"/>
               </w:rPr>
             </w:pPr>
-            <w:proofErr w:type="spellStart"/>
-            <w:r>
-              <w:rPr>
-                <w:sz w:val="20"/>
-              </w:rPr>
-            </w:r>
-            <w:proofErr w:type="spellEnd"/>
             <w:r>
               <w:rPr>
                 <w:sz w:val="20"/>
@@ -16904,25 +15372,6 @@
                 <w:lang w:val="en-US"/>
               </w:rPr>
             </w:pPr>
-            <w:proofErr w:type="spellStart"/>
-            <w:proofErr w:type="gramStart"/>
-            <w:r>
-              <w:rPr>
-                <w:sz w:val="20"/>
-              </w:rPr>
-            </w:r>
-            <w:proofErr w:type="spellEnd"/>
-            <w:r>
-              <w:rPr>
-                <w:sz w:val="20"/>
-              </w:rPr>
-            </w:r>
-            <w:proofErr w:type="gramEnd"/>
-            <w:r>
-              <w:rPr>
-                <w:sz w:val="20"/>
-              </w:rPr>
-            </w:r>
             <w:r>
               <w:rPr>
                 <w:sz w:val="20"/>
@@ -16962,11 +15411,6 @@
               <w:rPr>
                 <w:sz w:val="20"/>
               </w:rPr>
-            </w:r>
-            <w:r>
-              <w:rPr>
-                <w:sz w:val="20"/>
-              </w:rPr>
               <w:t>generar alerta predictiva con XAI</w:t>
             </w:r>
           </w:p>
@@ -16995,13 +15439,6 @@
                 <w:szCs w:val="18"/>
               </w:rPr>
             </w:pPr>
-            <w:proofErr w:type="spellStart"/>
-            <w:r>
-              <w:rPr>
-                <w:sz w:val="20"/>
-              </w:rPr>
-            </w:r>
-            <w:proofErr w:type="spellEnd"/>
             <w:r>
               <w:rPr>
                 <w:sz w:val="20"/>
@@ -17035,25 +15472,6 @@
                 <w:lang w:val="en-US"/>
               </w:rPr>
             </w:pPr>
-            <w:proofErr w:type="spellStart"/>
-            <w:proofErr w:type="gramStart"/>
-            <w:r>
-              <w:rPr>
-                <w:sz w:val="20"/>
-              </w:rPr>
-            </w:r>
-            <w:proofErr w:type="spellEnd"/>
-            <w:r>
-              <w:rPr>
-                <w:sz w:val="20"/>
-              </w:rPr>
-            </w:r>
-            <w:proofErr w:type="gramEnd"/>
-            <w:r>
-              <w:rPr>
-                <w:sz w:val="20"/>
-              </w:rPr>
-            </w:r>
             <w:r>
               <w:rPr>
                 <w:sz w:val="20"/>
@@ -17093,23 +15511,6 @@
               <w:rPr>
                 <w:sz w:val="20"/>
               </w:rPr>
-            </w:r>
-            <w:proofErr w:type="spellStart"/>
-            <w:r>
-              <w:rPr>
-                <w:sz w:val="20"/>
-              </w:rPr>
-            </w:r>
-            <w:proofErr w:type="spellEnd"/>
-            <w:r>
-              <w:rPr>
-                <w:sz w:val="20"/>
-              </w:rPr>
-            </w:r>
-            <w:r>
-              <w:rPr>
-                <w:sz w:val="20"/>
-              </w:rPr>
               <w:t>activar bot conversacional</w:t>
             </w:r>
           </w:p>
@@ -17139,13 +15540,6 @@
                 <w:lang w:val="en-US"/>
               </w:rPr>
             </w:pPr>
-            <w:proofErr w:type="spellStart"/>
-            <w:r>
-              <w:rPr>
-                <w:sz w:val="20"/>
-              </w:rPr>
-            </w:r>
-            <w:proofErr w:type="spellEnd"/>
             <w:r>
               <w:rPr>
                 <w:sz w:val="20"/>
@@ -17179,25 +15573,6 @@
                 <w:lang w:val="en-US"/>
               </w:rPr>
             </w:pPr>
-            <w:proofErr w:type="spellStart"/>
-            <w:proofErr w:type="gramStart"/>
-            <w:r>
-              <w:rPr>
-                <w:sz w:val="20"/>
-              </w:rPr>
-            </w:r>
-            <w:proofErr w:type="spellEnd"/>
-            <w:r>
-              <w:rPr>
-                <w:sz w:val="20"/>
-              </w:rPr>
-            </w:r>
-            <w:proofErr w:type="gramEnd"/>
-            <w:r>
-              <w:rPr>
-                <w:sz w:val="20"/>
-              </w:rPr>
-            </w:r>
             <w:r>
               <w:rPr>
                 <w:sz w:val="20"/>
@@ -17237,11 +15612,6 @@
               <w:rPr>
                 <w:sz w:val="20"/>
               </w:rPr>
-            </w:r>
-            <w:r>
-              <w:rPr>
-                <w:sz w:val="20"/>
-              </w:rPr>
               <w:t>registrar firma inmutable auditoría</w:t>
             </w:r>
           </w:p>
@@ -17270,13 +15640,6 @@
                 <w:szCs w:val="18"/>
               </w:rPr>
             </w:pPr>
-            <w:proofErr w:type="spellStart"/>
-            <w:r>
-              <w:rPr>
-                <w:sz w:val="20"/>
-              </w:rPr>
-            </w:r>
-            <w:proofErr w:type="spellEnd"/>
             <w:r>
               <w:rPr>
                 <w:sz w:val="20"/>
@@ -17310,25 +15673,6 @@
                 <w:lang w:val="en-US"/>
               </w:rPr>
             </w:pPr>
-            <w:proofErr w:type="spellStart"/>
-            <w:proofErr w:type="gramStart"/>
-            <w:r>
-              <w:rPr>
-                <w:sz w:val="20"/>
-              </w:rPr>
-            </w:r>
-            <w:proofErr w:type="spellEnd"/>
-            <w:r>
-              <w:rPr>
-                <w:sz w:val="20"/>
-              </w:rPr>
-            </w:r>
-            <w:proofErr w:type="gramEnd"/>
-            <w:r>
-              <w:rPr>
-                <w:sz w:val="20"/>
-              </w:rPr>
-            </w:r>
             <w:r>
               <w:rPr>
                 <w:sz w:val="20"/>
@@ -17364,7 +15708,6 @@
           <w:szCs w:val="22"/>
           <w:lang w:val="es-EC"/>
         </w:rPr>
-        <w:lastRenderedPageBreak/>
         <w:t xml:space="preserve">4.3 Análisis de </w:t>
       </w:r>
       <w:r>
@@ -17487,9 +15830,9 @@
       </w:tblPr>
       <w:tblGrid>
         <w:gridCol w:w="551"/>
-        <w:gridCol w:w="2337"/>
-        <w:gridCol w:w="2451"/>
-        <w:gridCol w:w="4021"/>
+        <w:gridCol w:w="2736"/>
+        <w:gridCol w:w="2642"/>
+        <w:gridCol w:w="3431"/>
       </w:tblGrid>
       <w:tr>
         <w:trPr>
@@ -17530,6 +15873,7 @@
                 <w:sz w:val="18"/>
                 <w:szCs w:val="18"/>
               </w:rPr>
+              <w:lastRenderedPageBreak/>
               <w:t>Paso</w:t>
             </w:r>
           </w:p>
@@ -17741,11 +16085,6 @@
               <w:rPr>
                 <w:sz w:val="20"/>
               </w:rPr>
-            </w:r>
-            <w:r>
-              <w:rPr>
-                <w:sz w:val="20"/>
-              </w:rPr>
               <w:t>1</w:t>
             </w:r>
           </w:p>
@@ -17779,11 +16118,6 @@
               <w:rPr>
                 <w:sz w:val="20"/>
               </w:rPr>
-            </w:r>
-            <w:r>
-              <w:rPr>
-                <w:sz w:val="20"/>
-              </w:rPr>
               <w:t>El Usuario ingresa sus datos en el Formulario de Registro</w:t>
             </w:r>
           </w:p>
@@ -17817,18 +16151,6 @@
               <w:rPr>
                 <w:sz w:val="20"/>
               </w:rPr>
-            </w:r>
-            <w:proofErr w:type="spellStart"/>
-            <w:r>
-              <w:rPr>
-                <w:sz w:val="20"/>
-              </w:rPr>
-            </w:r>
-            <w:proofErr w:type="spellEnd"/>
-            <w:r>
-              <w:rPr>
-                <w:sz w:val="20"/>
-              </w:rPr>
               <w:t>Usuario, FormularioRegistro</w:t>
             </w:r>
           </w:p>
@@ -17862,37 +16184,6 @@
               <w:rPr>
                 <w:sz w:val="20"/>
               </w:rPr>
-            </w:r>
-            <w:proofErr w:type="spellStart"/>
-            <w:proofErr w:type="gramStart"/>
-            <w:r>
-              <w:rPr>
-                <w:sz w:val="20"/>
-              </w:rPr>
-            </w:r>
-            <w:proofErr w:type="spellEnd"/>
-            <w:r>
-              <w:rPr>
-                <w:sz w:val="20"/>
-              </w:rPr>
-            </w:r>
-            <w:proofErr w:type="gramEnd"/>
-            <w:r>
-              <w:rPr>
-                <w:sz w:val="20"/>
-              </w:rPr>
-            </w:r>
-            <w:proofErr w:type="spellStart"/>
-            <w:r>
-              <w:rPr>
-                <w:sz w:val="20"/>
-              </w:rPr>
-            </w:r>
-            <w:proofErr w:type="spellEnd"/>
-            <w:r>
-              <w:rPr>
-                <w:sz w:val="20"/>
-              </w:rPr>
               <w:t>Usuario → ingresarDatos() → FormularioRegistro</w:t>
             </w:r>
           </w:p>
@@ -17927,11 +16218,6 @@
               <w:rPr>
                 <w:sz w:val="20"/>
               </w:rPr>
-            </w:r>
-            <w:r>
-              <w:rPr>
-                <w:sz w:val="20"/>
-              </w:rPr>
               <w:t>2</w:t>
             </w:r>
           </w:p>
@@ -17965,11 +16251,6 @@
               <w:rPr>
                 <w:sz w:val="20"/>
               </w:rPr>
-            </w:r>
-            <w:r>
-              <w:rPr>
-                <w:sz w:val="20"/>
-              </w:rPr>
               <w:t>El Formulario transmite la petición al IESS y el sistema recibe el historial HL7/FHIR</w:t>
             </w:r>
           </w:p>
@@ -17999,25 +16280,6 @@
                 <w:lang w:val="en-US"/>
               </w:rPr>
             </w:pPr>
-            <w:proofErr w:type="spellStart"/>
-            <w:r>
-              <w:rPr>
-                <w:sz w:val="20"/>
-              </w:rPr>
-            </w:r>
-            <w:proofErr w:type="spellEnd"/>
-            <w:r>
-              <w:rPr>
-                <w:sz w:val="20"/>
-              </w:rPr>
-            </w:r>
-            <w:proofErr w:type="spellStart"/>
-            <w:r>
-              <w:rPr>
-                <w:sz w:val="20"/>
-              </w:rPr>
-            </w:r>
-            <w:proofErr w:type="spellEnd"/>
             <w:r>
               <w:rPr>
                 <w:sz w:val="20"/>
@@ -18051,63 +16313,6 @@
                 <w:lang w:val="es-EC"/>
               </w:rPr>
             </w:pPr>
-            <w:proofErr w:type="spellStart"/>
-            <w:r>
-              <w:rPr>
-                <w:sz w:val="20"/>
-              </w:rPr>
-            </w:r>
-            <w:proofErr w:type="spellEnd"/>
-            <w:r>
-              <w:rPr>
-                <w:sz w:val="20"/>
-              </w:rPr>
-            </w:r>
-            <w:proofErr w:type="spellStart"/>
-            <w:proofErr w:type="gramStart"/>
-            <w:r>
-              <w:rPr>
-                <w:sz w:val="20"/>
-              </w:rPr>
-            </w:r>
-            <w:proofErr w:type="spellEnd"/>
-            <w:r>
-              <w:rPr>
-                <w:sz w:val="20"/>
-              </w:rPr>
-            </w:r>
-            <w:proofErr w:type="gramEnd"/>
-            <w:r>
-              <w:rPr>
-                <w:sz w:val="20"/>
-              </w:rPr>
-            </w:r>
-            <w:proofErr w:type="spellStart"/>
-            <w:proofErr w:type="gramStart"/>
-            <w:r>
-              <w:rPr>
-                <w:sz w:val="20"/>
-              </w:rPr>
-            </w:r>
-            <w:proofErr w:type="spellEnd"/>
-            <w:r>
-              <w:rPr>
-                <w:sz w:val="20"/>
-              </w:rPr>
-            </w:r>
-            <w:proofErr w:type="gramEnd"/>
-            <w:r>
-              <w:rPr>
-                <w:sz w:val="20"/>
-              </w:rPr>
-            </w:r>
-            <w:proofErr w:type="spellStart"/>
-            <w:r>
-              <w:rPr>
-                <w:sz w:val="20"/>
-              </w:rPr>
-            </w:r>
-            <w:proofErr w:type="spellEnd"/>
             <w:r>
               <w:rPr>
                 <w:sz w:val="20"/>
@@ -18146,11 +16351,6 @@
               <w:rPr>
                 <w:sz w:val="20"/>
               </w:rPr>
-            </w:r>
-            <w:r>
-              <w:rPr>
-                <w:sz w:val="20"/>
-              </w:rPr>
               <w:t>3</w:t>
             </w:r>
           </w:p>
@@ -18184,11 +16384,6 @@
               <w:rPr>
                 <w:sz w:val="20"/>
               </w:rPr>
-            </w:r>
-            <w:r>
-              <w:rPr>
-                <w:sz w:val="20"/>
-              </w:rPr>
               <w:t>El Paciente selecciona la modalidad de síntomas e ingresa la información</w:t>
             </w:r>
           </w:p>
@@ -18222,30 +16417,6 @@
               <w:rPr>
                 <w:sz w:val="20"/>
               </w:rPr>
-            </w:r>
-            <w:proofErr w:type="spellStart"/>
-            <w:r>
-              <w:rPr>
-                <w:sz w:val="20"/>
-              </w:rPr>
-            </w:r>
-            <w:proofErr w:type="spellEnd"/>
-            <w:r>
-              <w:rPr>
-                <w:sz w:val="20"/>
-              </w:rPr>
-            </w:r>
-            <w:proofErr w:type="spellStart"/>
-            <w:r>
-              <w:rPr>
-                <w:sz w:val="20"/>
-              </w:rPr>
-            </w:r>
-            <w:proofErr w:type="spellEnd"/>
-            <w:r>
-              <w:rPr>
-                <w:sz w:val="20"/>
-              </w:rPr>
               <w:t>Paciente, BotConversacional, FormularioAutonomo</w:t>
             </w:r>
           </w:p>
@@ -18279,49 +16450,6 @@
               <w:rPr>
                 <w:sz w:val="20"/>
               </w:rPr>
-            </w:r>
-            <w:proofErr w:type="spellStart"/>
-            <w:proofErr w:type="gramStart"/>
-            <w:r>
-              <w:rPr>
-                <w:sz w:val="20"/>
-              </w:rPr>
-            </w:r>
-            <w:proofErr w:type="spellEnd"/>
-            <w:r>
-              <w:rPr>
-                <w:sz w:val="20"/>
-              </w:rPr>
-            </w:r>
-            <w:proofErr w:type="gramEnd"/>
-            <w:r>
-              <w:rPr>
-                <w:sz w:val="20"/>
-              </w:rPr>
-            </w:r>
-            <w:proofErr w:type="spellStart"/>
-            <w:r>
-              <w:rPr>
-                <w:sz w:val="20"/>
-              </w:rPr>
-            </w:r>
-            <w:proofErr w:type="spellEnd"/>
-            <w:r>
-              <w:rPr>
-                <w:sz w:val="20"/>
-              </w:rPr>
-            </w:r>
-            <w:proofErr w:type="spellStart"/>
-            <w:r>
-              <w:rPr>
-                <w:sz w:val="20"/>
-              </w:rPr>
-            </w:r>
-            <w:proofErr w:type="spellEnd"/>
-            <w:r>
-              <w:rPr>
-                <w:sz w:val="20"/>
-              </w:rPr>
               <w:t>Paciente → seleccionarModalidad() → BotConversacional o FormularioAutonomo</w:t>
             </w:r>
           </w:p>
@@ -18356,11 +16484,6 @@
               <w:rPr>
                 <w:sz w:val="20"/>
               </w:rPr>
-            </w:r>
-            <w:r>
-              <w:rPr>
-                <w:sz w:val="20"/>
-              </w:rPr>
               <w:t>4</w:t>
             </w:r>
           </w:p>
@@ -18394,18 +16517,6 @@
               <w:rPr>
                 <w:sz w:val="20"/>
               </w:rPr>
-            </w:r>
-            <w:proofErr w:type="spellStart"/>
-            <w:r>
-              <w:rPr>
-                <w:sz w:val="20"/>
-              </w:rPr>
-            </w:r>
-            <w:proofErr w:type="spellEnd"/>
-            <w:r>
-              <w:rPr>
-                <w:sz w:val="20"/>
-              </w:rPr>
               <w:t>El sistema invoca a MedGeminiEngine y recibe la ClasificacionXAI</w:t>
             </w:r>
           </w:p>
@@ -18435,37 +16546,6 @@
                 <w:lang w:val="en-US"/>
               </w:rPr>
             </w:pPr>
-            <w:proofErr w:type="spellStart"/>
-            <w:r>
-              <w:rPr>
-                <w:sz w:val="20"/>
-              </w:rPr>
-            </w:r>
-            <w:proofErr w:type="spellEnd"/>
-            <w:r>
-              <w:rPr>
-                <w:sz w:val="20"/>
-              </w:rPr>
-            </w:r>
-            <w:proofErr w:type="spellStart"/>
-            <w:r>
-              <w:rPr>
-                <w:sz w:val="20"/>
-              </w:rPr>
-            </w:r>
-            <w:proofErr w:type="spellEnd"/>
-            <w:r>
-              <w:rPr>
-                <w:sz w:val="20"/>
-              </w:rPr>
-            </w:r>
-            <w:proofErr w:type="spellStart"/>
-            <w:r>
-              <w:rPr>
-                <w:sz w:val="20"/>
-              </w:rPr>
-            </w:r>
-            <w:proofErr w:type="spellEnd"/>
             <w:r>
               <w:rPr>
                 <w:sz w:val="20"/>
@@ -18499,75 +16579,6 @@
                 <w:lang w:val="es-EC"/>
               </w:rPr>
             </w:pPr>
-            <w:proofErr w:type="spellStart"/>
-            <w:r>
-              <w:rPr>
-                <w:sz w:val="20"/>
-              </w:rPr>
-            </w:r>
-            <w:proofErr w:type="spellEnd"/>
-            <w:r>
-              <w:rPr>
-                <w:sz w:val="20"/>
-              </w:rPr>
-            </w:r>
-            <w:proofErr w:type="spellStart"/>
-            <w:proofErr w:type="gramStart"/>
-            <w:r>
-              <w:rPr>
-                <w:sz w:val="20"/>
-              </w:rPr>
-            </w:r>
-            <w:proofErr w:type="spellEnd"/>
-            <w:r>
-              <w:rPr>
-                <w:sz w:val="20"/>
-              </w:rPr>
-            </w:r>
-            <w:proofErr w:type="gramEnd"/>
-            <w:r>
-              <w:rPr>
-                <w:sz w:val="20"/>
-              </w:rPr>
-            </w:r>
-            <w:proofErr w:type="spellStart"/>
-            <w:r>
-              <w:rPr>
-                <w:sz w:val="20"/>
-              </w:rPr>
-            </w:r>
-            <w:proofErr w:type="spellEnd"/>
-            <w:r>
-              <w:rPr>
-                <w:sz w:val="20"/>
-              </w:rPr>
-            </w:r>
-            <w:proofErr w:type="spellStart"/>
-            <w:proofErr w:type="gramStart"/>
-            <w:r>
-              <w:rPr>
-                <w:sz w:val="20"/>
-              </w:rPr>
-            </w:r>
-            <w:proofErr w:type="spellEnd"/>
-            <w:r>
-              <w:rPr>
-                <w:sz w:val="20"/>
-              </w:rPr>
-            </w:r>
-            <w:proofErr w:type="gramEnd"/>
-            <w:r>
-              <w:rPr>
-                <w:sz w:val="20"/>
-              </w:rPr>
-            </w:r>
-            <w:proofErr w:type="spellStart"/>
-            <w:r>
-              <w:rPr>
-                <w:sz w:val="20"/>
-              </w:rPr>
-            </w:r>
-            <w:proofErr w:type="spellEnd"/>
             <w:r>
               <w:rPr>
                 <w:sz w:val="20"/>
@@ -18606,11 +16617,6 @@
               <w:rPr>
                 <w:sz w:val="20"/>
               </w:rPr>
-            </w:r>
-            <w:r>
-              <w:rPr>
-                <w:sz w:val="20"/>
-              </w:rPr>
               <w:t>5</w:t>
             </w:r>
           </w:p>
@@ -18644,23 +16650,6 @@
               <w:rPr>
                 <w:sz w:val="20"/>
               </w:rPr>
-            </w:r>
-            <w:proofErr w:type="spellStart"/>
-            <w:r>
-              <w:rPr>
-                <w:sz w:val="20"/>
-              </w:rPr>
-            </w:r>
-            <w:proofErr w:type="spellEnd"/>
-            <w:r>
-              <w:rPr>
-                <w:sz w:val="20"/>
-              </w:rPr>
-            </w:r>
-            <w:r>
-              <w:rPr>
-                <w:sz w:val="20"/>
-              </w:rPr>
               <w:t>El DispositivoIoT transmite lecturas y MedGeminiEngine detecta la anomalía</w:t>
             </w:r>
           </w:p>
@@ -18690,49 +16679,6 @@
                 <w:lang w:val="en-US"/>
               </w:rPr>
             </w:pPr>
-            <w:proofErr w:type="spellStart"/>
-            <w:r>
-              <w:rPr>
-                <w:sz w:val="20"/>
-              </w:rPr>
-            </w:r>
-            <w:proofErr w:type="spellEnd"/>
-            <w:r>
-              <w:rPr>
-                <w:sz w:val="20"/>
-              </w:rPr>
-            </w:r>
-            <w:proofErr w:type="spellStart"/>
-            <w:r>
-              <w:rPr>
-                <w:sz w:val="20"/>
-              </w:rPr>
-            </w:r>
-            <w:proofErr w:type="spellEnd"/>
-            <w:r>
-              <w:rPr>
-                <w:sz w:val="20"/>
-              </w:rPr>
-            </w:r>
-            <w:proofErr w:type="spellStart"/>
-            <w:r>
-              <w:rPr>
-                <w:sz w:val="20"/>
-              </w:rPr>
-            </w:r>
-            <w:proofErr w:type="spellEnd"/>
-            <w:r>
-              <w:rPr>
-                <w:sz w:val="20"/>
-              </w:rPr>
-            </w:r>
-            <w:proofErr w:type="spellStart"/>
-            <w:r>
-              <w:rPr>
-                <w:sz w:val="20"/>
-              </w:rPr>
-            </w:r>
-            <w:proofErr w:type="spellEnd"/>
             <w:r>
               <w:rPr>
                 <w:sz w:val="20"/>
@@ -18766,106 +16712,6 @@
                 <w:lang w:val="es-EC"/>
               </w:rPr>
             </w:pPr>
-            <w:proofErr w:type="spellStart"/>
-            <w:r>
-              <w:rPr>
-                <w:sz w:val="20"/>
-              </w:rPr>
-            </w:r>
-            <w:proofErr w:type="spellEnd"/>
-            <w:r>
-              <w:rPr>
-                <w:sz w:val="20"/>
-              </w:rPr>
-            </w:r>
-            <w:proofErr w:type="spellStart"/>
-            <w:proofErr w:type="gramStart"/>
-            <w:r>
-              <w:rPr>
-                <w:sz w:val="20"/>
-              </w:rPr>
-            </w:r>
-            <w:proofErr w:type="spellEnd"/>
-            <w:r>
-              <w:rPr>
-                <w:sz w:val="20"/>
-              </w:rPr>
-            </w:r>
-            <w:proofErr w:type="gramEnd"/>
-            <w:r>
-              <w:rPr>
-                <w:sz w:val="20"/>
-              </w:rPr>
-            </w:r>
-            <w:proofErr w:type="spellStart"/>
-            <w:r>
-              <w:rPr>
-                <w:sz w:val="20"/>
-              </w:rPr>
-            </w:r>
-            <w:proofErr w:type="spellEnd"/>
-            <w:r>
-              <w:rPr>
-                <w:sz w:val="20"/>
-              </w:rPr>
-            </w:r>
-            <w:proofErr w:type="spellStart"/>
-            <w:proofErr w:type="gramStart"/>
-            <w:r>
-              <w:rPr>
-                <w:sz w:val="20"/>
-              </w:rPr>
-            </w:r>
-            <w:proofErr w:type="spellEnd"/>
-            <w:r>
-              <w:rPr>
-                <w:sz w:val="20"/>
-              </w:rPr>
-            </w:r>
-            <w:proofErr w:type="gramEnd"/>
-            <w:r>
-              <w:rPr>
-                <w:sz w:val="20"/>
-              </w:rPr>
-            </w:r>
-            <w:proofErr w:type="spellStart"/>
-            <w:r>
-              <w:rPr>
-                <w:sz w:val="20"/>
-              </w:rPr>
-            </w:r>
-            <w:proofErr w:type="spellEnd"/>
-            <w:r>
-              <w:rPr>
-                <w:sz w:val="20"/>
-              </w:rPr>
-            </w:r>
-            <w:proofErr w:type="spellStart"/>
-            <w:proofErr w:type="gramStart"/>
-            <w:r>
-              <w:rPr>
-                <w:sz w:val="20"/>
-              </w:rPr>
-            </w:r>
-            <w:proofErr w:type="spellEnd"/>
-            <w:r>
-              <w:rPr>
-                <w:sz w:val="20"/>
-              </w:rPr>
-            </w:r>
-            <w:proofErr w:type="gramEnd"/>
-            <w:r>
-              <w:rPr>
-                <w:sz w:val="20"/>
-              </w:rPr>
-            </w:r>
-            <w:proofErr w:type="spellStart"/>
-            <w:r>
-              <w:rPr>
-                <w:sz w:val="20"/>
-              </w:rPr>
-            </w:r>
-            <w:proofErr w:type="spellEnd"/>
             <w:r>
               <w:rPr>
                 <w:sz w:val="20"/>
@@ -18904,11 +16750,6 @@
               <w:rPr>
                 <w:sz w:val="20"/>
               </w:rPr>
-            </w:r>
-            <w:r>
-              <w:rPr>
-                <w:sz w:val="20"/>
-              </w:rPr>
               <w:t>6</w:t>
             </w:r>
           </w:p>
@@ -18942,11 +16783,6 @@
               <w:rPr>
                 <w:sz w:val="20"/>
               </w:rPr>
-            </w:r>
-            <w:r>
-              <w:rPr>
-                <w:sz w:val="20"/>
-              </w:rPr>
               <w:t>La AlertaPredictivaXAI activa el BotConversacional y este guía al Paciente</w:t>
             </w:r>
           </w:p>
@@ -18976,30 +16812,6 @@
                 <w:lang w:val="en-US"/>
               </w:rPr>
             </w:pPr>
-            <w:proofErr w:type="spellStart"/>
-            <w:r>
-              <w:rPr>
-                <w:sz w:val="20"/>
-              </w:rPr>
-            </w:r>
-            <w:proofErr w:type="spellEnd"/>
-            <w:r>
-              <w:rPr>
-                <w:sz w:val="20"/>
-              </w:rPr>
-            </w:r>
-            <w:proofErr w:type="spellStart"/>
-            <w:r>
-              <w:rPr>
-                <w:sz w:val="20"/>
-              </w:rPr>
-            </w:r>
-            <w:proofErr w:type="spellEnd"/>
-            <w:r>
-              <w:rPr>
-                <w:sz w:val="20"/>
-              </w:rPr>
-            </w:r>
             <w:r>
               <w:rPr>
                 <w:sz w:val="20"/>
@@ -19033,68 +16845,6 @@
                 <w:lang w:val="es-EC"/>
               </w:rPr>
             </w:pPr>
-            <w:proofErr w:type="spellStart"/>
-            <w:r>
-              <w:rPr>
-                <w:sz w:val="20"/>
-              </w:rPr>
-            </w:r>
-            <w:proofErr w:type="spellEnd"/>
-            <w:r>
-              <w:rPr>
-                <w:sz w:val="20"/>
-              </w:rPr>
-            </w:r>
-            <w:proofErr w:type="spellStart"/>
-            <w:proofErr w:type="gramStart"/>
-            <w:r>
-              <w:rPr>
-                <w:sz w:val="20"/>
-              </w:rPr>
-            </w:r>
-            <w:proofErr w:type="spellEnd"/>
-            <w:r>
-              <w:rPr>
-                <w:sz w:val="20"/>
-              </w:rPr>
-            </w:r>
-            <w:proofErr w:type="gramEnd"/>
-            <w:r>
-              <w:rPr>
-                <w:sz w:val="20"/>
-              </w:rPr>
-            </w:r>
-            <w:proofErr w:type="spellStart"/>
-            <w:r>
-              <w:rPr>
-                <w:sz w:val="20"/>
-              </w:rPr>
-            </w:r>
-            <w:proofErr w:type="spellEnd"/>
-            <w:r>
-              <w:rPr>
-                <w:sz w:val="20"/>
-              </w:rPr>
-            </w:r>
-            <w:proofErr w:type="spellStart"/>
-            <w:proofErr w:type="gramStart"/>
-            <w:r>
-              <w:rPr>
-                <w:sz w:val="20"/>
-              </w:rPr>
-            </w:r>
-            <w:proofErr w:type="spellEnd"/>
-            <w:r>
-              <w:rPr>
-                <w:sz w:val="20"/>
-              </w:rPr>
-            </w:r>
-            <w:proofErr w:type="gramEnd"/>
-            <w:r>
-              <w:rPr>
-                <w:sz w:val="20"/>
-              </w:rPr>
-            </w:r>
             <w:r>
               <w:rPr>
                 <w:sz w:val="20"/>
@@ -19133,11 +16883,6 @@
               <w:rPr>
                 <w:sz w:val="20"/>
               </w:rPr>
-            </w:r>
-            <w:r>
-              <w:rPr>
-                <w:sz w:val="20"/>
-              </w:rPr>
               <w:t>7</w:t>
             </w:r>
           </w:p>
@@ -19171,23 +16916,6 @@
               <w:rPr>
                 <w:sz w:val="20"/>
               </w:rPr>
-            </w:r>
-            <w:proofErr w:type="spellStart"/>
-            <w:r>
-              <w:rPr>
-                <w:sz w:val="20"/>
-              </w:rPr>
-            </w:r>
-            <w:proofErr w:type="spellEnd"/>
-            <w:r>
-              <w:rPr>
-                <w:sz w:val="20"/>
-              </w:rPr>
-            </w:r>
-            <w:r>
-              <w:rPr>
-                <w:sz w:val="20"/>
-              </w:rPr>
               <w:t>El MotorMatching asigna el caso al PersonalMedico y Centro de Asistencia</w:t>
             </w:r>
           </w:p>
@@ -19217,49 +16945,6 @@
                 <w:lang w:val="en-US"/>
               </w:rPr>
             </w:pPr>
-            <w:proofErr w:type="spellStart"/>
-            <w:r>
-              <w:rPr>
-                <w:sz w:val="20"/>
-              </w:rPr>
-            </w:r>
-            <w:proofErr w:type="spellEnd"/>
-            <w:r>
-              <w:rPr>
-                <w:sz w:val="20"/>
-              </w:rPr>
-            </w:r>
-            <w:proofErr w:type="spellStart"/>
-            <w:r>
-              <w:rPr>
-                <w:sz w:val="20"/>
-              </w:rPr>
-            </w:r>
-            <w:proofErr w:type="spellEnd"/>
-            <w:r>
-              <w:rPr>
-                <w:sz w:val="20"/>
-              </w:rPr>
-            </w:r>
-            <w:proofErr w:type="spellStart"/>
-            <w:r>
-              <w:rPr>
-                <w:sz w:val="20"/>
-              </w:rPr>
-            </w:r>
-            <w:proofErr w:type="spellEnd"/>
-            <w:r>
-              <w:rPr>
-                <w:sz w:val="20"/>
-              </w:rPr>
-            </w:r>
-            <w:proofErr w:type="spellStart"/>
-            <w:r>
-              <w:rPr>
-                <w:sz w:val="20"/>
-              </w:rPr>
-            </w:r>
-            <w:proofErr w:type="spellEnd"/>
             <w:r>
               <w:rPr>
                 <w:sz w:val="20"/>
@@ -19293,56 +16978,6 @@
                 <w:lang w:val="en-US"/>
               </w:rPr>
             </w:pPr>
-            <w:proofErr w:type="spellStart"/>
-            <w:r>
-              <w:rPr>
-                <w:sz w:val="20"/>
-              </w:rPr>
-            </w:r>
-            <w:proofErr w:type="spellEnd"/>
-            <w:r>
-              <w:rPr>
-                <w:sz w:val="20"/>
-              </w:rPr>
-            </w:r>
-            <w:proofErr w:type="spellStart"/>
-            <w:proofErr w:type="gramStart"/>
-            <w:r>
-              <w:rPr>
-                <w:sz w:val="20"/>
-              </w:rPr>
-            </w:r>
-            <w:proofErr w:type="spellEnd"/>
-            <w:r>
-              <w:rPr>
-                <w:sz w:val="20"/>
-              </w:rPr>
-            </w:r>
-            <w:proofErr w:type="gramEnd"/>
-            <w:r>
-              <w:rPr>
-                <w:sz w:val="20"/>
-              </w:rPr>
-            </w:r>
-            <w:proofErr w:type="spellStart"/>
-            <w:r>
-              <w:rPr>
-                <w:sz w:val="20"/>
-              </w:rPr>
-            </w:r>
-            <w:proofErr w:type="spellEnd"/>
-            <w:r>
-              <w:rPr>
-                <w:sz w:val="20"/>
-              </w:rPr>
-            </w:r>
-            <w:proofErr w:type="spellStart"/>
-            <w:r>
-              <w:rPr>
-                <w:sz w:val="20"/>
-              </w:rPr>
-            </w:r>
-            <w:proofErr w:type="spellEnd"/>
             <w:r>
               <w:rPr>
                 <w:sz w:val="20"/>
@@ -19381,11 +17016,6 @@
               <w:rPr>
                 <w:sz w:val="20"/>
               </w:rPr>
-            </w:r>
-            <w:r>
-              <w:rPr>
-                <w:sz w:val="20"/>
-              </w:rPr>
               <w:t>8</w:t>
             </w:r>
           </w:p>
@@ -19419,23 +17049,6 @@
               <w:rPr>
                 <w:sz w:val="20"/>
               </w:rPr>
-            </w:r>
-            <w:proofErr w:type="spellStart"/>
-            <w:r>
-              <w:rPr>
-                <w:sz w:val="20"/>
-              </w:rPr>
-            </w:r>
-            <w:proofErr w:type="spellEnd"/>
-            <w:r>
-              <w:rPr>
-                <w:sz w:val="20"/>
-              </w:rPr>
-            </w:r>
-            <w:r>
-              <w:rPr>
-                <w:sz w:val="20"/>
-              </w:rPr>
               <w:t>El PersonalMedico realiza la teleconsulta con soporte de MedGeminiEngine y firma la receta</w:t>
             </w:r>
           </w:p>
@@ -19465,49 +17078,6 @@
                 <w:lang w:val="en-US"/>
               </w:rPr>
             </w:pPr>
-            <w:proofErr w:type="spellStart"/>
-            <w:r>
-              <w:rPr>
-                <w:sz w:val="20"/>
-              </w:rPr>
-            </w:r>
-            <w:proofErr w:type="spellEnd"/>
-            <w:r>
-              <w:rPr>
-                <w:sz w:val="20"/>
-              </w:rPr>
-            </w:r>
-            <w:proofErr w:type="spellStart"/>
-            <w:r>
-              <w:rPr>
-                <w:sz w:val="20"/>
-              </w:rPr>
-            </w:r>
-            <w:proofErr w:type="spellEnd"/>
-            <w:r>
-              <w:rPr>
-                <w:sz w:val="20"/>
-              </w:rPr>
-            </w:r>
-            <w:proofErr w:type="spellStart"/>
-            <w:r>
-              <w:rPr>
-                <w:sz w:val="20"/>
-              </w:rPr>
-            </w:r>
-            <w:proofErr w:type="spellEnd"/>
-            <w:r>
-              <w:rPr>
-                <w:sz w:val="20"/>
-              </w:rPr>
-            </w:r>
-            <w:proofErr w:type="spellStart"/>
-            <w:r>
-              <w:rPr>
-                <w:sz w:val="20"/>
-              </w:rPr>
-            </w:r>
-            <w:proofErr w:type="spellEnd"/>
             <w:r>
               <w:rPr>
                 <w:sz w:val="20"/>
@@ -19541,137 +17111,6 @@
                 <w:lang w:val="es-EC"/>
               </w:rPr>
             </w:pPr>
-            <w:proofErr w:type="spellStart"/>
-            <w:r>
-              <w:rPr>
-                <w:sz w:val="20"/>
-              </w:rPr>
-            </w:r>
-            <w:proofErr w:type="spellEnd"/>
-            <w:r>
-              <w:rPr>
-                <w:sz w:val="20"/>
-              </w:rPr>
-            </w:r>
-            <w:proofErr w:type="spellStart"/>
-            <w:proofErr w:type="gramStart"/>
-            <w:r>
-              <w:rPr>
-                <w:sz w:val="20"/>
-              </w:rPr>
-            </w:r>
-            <w:proofErr w:type="spellEnd"/>
-            <w:r>
-              <w:rPr>
-                <w:sz w:val="20"/>
-              </w:rPr>
-            </w:r>
-            <w:proofErr w:type="gramEnd"/>
-            <w:r>
-              <w:rPr>
-                <w:sz w:val="20"/>
-              </w:rPr>
-            </w:r>
-            <w:proofErr w:type="spellStart"/>
-            <w:r>
-              <w:rPr>
-                <w:sz w:val="20"/>
-              </w:rPr>
-            </w:r>
-            <w:proofErr w:type="spellEnd"/>
-            <w:r>
-              <w:rPr>
-                <w:sz w:val="20"/>
-              </w:rPr>
-            </w:r>
-            <w:proofErr w:type="spellStart"/>
-            <w:proofErr w:type="gramStart"/>
-            <w:r>
-              <w:rPr>
-                <w:sz w:val="20"/>
-              </w:rPr>
-            </w:r>
-            <w:proofErr w:type="spellEnd"/>
-            <w:r>
-              <w:rPr>
-                <w:sz w:val="20"/>
-              </w:rPr>
-            </w:r>
-            <w:proofErr w:type="gramEnd"/>
-            <w:r>
-              <w:rPr>
-                <w:sz w:val="20"/>
-              </w:rPr>
-            </w:r>
-            <w:proofErr w:type="spellStart"/>
-            <w:r>
-              <w:rPr>
-                <w:sz w:val="20"/>
-              </w:rPr>
-            </w:r>
-            <w:proofErr w:type="spellEnd"/>
-            <w:r>
-              <w:rPr>
-                <w:sz w:val="20"/>
-              </w:rPr>
-            </w:r>
-            <w:proofErr w:type="spellStart"/>
-            <w:proofErr w:type="gramStart"/>
-            <w:r>
-              <w:rPr>
-                <w:sz w:val="20"/>
-              </w:rPr>
-            </w:r>
-            <w:proofErr w:type="spellEnd"/>
-            <w:r>
-              <w:rPr>
-                <w:sz w:val="20"/>
-              </w:rPr>
-            </w:r>
-            <w:proofErr w:type="gramEnd"/>
-            <w:r>
-              <w:rPr>
-                <w:sz w:val="20"/>
-              </w:rPr>
-            </w:r>
-            <w:proofErr w:type="spellStart"/>
-            <w:r>
-              <w:rPr>
-                <w:sz w:val="20"/>
-              </w:rPr>
-            </w:r>
-            <w:proofErr w:type="spellEnd"/>
-            <w:r>
-              <w:rPr>
-                <w:sz w:val="20"/>
-              </w:rPr>
-            </w:r>
-            <w:proofErr w:type="spellStart"/>
-            <w:proofErr w:type="gramStart"/>
-            <w:r>
-              <w:rPr>
-                <w:sz w:val="20"/>
-              </w:rPr>
-            </w:r>
-            <w:proofErr w:type="spellEnd"/>
-            <w:r>
-              <w:rPr>
-                <w:sz w:val="20"/>
-              </w:rPr>
-            </w:r>
-            <w:proofErr w:type="gramEnd"/>
-            <w:r>
-              <w:rPr>
-                <w:sz w:val="20"/>
-              </w:rPr>
-            </w:r>
-            <w:proofErr w:type="spellStart"/>
-            <w:r>
-              <w:rPr>
-                <w:sz w:val="20"/>
-              </w:rPr>
-            </w:r>
-            <w:proofErr w:type="spellEnd"/>
             <w:r>
               <w:rPr>
                 <w:sz w:val="20"/>
@@ -19710,11 +17149,6 @@
               <w:rPr>
                 <w:sz w:val="20"/>
               </w:rPr>
-            </w:r>
-            <w:r>
-              <w:rPr>
-                <w:sz w:val="20"/>
-              </w:rPr>
               <w:t>9</w:t>
             </w:r>
           </w:p>
@@ -19748,23 +17182,6 @@
               <w:rPr>
                 <w:sz w:val="20"/>
               </w:rPr>
-            </w:r>
-            <w:proofErr w:type="spellStart"/>
-            <w:r>
-              <w:rPr>
-                <w:sz w:val="20"/>
-              </w:rPr>
-            </w:r>
-            <w:proofErr w:type="spellEnd"/>
-            <w:r>
-              <w:rPr>
-                <w:sz w:val="20"/>
-              </w:rPr>
-            </w:r>
-            <w:r>
-              <w:rPr>
-                <w:sz w:val="20"/>
-              </w:rPr>
               <w:t>El LogAuditoria registra toda la sesión de forma inmutable</w:t>
             </w:r>
           </w:p>
@@ -19794,37 +17211,6 @@
                 <w:lang w:val="en-US"/>
               </w:rPr>
             </w:pPr>
-            <w:proofErr w:type="spellStart"/>
-            <w:r>
-              <w:rPr>
-                <w:sz w:val="20"/>
-              </w:rPr>
-            </w:r>
-            <w:proofErr w:type="spellEnd"/>
-            <w:r>
-              <w:rPr>
-                <w:sz w:val="20"/>
-              </w:rPr>
-            </w:r>
-            <w:proofErr w:type="spellStart"/>
-            <w:r>
-              <w:rPr>
-                <w:sz w:val="20"/>
-              </w:rPr>
-            </w:r>
-            <w:proofErr w:type="spellEnd"/>
-            <w:r>
-              <w:rPr>
-                <w:sz w:val="20"/>
-              </w:rPr>
-            </w:r>
-            <w:proofErr w:type="spellStart"/>
-            <w:r>
-              <w:rPr>
-                <w:sz w:val="20"/>
-              </w:rPr>
-            </w:r>
-            <w:proofErr w:type="spellEnd"/>
             <w:r>
               <w:rPr>
                 <w:sz w:val="20"/>
@@ -19858,75 +17244,6 @@
                 <w:lang w:val="es-EC"/>
               </w:rPr>
             </w:pPr>
-            <w:proofErr w:type="spellStart"/>
-            <w:r>
-              <w:rPr>
-                <w:sz w:val="20"/>
-              </w:rPr>
-            </w:r>
-            <w:proofErr w:type="spellEnd"/>
-            <w:r>
-              <w:rPr>
-                <w:sz w:val="20"/>
-              </w:rPr>
-            </w:r>
-            <w:proofErr w:type="spellStart"/>
-            <w:proofErr w:type="gramStart"/>
-            <w:r>
-              <w:rPr>
-                <w:sz w:val="20"/>
-              </w:rPr>
-            </w:r>
-            <w:proofErr w:type="spellEnd"/>
-            <w:r>
-              <w:rPr>
-                <w:sz w:val="20"/>
-              </w:rPr>
-            </w:r>
-            <w:proofErr w:type="gramEnd"/>
-            <w:r>
-              <w:rPr>
-                <w:sz w:val="20"/>
-              </w:rPr>
-            </w:r>
-            <w:proofErr w:type="spellStart"/>
-            <w:r>
-              <w:rPr>
-                <w:sz w:val="20"/>
-              </w:rPr>
-            </w:r>
-            <w:proofErr w:type="spellEnd"/>
-            <w:r>
-              <w:rPr>
-                <w:sz w:val="20"/>
-              </w:rPr>
-            </w:r>
-            <w:proofErr w:type="spellStart"/>
-            <w:proofErr w:type="gramStart"/>
-            <w:r>
-              <w:rPr>
-                <w:sz w:val="20"/>
-              </w:rPr>
-            </w:r>
-            <w:proofErr w:type="spellEnd"/>
-            <w:r>
-              <w:rPr>
-                <w:sz w:val="20"/>
-              </w:rPr>
-            </w:r>
-            <w:proofErr w:type="gramEnd"/>
-            <w:r>
-              <w:rPr>
-                <w:sz w:val="20"/>
-              </w:rPr>
-            </w:r>
-            <w:proofErr w:type="spellStart"/>
-            <w:r>
-              <w:rPr>
-                <w:sz w:val="20"/>
-              </w:rPr>
-            </w:r>
-            <w:proofErr w:type="spellEnd"/>
             <w:r>
               <w:rPr>
                 <w:sz w:val="20"/>
@@ -20155,7 +17472,6 @@
           <w:szCs w:val="22"/>
           <w:lang w:val="es-EC"/>
         </w:rPr>
-        <w:lastRenderedPageBreak/>
         <w:t xml:space="preserve">5. Tabla </w:t>
       </w:r>
       <w:r>
@@ -20293,10 +17609,10 @@
         <w:tblLook w:val="0000" w:firstRow="0" w:lastRow="0" w:firstColumn="0" w:lastColumn="0" w:noHBand="0" w:noVBand="0"/>
       </w:tblPr>
       <w:tblGrid>
-        <w:gridCol w:w="1843"/>
-        <w:gridCol w:w="2667"/>
-        <w:gridCol w:w="2970"/>
-        <w:gridCol w:w="1880"/>
+        <w:gridCol w:w="1867"/>
+        <w:gridCol w:w="2494"/>
+        <w:gridCol w:w="2734"/>
+        <w:gridCol w:w="2265"/>
       </w:tblGrid>
       <w:tr>
         <w:trPr>
@@ -20546,11 +17862,6 @@
               <w:rPr>
                 <w:sz w:val="20"/>
               </w:rPr>
-            </w:r>
-            <w:r>
-              <w:rPr>
-                <w:sz w:val="20"/>
-              </w:rPr>
               <w:t>Usuario / Paciente</w:t>
             </w:r>
           </w:p>
@@ -20577,68 +17888,390 @@
               <w:rPr>
                 <w:sz w:val="20"/>
               </w:rPr>
+              <w:t>cedula, afiliacionIESS, correo, telefono, dispositivoIoT_ID, jwtToken, rolAsignado</w:t>
+            </w:r>
+          </w:p>
+        </w:tc>
+        <w:tc>
+          <w:tcPr>
+            <w:tcW w:w="0" w:type="auto"/>
+            <w:tcMar>
+              <w:top w:w="40" w:type="dxa"/>
+              <w:left w:w="50" w:type="dxa"/>
+              <w:bottom w:w="40" w:type="dxa"/>
+              <w:right w:w="50" w:type="dxa"/>
+            </w:tcMar>
+          </w:tcPr>
+          <w:p>
+            <w:pPr>
+              <w:rPr>
+                <w:sz w:val="18"/>
+                <w:szCs w:val="18"/>
+                <w:lang w:val="en-US"/>
+              </w:rPr>
+            </w:pPr>
+            <w:r>
+              <w:rPr>
+                <w:sz w:val="20"/>
+              </w:rPr>
+              <w:t>ingresarDatos() digitarCodigo() seleccionarModalidad() confirmarEstabilidad()</w:t>
+            </w:r>
+          </w:p>
+        </w:tc>
+        <w:tc>
+          <w:tcPr>
+            <w:tcW w:w="0" w:type="auto"/>
+            <w:tcMar>
+              <w:top w:w="40" w:type="dxa"/>
+              <w:left w:w="50" w:type="dxa"/>
+              <w:bottom w:w="40" w:type="dxa"/>
+              <w:right w:w="50" w:type="dxa"/>
+            </w:tcMar>
+          </w:tcPr>
+          <w:p>
+            <w:pPr>
+              <w:rPr>
+                <w:sz w:val="18"/>
+                <w:szCs w:val="18"/>
+                <w:lang w:val="en-US"/>
+              </w:rPr>
+            </w:pPr>
+            <w:r>
+              <w:rPr>
+                <w:sz w:val="20"/>
+              </w:rPr>
+              <w:t>1 --- * FormularioRegistro</w:t>
+            </w:r>
+            <w:r>
+              <w:rPr>
+                <w:sz w:val="20"/>
+              </w:rPr>
+              <w:br/>
+              <w:t>1 --- * AlertaPredictivaXAI</w:t>
+            </w:r>
+          </w:p>
+        </w:tc>
+      </w:tr>
+      <w:tr>
+        <w:tc>
+          <w:tcPr>
+            <w:tcW w:w="0" w:type="auto"/>
+            <w:tcMar>
+              <w:top w:w="40" w:type="dxa"/>
+              <w:left w:w="50" w:type="dxa"/>
+              <w:bottom w:w="40" w:type="dxa"/>
+              <w:right w:w="50" w:type="dxa"/>
+            </w:tcMar>
+          </w:tcPr>
+          <w:p>
+            <w:pPr>
+              <w:rPr>
+                <w:sz w:val="18"/>
+                <w:szCs w:val="18"/>
+                <w:lang w:val="en-US"/>
+              </w:rPr>
+            </w:pPr>
+            <w:r>
+              <w:rPr>
+                <w:sz w:val="20"/>
+              </w:rPr>
+              <w:t>FormularioRegistro</w:t>
+            </w:r>
+          </w:p>
+        </w:tc>
+        <w:tc>
+          <w:tcPr>
+            <w:tcW w:w="0" w:type="auto"/>
+            <w:tcMar>
+              <w:top w:w="40" w:type="dxa"/>
+              <w:left w:w="50" w:type="dxa"/>
+              <w:bottom w:w="40" w:type="dxa"/>
+              <w:right w:w="50" w:type="dxa"/>
+            </w:tcMar>
+          </w:tcPr>
+          <w:p>
+            <w:pPr>
+              <w:rPr>
+                <w:sz w:val="18"/>
+                <w:szCs w:val="18"/>
+                <w:lang w:val="es-EC"/>
+              </w:rPr>
+            </w:pPr>
+            <w:r>
+              <w:rPr>
+                <w:sz w:val="20"/>
+              </w:rPr>
+              <w:t>registroID, datosUsuario, timestamp, estadoAPI, rolSeleccionado</w:t>
+            </w:r>
+          </w:p>
+        </w:tc>
+        <w:tc>
+          <w:tcPr>
+            <w:tcW w:w="0" w:type="auto"/>
+            <w:tcMar>
+              <w:top w:w="40" w:type="dxa"/>
+              <w:left w:w="50" w:type="dxa"/>
+              <w:bottom w:w="40" w:type="dxa"/>
+              <w:right w:w="50" w:type="dxa"/>
+            </w:tcMar>
+          </w:tcPr>
+          <w:p>
+            <w:pPr>
+              <w:rPr>
+                <w:sz w:val="18"/>
+                <w:szCs w:val="18"/>
+                <w:lang w:val="en-US"/>
+              </w:rPr>
+            </w:pPr>
+            <w:r>
+              <w:rPr>
+                <w:sz w:val="20"/>
+              </w:rPr>
+              <w:t>transmitirPeticion()</w:t>
+            </w:r>
+          </w:p>
+        </w:tc>
+        <w:tc>
+          <w:tcPr>
+            <w:tcW w:w="0" w:type="auto"/>
+            <w:tcMar>
+              <w:top w:w="40" w:type="dxa"/>
+              <w:left w:w="50" w:type="dxa"/>
+              <w:bottom w:w="40" w:type="dxa"/>
+              <w:right w:w="50" w:type="dxa"/>
+            </w:tcMar>
+          </w:tcPr>
+          <w:p>
+            <w:pPr>
+              <w:rPr>
+                <w:sz w:val="18"/>
+                <w:szCs w:val="18"/>
+                <w:lang w:val="en-US"/>
+              </w:rPr>
+            </w:pPr>
+            <w:r>
+              <w:rPr>
+                <w:sz w:val="20"/>
+              </w:rPr>
+              <w:t>* --- 1 API_IESS</w:t>
+            </w:r>
+          </w:p>
+        </w:tc>
+      </w:tr>
+      <w:tr>
+        <w:tc>
+          <w:tcPr>
+            <w:tcW w:w="0" w:type="auto"/>
+            <w:tcMar>
+              <w:top w:w="40" w:type="dxa"/>
+              <w:left w:w="50" w:type="dxa"/>
+              <w:bottom w:w="40" w:type="dxa"/>
+              <w:right w:w="50" w:type="dxa"/>
+            </w:tcMar>
+          </w:tcPr>
+          <w:p>
+            <w:pPr>
+              <w:rPr>
+                <w:sz w:val="18"/>
+                <w:szCs w:val="18"/>
+                <w:lang w:val="en-US"/>
+              </w:rPr>
+            </w:pPr>
+            <w:r>
+              <w:rPr>
+                <w:sz w:val="20"/>
+              </w:rPr>
+              <w:t>CapturaBiometrica</w:t>
+            </w:r>
+          </w:p>
+        </w:tc>
+        <w:tc>
+          <w:tcPr>
+            <w:tcW w:w="0" w:type="auto"/>
+            <w:tcMar>
+              <w:top w:w="40" w:type="dxa"/>
+              <w:left w:w="50" w:type="dxa"/>
+              <w:bottom w:w="40" w:type="dxa"/>
+              <w:right w:w="50" w:type="dxa"/>
+            </w:tcMar>
+          </w:tcPr>
+          <w:p>
+            <w:pPr>
+              <w:rPr>
+                <w:sz w:val="18"/>
+                <w:szCs w:val="18"/>
+                <w:lang w:val="es-EC"/>
+              </w:rPr>
+            </w:pPr>
+            <w:r>
+              <w:rPr>
+                <w:sz w:val="20"/>
+              </w:rPr>
+              <w:t>canalID, latenciaMuestra, bufferTemporal, cifradoTLSVersion, timestampExacto</w:t>
+            </w:r>
+          </w:p>
+        </w:tc>
+        <w:tc>
+          <w:tcPr>
+            <w:tcW w:w="0" w:type="auto"/>
+            <w:tcMar>
+              <w:top w:w="40" w:type="dxa"/>
+              <w:left w:w="50" w:type="dxa"/>
+              <w:bottom w:w="40" w:type="dxa"/>
+              <w:right w:w="50" w:type="dxa"/>
+            </w:tcMar>
+          </w:tcPr>
+          <w:p>
+            <w:pPr>
+              <w:rPr>
+                <w:sz w:val="18"/>
+                <w:szCs w:val="18"/>
+                <w:lang w:val="en-US"/>
+              </w:rPr>
+            </w:pPr>
+            <w:r>
+              <w:rPr>
+                <w:sz w:val="20"/>
+              </w:rPr>
+              <w:t>transmitirLecturas() enviarFlujo()</w:t>
+            </w:r>
+          </w:p>
+        </w:tc>
+        <w:tc>
+          <w:tcPr>
+            <w:tcW w:w="0" w:type="auto"/>
+            <w:tcMar>
+              <w:top w:w="40" w:type="dxa"/>
+              <w:left w:w="50" w:type="dxa"/>
+              <w:bottom w:w="40" w:type="dxa"/>
+              <w:right w:w="50" w:type="dxa"/>
+            </w:tcMar>
+          </w:tcPr>
+          <w:p>
+            <w:pPr>
+              <w:rPr>
+                <w:sz w:val="18"/>
+                <w:szCs w:val="18"/>
+                <w:lang w:val="en-US"/>
+              </w:rPr>
+            </w:pPr>
+            <w:r>
+              <w:rPr>
+                <w:sz w:val="20"/>
+              </w:rPr>
+              <w:t>1 --- 1 MedGeminiEngine</w:t>
+            </w:r>
+            <w:r>
+              <w:rPr>
+                <w:sz w:val="20"/>
+              </w:rPr>
+              <w:br/>
+              <w:t>1 --- * DispositivoIoT</w:t>
+            </w:r>
+          </w:p>
+        </w:tc>
+      </w:tr>
+      <w:tr>
+        <w:tc>
+          <w:tcPr>
+            <w:tcW w:w="0" w:type="auto"/>
+            <w:tcMar>
+              <w:top w:w="40" w:type="dxa"/>
+              <w:left w:w="50" w:type="dxa"/>
+              <w:bottom w:w="40" w:type="dxa"/>
+              <w:right w:w="50" w:type="dxa"/>
+            </w:tcMar>
+          </w:tcPr>
+          <w:p>
+            <w:pPr>
+              <w:rPr>
+                <w:sz w:val="18"/>
+                <w:szCs w:val="18"/>
+                <w:lang w:val="en-US"/>
+              </w:rPr>
+            </w:pPr>
+            <w:r>
+              <w:rPr>
+                <w:sz w:val="20"/>
+              </w:rPr>
+              <w:t>MedGeminiEngine (Servicio)</w:t>
+            </w:r>
+          </w:p>
+        </w:tc>
+        <w:tc>
+          <w:tcPr>
+            <w:tcW w:w="0" w:type="auto"/>
+            <w:tcMar>
+              <w:top w:w="40" w:type="dxa"/>
+              <w:left w:w="50" w:type="dxa"/>
+              <w:bottom w:w="40" w:type="dxa"/>
+              <w:right w:w="50" w:type="dxa"/>
+            </w:tcMar>
+          </w:tcPr>
+          <w:p>
+            <w:pPr>
+              <w:rPr>
+                <w:sz w:val="18"/>
+                <w:szCs w:val="18"/>
+                <w:lang w:val="es-EC"/>
+              </w:rPr>
+            </w:pPr>
+            <w:r>
+              <w:rPr>
+                <w:sz w:val="20"/>
+              </w:rPr>
+              <w:t xml:space="preserve">modeloVersion, confianzaScore, </w:t>
             </w:r>
             <w:proofErr w:type="spellStart"/>
             <w:r>
               <w:rPr>
                 <w:sz w:val="20"/>
               </w:rPr>
+              <w:t>vectorStore</w:t>
             </w:r>
             <w:proofErr w:type="spellEnd"/>
             <w:r>
               <w:rPr>
                 <w:sz w:val="20"/>
               </w:rPr>
+              <w:t xml:space="preserve">, </w:t>
             </w:r>
             <w:proofErr w:type="spellStart"/>
             <w:r>
               <w:rPr>
                 <w:sz w:val="20"/>
               </w:rPr>
+              <w:t>contextoRAG</w:t>
             </w:r>
             <w:proofErr w:type="spellEnd"/>
             <w:r>
               <w:rPr>
                 <w:sz w:val="20"/>
               </w:rPr>
+              <w:t xml:space="preserve">, </w:t>
             </w:r>
             <w:proofErr w:type="spellStart"/>
             <w:r>
               <w:rPr>
                 <w:sz w:val="20"/>
               </w:rPr>
+              <w:t>inputsClinicos</w:t>
             </w:r>
             <w:proofErr w:type="spellEnd"/>
             <w:r>
               <w:rPr>
                 <w:sz w:val="20"/>
               </w:rPr>
+              <w:t xml:space="preserve">, </w:t>
             </w:r>
             <w:proofErr w:type="spellStart"/>
             <w:r>
               <w:rPr>
                 <w:sz w:val="20"/>
               </w:rPr>
+              <w:t>outputsDiagnosticos</w:t>
             </w:r>
             <w:proofErr w:type="spellEnd"/>
-            <w:r>
-              <w:rPr>
-                <w:sz w:val="20"/>
-              </w:rPr>
-            </w:r>
-            <w:proofErr w:type="spellStart"/>
-            <w:r>
-              <w:rPr>
-                <w:sz w:val="20"/>
-              </w:rPr>
-            </w:r>
-            <w:proofErr w:type="spellEnd"/>
-            <w:r>
-              <w:rPr>
-                <w:sz w:val="20"/>
-              </w:rPr>
-              <w:t>cedula, afiliacionIESS, correo, telefono, dispositivoIoT_ID, jwtToken, rolAsignado</w:t>
-            </w:r>
           </w:p>
         </w:tc>
         <w:tc>
@@ -20665,18 +18298,21 @@
               <w:rPr>
                 <w:sz w:val="20"/>
               </w:rPr>
+              <w:t>invocarAnalisis</w:t>
             </w:r>
             <w:proofErr w:type="spellEnd"/>
             <w:r>
               <w:rPr>
                 <w:sz w:val="20"/>
               </w:rPr>
+              <w:t>(</w:t>
             </w:r>
             <w:proofErr w:type="gramEnd"/>
             <w:r>
               <w:rPr>
                 <w:sz w:val="20"/>
               </w:rPr>
+              <w:t xml:space="preserve">) </w:t>
             </w:r>
             <w:proofErr w:type="spellStart"/>
             <w:proofErr w:type="gramStart"/>
@@ -20684,18 +18320,21 @@
               <w:rPr>
                 <w:sz w:val="20"/>
               </w:rPr>
+              <w:t>clasificarPrioridad</w:t>
             </w:r>
             <w:proofErr w:type="spellEnd"/>
             <w:r>
               <w:rPr>
                 <w:sz w:val="20"/>
               </w:rPr>
+              <w:t>(</w:t>
             </w:r>
             <w:proofErr w:type="gramEnd"/>
             <w:r>
               <w:rPr>
                 <w:sz w:val="20"/>
               </w:rPr>
+              <w:t xml:space="preserve">) </w:t>
             </w:r>
             <w:proofErr w:type="spellStart"/>
             <w:proofErr w:type="gramStart"/>
@@ -20703,18 +18342,21 @@
               <w:rPr>
                 <w:sz w:val="20"/>
               </w:rPr>
+              <w:t>evaluarContexto</w:t>
             </w:r>
             <w:proofErr w:type="spellEnd"/>
             <w:r>
               <w:rPr>
                 <w:sz w:val="20"/>
               </w:rPr>
+              <w:t>(</w:t>
             </w:r>
             <w:proofErr w:type="gramEnd"/>
             <w:r>
               <w:rPr>
                 <w:sz w:val="20"/>
               </w:rPr>
+              <w:t xml:space="preserve">) </w:t>
             </w:r>
             <w:proofErr w:type="spellStart"/>
             <w:proofErr w:type="gramStart"/>
@@ -20722,24 +18364,21 @@
               <w:rPr>
                 <w:sz w:val="20"/>
               </w:rPr>
+              <w:t>identificarPatronAnomalo</w:t>
             </w:r>
             <w:proofErr w:type="spellEnd"/>
             <w:r>
               <w:rPr>
                 <w:sz w:val="20"/>
               </w:rPr>
+              <w:t>(</w:t>
             </w:r>
             <w:proofErr w:type="gramEnd"/>
             <w:r>
               <w:rPr>
                 <w:sz w:val="20"/>
               </w:rPr>
-            </w:r>
-            <w:r>
-              <w:rPr>
-                <w:sz w:val="20"/>
-              </w:rPr>
-              <w:t>ingresarDatos() digitarCodigo() seleccionarModalidad() confirmarEstabilidad()</w:t>
+              <w:t>)</w:t>
             </w:r>
           </w:p>
         </w:tc>
@@ -20765,33 +18404,14 @@
               <w:rPr>
                 <w:sz w:val="20"/>
               </w:rPr>
-            </w:r>
-            <w:proofErr w:type="spellStart"/>
-            <w:r>
-              <w:rPr>
-                <w:sz w:val="20"/>
-              </w:rPr>
-            </w:r>
-            <w:proofErr w:type="spellEnd"/>
-            <w:r>
-              <w:rPr>
-                <w:sz w:val="20"/>
-              </w:rPr>
-            </w:r>
-            <w:proofErr w:type="spellStart"/>
-            <w:r>
-              <w:rPr>
-                <w:sz w:val="20"/>
-              </w:rPr>
-            </w:r>
-            <w:proofErr w:type="spellEnd"/>
-            <w:r>
-              <w:rPr>
-                <w:sz w:val="20"/>
-              </w:rPr>
-              <w:t>1 --- * FormularioRegistro</w:t>
+              <w:t>1 --- * AlertaPredictivaXAI</w:t>
+            </w:r>
+            <w:r>
+              <w:rPr>
+                <w:sz w:val="20"/>
+              </w:rPr>
               <w:br/>
-              <w:t>1 --- * AlertaPredictivaXAI</w:t>
+              <w:t>1 --- * ClasificacionXAI</w:t>
             </w:r>
           </w:p>
         </w:tc>
@@ -20812,21 +18432,13 @@
               <w:rPr>
                 <w:sz w:val="18"/>
                 <w:szCs w:val="18"/>
-                <w:lang w:val="en-US"/>
-              </w:rPr>
-            </w:pPr>
-            <w:proofErr w:type="spellStart"/>
-            <w:r>
-              <w:rPr>
-                <w:sz w:val="20"/>
-              </w:rPr>
-            </w:r>
-            <w:proofErr w:type="spellEnd"/>
-            <w:r>
-              <w:rPr>
-                <w:sz w:val="20"/>
-              </w:rPr>
-              <w:t>FormularioRegistro</w:t>
+              </w:rPr>
+            </w:pPr>
+            <w:r>
+              <w:rPr>
+                <w:sz w:val="20"/>
+              </w:rPr>
+              <w:t>AlertaPredictivaXAI</w:t>
             </w:r>
           </w:p>
         </w:tc>
@@ -20848,66 +18460,11 @@
                 <w:lang w:val="es-EC"/>
               </w:rPr>
             </w:pPr>
-            <w:proofErr w:type="spellStart"/>
-            <w:r>
-              <w:rPr>
-                <w:sz w:val="20"/>
-              </w:rPr>
-            </w:r>
-            <w:proofErr w:type="spellEnd"/>
-            <w:r>
-              <w:rPr>
-                <w:sz w:val="20"/>
-              </w:rPr>
-            </w:r>
-            <w:proofErr w:type="spellStart"/>
-            <w:r>
-              <w:rPr>
-                <w:sz w:val="20"/>
-              </w:rPr>
-            </w:r>
-            <w:proofErr w:type="spellEnd"/>
-            <w:r>
-              <w:rPr>
-                <w:sz w:val="20"/>
-              </w:rPr>
-            </w:r>
-            <w:proofErr w:type="spellStart"/>
-            <w:r>
-              <w:rPr>
-                <w:sz w:val="20"/>
-              </w:rPr>
-            </w:r>
-            <w:proofErr w:type="spellEnd"/>
-            <w:r>
-              <w:rPr>
-                <w:sz w:val="20"/>
-              </w:rPr>
-            </w:r>
-            <w:proofErr w:type="spellStart"/>
-            <w:r>
-              <w:rPr>
-                <w:sz w:val="20"/>
-              </w:rPr>
-            </w:r>
-            <w:proofErr w:type="spellEnd"/>
-            <w:r>
-              <w:rPr>
-                <w:sz w:val="20"/>
-              </w:rPr>
-            </w:r>
-            <w:proofErr w:type="spellStart"/>
-            <w:r>
-              <w:rPr>
-                <w:sz w:val="20"/>
-              </w:rPr>
-            </w:r>
-            <w:proofErr w:type="spellEnd"/>
-            <w:r>
-              <w:rPr>
-                <w:sz w:val="20"/>
-              </w:rPr>
-              <w:t>registroID, datosUsuario, timestamp, estadoAPI, rolSeleccionado</w:t>
+            <w:r>
+              <w:rPr>
+                <w:sz w:val="20"/>
+              </w:rPr>
+              <w:t>alertaID, nivelRiesgo, explicacionTexto, justificacionClinica, hashSHA256</w:t>
             </w:r>
           </w:p>
         </w:tc>
@@ -20929,30 +18486,11 @@
                 <w:lang w:val="en-US"/>
               </w:rPr>
             </w:pPr>
-            <w:proofErr w:type="spellStart"/>
-            <w:proofErr w:type="gramStart"/>
-            <w:r>
-              <w:rPr>
-                <w:sz w:val="20"/>
-              </w:rPr>
-            </w:r>
-            <w:proofErr w:type="spellEnd"/>
-            <w:r>
-              <w:rPr>
-                <w:sz w:val="20"/>
-              </w:rPr>
-            </w:r>
-            <w:proofErr w:type="gramEnd"/>
-            <w:r>
-              <w:rPr>
-                <w:sz w:val="20"/>
-              </w:rPr>
-            </w:r>
-            <w:r>
-              <w:rPr>
-                <w:sz w:val="20"/>
-              </w:rPr>
-              <w:t>transmitirPeticion()</w:t>
+            <w:r>
+              <w:rPr>
+                <w:sz w:val="20"/>
+              </w:rPr>
+              <w:t>proyectarNivelRiesgo() despertarBot()</w:t>
             </w:r>
           </w:p>
         </w:tc>
@@ -20978,12 +18516,14 @@
               <w:rPr>
                 <w:sz w:val="20"/>
               </w:rPr>
-            </w:r>
-            <w:r>
-              <w:rPr>
-                <w:sz w:val="20"/>
-              </w:rPr>
-              <w:t>* --- 1 API_IESS</w:t>
+              <w:t>1 --- 1 BotConversacional</w:t>
+            </w:r>
+            <w:r>
+              <w:rPr>
+                <w:sz w:val="20"/>
+              </w:rPr>
+              <w:br/>
+              <w:t>1 --- 1 MotorMatching</w:t>
             </w:r>
           </w:p>
         </w:tc>
@@ -21007,23 +18547,11 @@
                 <w:lang w:val="en-US"/>
               </w:rPr>
             </w:pPr>
-            <w:proofErr w:type="spellStart"/>
-            <w:r>
-              <w:rPr>
-                <w:sz w:val="20"/>
-              </w:rPr>
-            </w:r>
-            <w:proofErr w:type="spellEnd"/>
-            <w:r>
-              <w:rPr>
-                <w:sz w:val="20"/>
-              </w:rPr>
-            </w:r>
-            <w:r>
-              <w:rPr>
-                <w:sz w:val="20"/>
-              </w:rPr>
-              <w:t>CapturaBiometrica</w:t>
+            <w:r>
+              <w:rPr>
+                <w:sz w:val="20"/>
+              </w:rPr>
+              <w:t>BotConversacional</w:t>
             </w:r>
           </w:p>
         </w:tc>
@@ -21042,69 +18570,14 @@
               <w:rPr>
                 <w:sz w:val="18"/>
                 <w:szCs w:val="18"/>
-                <w:lang w:val="es-EC"/>
-              </w:rPr>
-            </w:pPr>
-            <w:proofErr w:type="spellStart"/>
-            <w:r>
-              <w:rPr>
-                <w:sz w:val="20"/>
-              </w:rPr>
-            </w:r>
-            <w:proofErr w:type="spellEnd"/>
-            <w:r>
-              <w:rPr>
-                <w:sz w:val="20"/>
-              </w:rPr>
-            </w:r>
-            <w:proofErr w:type="spellStart"/>
-            <w:r>
-              <w:rPr>
-                <w:sz w:val="20"/>
-              </w:rPr>
-            </w:r>
-            <w:proofErr w:type="spellEnd"/>
-            <w:r>
-              <w:rPr>
-                <w:sz w:val="20"/>
-              </w:rPr>
-            </w:r>
-            <w:proofErr w:type="spellStart"/>
-            <w:r>
-              <w:rPr>
-                <w:sz w:val="20"/>
-              </w:rPr>
-            </w:r>
-            <w:proofErr w:type="spellEnd"/>
-            <w:r>
-              <w:rPr>
-                <w:sz w:val="20"/>
-              </w:rPr>
-            </w:r>
-            <w:proofErr w:type="spellStart"/>
-            <w:r>
-              <w:rPr>
-                <w:sz w:val="20"/>
-              </w:rPr>
-            </w:r>
-            <w:proofErr w:type="spellEnd"/>
-            <w:r>
-              <w:rPr>
-                <w:sz w:val="20"/>
-              </w:rPr>
-            </w:r>
-            <w:proofErr w:type="spellStart"/>
-            <w:r>
-              <w:rPr>
-                <w:sz w:val="20"/>
-              </w:rPr>
-            </w:r>
-            <w:proofErr w:type="spellEnd"/>
-            <w:r>
-              <w:rPr>
-                <w:sz w:val="20"/>
-              </w:rPr>
-              <w:t>canalID, latenciaMuestra, bufferTemporal, cifradoTLSVersion, timestampExacto</w:t>
+                <w:lang w:val="en-US"/>
+              </w:rPr>
+            </w:pPr>
+            <w:r>
+              <w:rPr>
+                <w:sz w:val="20"/>
+              </w:rPr>
+              <w:t>sesionChatID, canalVozActivo, contextoConversacion, flagsEscalamiento</w:t>
             </w:r>
           </w:p>
         </w:tc>
@@ -21126,49 +18599,11 @@
                 <w:lang w:val="en-US"/>
               </w:rPr>
             </w:pPr>
-            <w:proofErr w:type="spellStart"/>
-            <w:proofErr w:type="gramStart"/>
-            <w:r>
-              <w:rPr>
-                <w:sz w:val="20"/>
-              </w:rPr>
-            </w:r>
-            <w:proofErr w:type="spellEnd"/>
-            <w:r>
-              <w:rPr>
-                <w:sz w:val="20"/>
-              </w:rPr>
-            </w:r>
-            <w:proofErr w:type="gramEnd"/>
-            <w:r>
-              <w:rPr>
-                <w:sz w:val="20"/>
-              </w:rPr>
-            </w:r>
-            <w:proofErr w:type="spellStart"/>
-            <w:proofErr w:type="gramStart"/>
-            <w:r>
-              <w:rPr>
-                <w:sz w:val="20"/>
-              </w:rPr>
-            </w:r>
-            <w:proofErr w:type="spellEnd"/>
-            <w:r>
-              <w:rPr>
-                <w:sz w:val="20"/>
-              </w:rPr>
-            </w:r>
-            <w:proofErr w:type="gramEnd"/>
-            <w:r>
-              <w:rPr>
-                <w:sz w:val="20"/>
-              </w:rPr>
-            </w:r>
-            <w:r>
-              <w:rPr>
-                <w:sz w:val="20"/>
-              </w:rPr>
-              <w:t>transmitirLecturas() enviarFlujo()</w:t>
+            <w:r>
+              <w:rPr>
+                <w:sz w:val="20"/>
+              </w:rPr>
+              <w:t>transmitirInstrucciones() redirigirResumen()</w:t>
             </w:r>
           </w:p>
         </w:tc>
@@ -21194,33 +18629,14 @@
               <w:rPr>
                 <w:sz w:val="20"/>
               </w:rPr>
-            </w:r>
-            <w:proofErr w:type="spellStart"/>
-            <w:r>
-              <w:rPr>
-                <w:sz w:val="20"/>
-              </w:rPr>
-            </w:r>
-            <w:proofErr w:type="spellEnd"/>
-            <w:r>
-              <w:rPr>
-                <w:sz w:val="20"/>
-              </w:rPr>
-            </w:r>
-            <w:proofErr w:type="spellStart"/>
-            <w:r>
-              <w:rPr>
-                <w:sz w:val="20"/>
-              </w:rPr>
-            </w:r>
-            <w:proofErr w:type="spellEnd"/>
-            <w:r>
-              <w:rPr>
-                <w:sz w:val="20"/>
-              </w:rPr>
-              <w:t>1 --- 1 MedGeminiEngine</w:t>
+              <w:t>1 --- 1 Paciente</w:t>
+            </w:r>
+            <w:r>
+              <w:rPr>
+                <w:sz w:val="20"/>
+              </w:rPr>
               <w:br/>
-              <w:t>1 --- * DispositivoIoT</w:t>
+              <w:t>1 --- 1 PersonalMedico</w:t>
             </w:r>
           </w:p>
         </w:tc>
@@ -21241,26 +18657,13 @@
               <w:rPr>
                 <w:sz w:val="18"/>
                 <w:szCs w:val="18"/>
-                <w:lang w:val="en-US"/>
-              </w:rPr>
-            </w:pPr>
-            <w:proofErr w:type="spellStart"/>
-            <w:r>
-              <w:rPr>
-                <w:sz w:val="20"/>
-              </w:rPr>
-            </w:r>
-            <w:proofErr w:type="spellEnd"/>
-            <w:r>
-              <w:rPr>
-                <w:sz w:val="20"/>
-              </w:rPr>
-            </w:r>
-            <w:r>
-              <w:rPr>
-                <w:sz w:val="20"/>
-              </w:rPr>
-              <w:t>MedGeminiEngine (Servicio)</w:t>
+              </w:rPr>
+            </w:pPr>
+            <w:r>
+              <w:rPr>
+                <w:sz w:val="20"/>
+              </w:rPr>
+              <w:t>PersonalMedico</w:t>
             </w:r>
           </w:p>
         </w:tc>
@@ -21279,57 +18682,14 @@
               <w:rPr>
                 <w:sz w:val="18"/>
                 <w:szCs w:val="18"/>
-                <w:lang w:val="en-US"/>
-              </w:rPr>
-            </w:pPr>
-            <w:proofErr w:type="spellStart"/>
-            <w:r>
-              <w:rPr>
-                <w:sz w:val="20"/>
-              </w:rPr>
-            </w:r>
-            <w:proofErr w:type="spellEnd"/>
-            <w:r>
-              <w:rPr>
-                <w:sz w:val="20"/>
-              </w:rPr>
-            </w:r>
-            <w:proofErr w:type="spellStart"/>
-            <w:r>
-              <w:rPr>
-                <w:sz w:val="20"/>
-              </w:rPr>
-            </w:r>
-            <w:proofErr w:type="spellEnd"/>
-            <w:r>
-              <w:rPr>
-                <w:sz w:val="20"/>
-              </w:rPr>
-            </w:r>
-            <w:proofErr w:type="spellStart"/>
-            <w:r>
-              <w:rPr>
-                <w:sz w:val="20"/>
-              </w:rPr>
-            </w:r>
-            <w:proofErr w:type="spellEnd"/>
-            <w:r>
-              <w:rPr>
-                <w:sz w:val="20"/>
-              </w:rPr>
-            </w:r>
-            <w:proofErr w:type="spellStart"/>
-            <w:r>
-              <w:rPr>
-                <w:sz w:val="20"/>
-              </w:rPr>
-            </w:r>
-            <w:proofErr w:type="spellEnd"/>
-            <w:r>
-              <w:rPr>
-                <w:sz w:val="20"/>
-              </w:rPr>
-              <w:t>modeloVersion, confianzaScore, vectorStore, contextoRAG, inputsClinicos, outputsDiagnosticos</w:t>
+                <w:lang w:val="es-EC"/>
+              </w:rPr>
+            </w:pPr>
+            <w:r>
+              <w:rPr>
+                <w:sz w:val="20"/>
+              </w:rPr>
+              <w:t>medicoID, firmaElectronicaToken, especialidad, centroAsignado, disponible</w:t>
             </w:r>
           </w:p>
         </w:tc>
@@ -21351,87 +18711,11 @@
                 <w:lang w:val="en-US"/>
               </w:rPr>
             </w:pPr>
-            <w:proofErr w:type="spellStart"/>
-            <w:proofErr w:type="gramStart"/>
-            <w:r>
-              <w:rPr>
-                <w:sz w:val="20"/>
-              </w:rPr>
-            </w:r>
-            <w:proofErr w:type="spellEnd"/>
-            <w:r>
-              <w:rPr>
-                <w:sz w:val="20"/>
-              </w:rPr>
-            </w:r>
-            <w:proofErr w:type="gramEnd"/>
-            <w:r>
-              <w:rPr>
-                <w:sz w:val="20"/>
-              </w:rPr>
-            </w:r>
-            <w:proofErr w:type="spellStart"/>
-            <w:proofErr w:type="gramStart"/>
-            <w:r>
-              <w:rPr>
-                <w:sz w:val="20"/>
-              </w:rPr>
-            </w:r>
-            <w:proofErr w:type="spellEnd"/>
-            <w:r>
-              <w:rPr>
-                <w:sz w:val="20"/>
-              </w:rPr>
-            </w:r>
-            <w:proofErr w:type="gramEnd"/>
-            <w:r>
-              <w:rPr>
-                <w:sz w:val="20"/>
-              </w:rPr>
-            </w:r>
-            <w:proofErr w:type="spellStart"/>
-            <w:proofErr w:type="gramStart"/>
-            <w:r>
-              <w:rPr>
-                <w:sz w:val="20"/>
-              </w:rPr>
-            </w:r>
-            <w:proofErr w:type="spellEnd"/>
-            <w:r>
-              <w:rPr>
-                <w:sz w:val="20"/>
-              </w:rPr>
-            </w:r>
-            <w:proofErr w:type="gramEnd"/>
-            <w:r>
-              <w:rPr>
-                <w:sz w:val="20"/>
-              </w:rPr>
-            </w:r>
-            <w:proofErr w:type="spellStart"/>
-            <w:proofErr w:type="gramStart"/>
-            <w:r>
-              <w:rPr>
-                <w:sz w:val="20"/>
-              </w:rPr>
-            </w:r>
-            <w:proofErr w:type="spellEnd"/>
-            <w:r>
-              <w:rPr>
-                <w:sz w:val="20"/>
-              </w:rPr>
-            </w:r>
-            <w:proofErr w:type="gramEnd"/>
-            <w:r>
-              <w:rPr>
-                <w:sz w:val="20"/>
-              </w:rPr>
-            </w:r>
-            <w:r>
-              <w:rPr>
-                <w:sz w:val="20"/>
-              </w:rPr>
-              <w:t>invocarAnalisis() clasificarPrioridad() evaluarContexto() identificarPatronAnomalo()</w:t>
+            <w:r>
+              <w:rPr>
+                <w:sz w:val="20"/>
+              </w:rPr>
+              <w:t>actualizarEstado() solicitarSugerencias() firmarReceta()</w:t>
             </w:r>
           </w:p>
         </w:tc>
@@ -21457,33 +18741,14 @@
               <w:rPr>
                 <w:sz w:val="20"/>
               </w:rPr>
-            </w:r>
-            <w:proofErr w:type="spellStart"/>
-            <w:r>
-              <w:rPr>
-                <w:sz w:val="20"/>
-              </w:rPr>
-            </w:r>
-            <w:proofErr w:type="spellEnd"/>
-            <w:r>
-              <w:rPr>
-                <w:sz w:val="20"/>
-              </w:rPr>
-            </w:r>
-            <w:proofErr w:type="spellStart"/>
-            <w:r>
-              <w:rPr>
-                <w:sz w:val="20"/>
-              </w:rPr>
-            </w:r>
-            <w:proofErr w:type="spellEnd"/>
-            <w:r>
-              <w:rPr>
-                <w:sz w:val="20"/>
-              </w:rPr>
-              <w:t>1 --- * AlertaPredictivaXAI</w:t>
+              <w:t>1 --- * RecetaDigital</w:t>
+            </w:r>
+            <w:r>
+              <w:rPr>
+                <w:sz w:val="20"/>
+              </w:rPr>
               <w:br/>
-              <w:t>1 --- * ClasificacionXAI</w:t>
+              <w:t>1 --- * CentroAsistencia</w:t>
             </w:r>
           </w:p>
         </w:tc>
@@ -21504,20 +18769,14 @@
               <w:rPr>
                 <w:sz w:val="18"/>
                 <w:szCs w:val="18"/>
-              </w:rPr>
-            </w:pPr>
-            <w:proofErr w:type="spellStart"/>
-            <w:r>
-              <w:rPr>
-                <w:sz w:val="20"/>
-              </w:rPr>
-            </w:r>
-            <w:proofErr w:type="spellEnd"/>
-            <w:r>
-              <w:rPr>
-                <w:sz w:val="20"/>
-              </w:rPr>
-              <w:t>AlertaPredictivaXAI</w:t>
+                <w:lang w:val="en-US"/>
+              </w:rPr>
+            </w:pPr>
+            <w:r>
+              <w:rPr>
+                <w:sz w:val="20"/>
+              </w:rPr>
+              <w:t>LogAuditoria</w:t>
             </w:r>
           </w:p>
         </w:tc>
@@ -21539,59 +18798,11 @@
                 <w:lang w:val="es-EC"/>
               </w:rPr>
             </w:pPr>
-            <w:proofErr w:type="spellStart"/>
-            <w:r>
-              <w:rPr>
-                <w:sz w:val="20"/>
-              </w:rPr>
-            </w:r>
-            <w:proofErr w:type="spellEnd"/>
-            <w:r>
-              <w:rPr>
-                <w:sz w:val="20"/>
-              </w:rPr>
-            </w:r>
-            <w:proofErr w:type="spellStart"/>
-            <w:r>
-              <w:rPr>
-                <w:sz w:val="20"/>
-              </w:rPr>
-            </w:r>
-            <w:proofErr w:type="spellEnd"/>
-            <w:r>
-              <w:rPr>
-                <w:sz w:val="20"/>
-              </w:rPr>
-            </w:r>
-            <w:proofErr w:type="spellStart"/>
-            <w:r>
-              <w:rPr>
-                <w:sz w:val="20"/>
-              </w:rPr>
-            </w:r>
-            <w:proofErr w:type="spellEnd"/>
-            <w:r>
-              <w:rPr>
-                <w:sz w:val="20"/>
-              </w:rPr>
-            </w:r>
-            <w:proofErr w:type="spellStart"/>
-            <w:r>
-              <w:rPr>
-                <w:sz w:val="20"/>
-              </w:rPr>
-            </w:r>
-            <w:proofErr w:type="spellEnd"/>
-            <w:r>
-              <w:rPr>
-                <w:sz w:val="20"/>
-              </w:rPr>
-            </w:r>
-            <w:r>
-              <w:rPr>
-                <w:sz w:val="20"/>
-              </w:rPr>
-              <w:t>alertaID, nivelRiesgo, explicacionTexto, justificacionClinica, hashSHA256</w:t>
+            <w:r>
+              <w:rPr>
+                <w:sz w:val="20"/>
+              </w:rPr>
+              <w:t>logID, firmaCriptografica, actorID, versionMedGemini, nivelConfianza, hashSHA256, timestamp</w:t>
             </w:r>
           </w:p>
         </w:tc>
@@ -21613,68 +18824,11 @@
                 <w:lang w:val="en-US"/>
               </w:rPr>
             </w:pPr>
-            <w:proofErr w:type="spellStart"/>
-            <w:proofErr w:type="gramStart"/>
-            <w:r>
-              <w:rPr>
-                <w:sz w:val="20"/>
-              </w:rPr>
-            </w:r>
-            <w:proofErr w:type="spellEnd"/>
-            <w:r>
-              <w:rPr>
-                <w:sz w:val="20"/>
-              </w:rPr>
-            </w:r>
-            <w:proofErr w:type="gramEnd"/>
-            <w:r>
-              <w:rPr>
-                <w:sz w:val="20"/>
-              </w:rPr>
-            </w:r>
-            <w:proofErr w:type="spellStart"/>
-            <w:proofErr w:type="gramStart"/>
-            <w:r>
-              <w:rPr>
-                <w:sz w:val="20"/>
-              </w:rPr>
-            </w:r>
-            <w:proofErr w:type="spellEnd"/>
-            <w:r>
-              <w:rPr>
-                <w:sz w:val="20"/>
-              </w:rPr>
-            </w:r>
-            <w:proofErr w:type="gramEnd"/>
-            <w:r>
-              <w:rPr>
-                <w:sz w:val="20"/>
-              </w:rPr>
-            </w:r>
-            <w:proofErr w:type="spellStart"/>
-            <w:proofErr w:type="gramStart"/>
-            <w:r>
-              <w:rPr>
-                <w:sz w:val="20"/>
-              </w:rPr>
-            </w:r>
-            <w:proofErr w:type="spellEnd"/>
-            <w:r>
-              <w:rPr>
-                <w:sz w:val="20"/>
-              </w:rPr>
-            </w:r>
-            <w:proofErr w:type="gramEnd"/>
-            <w:r>
-              <w:rPr>
-                <w:sz w:val="20"/>
-              </w:rPr>
-            </w:r>
-            <w:r>
-              <w:rPr>
-                <w:sz w:val="20"/>
-              </w:rPr>
-              <w:t>proyectarNivelRiesgo() despertarBot()</w:t>
+            <w:r>
+              <w:rPr>
+                <w:sz w:val="20"/>
+              </w:rPr>
+              <w:t>registrarFirma() verificarIntegridad() exportarMSP()</w:t>
             </w:r>
           </w:p>
         </w:tc>
@@ -21696,742 +18850,6 @@
                 <w:lang w:val="en-US"/>
               </w:rPr>
             </w:pPr>
-            <w:r>
-              <w:rPr>
-                <w:sz w:val="20"/>
-              </w:rPr>
-            </w:r>
-            <w:proofErr w:type="spellStart"/>
-            <w:r>
-              <w:rPr>
-                <w:sz w:val="20"/>
-              </w:rPr>
-            </w:r>
-            <w:proofErr w:type="spellEnd"/>
-            <w:r>
-              <w:rPr>
-                <w:sz w:val="20"/>
-              </w:rPr>
-            </w:r>
-            <w:proofErr w:type="spellStart"/>
-            <w:r>
-              <w:rPr>
-                <w:sz w:val="20"/>
-              </w:rPr>
-            </w:r>
-            <w:proofErr w:type="spellEnd"/>
-            <w:r>
-              <w:rPr>
-                <w:sz w:val="20"/>
-              </w:rPr>
-              <w:t>1 --- 1 BotConversacional</w:t>
-              <w:br/>
-              <w:t>1 --- 1 MotorMatching</w:t>
-            </w:r>
-          </w:p>
-        </w:tc>
-      </w:tr>
-      <w:tr>
-        <w:tc>
-          <w:tcPr>
-            <w:tcW w:w="0" w:type="auto"/>
-            <w:tcMar>
-              <w:top w:w="40" w:type="dxa"/>
-              <w:left w:w="50" w:type="dxa"/>
-              <w:bottom w:w="40" w:type="dxa"/>
-              <w:right w:w="50" w:type="dxa"/>
-            </w:tcMar>
-          </w:tcPr>
-          <w:p>
-            <w:pPr>
-              <w:rPr>
-                <w:sz w:val="18"/>
-                <w:szCs w:val="18"/>
-                <w:lang w:val="en-US"/>
-              </w:rPr>
-            </w:pPr>
-            <w:proofErr w:type="spellStart"/>
-            <w:r>
-              <w:rPr>
-                <w:sz w:val="20"/>
-              </w:rPr>
-            </w:r>
-            <w:proofErr w:type="spellEnd"/>
-            <w:r>
-              <w:rPr>
-                <w:sz w:val="20"/>
-              </w:rPr>
-              <w:t>BotConversacional</w:t>
-            </w:r>
-          </w:p>
-        </w:tc>
-        <w:tc>
-          <w:tcPr>
-            <w:tcW w:w="0" w:type="auto"/>
-            <w:tcMar>
-              <w:top w:w="40" w:type="dxa"/>
-              <w:left w:w="50" w:type="dxa"/>
-              <w:bottom w:w="40" w:type="dxa"/>
-              <w:right w:w="50" w:type="dxa"/>
-            </w:tcMar>
-          </w:tcPr>
-          <w:p>
-            <w:pPr>
-              <w:rPr>
-                <w:sz w:val="18"/>
-                <w:szCs w:val="18"/>
-                <w:lang w:val="en-US"/>
-              </w:rPr>
-            </w:pPr>
-            <w:proofErr w:type="spellStart"/>
-            <w:r>
-              <w:rPr>
-                <w:sz w:val="20"/>
-              </w:rPr>
-            </w:r>
-            <w:proofErr w:type="spellEnd"/>
-            <w:r>
-              <w:rPr>
-                <w:sz w:val="20"/>
-              </w:rPr>
-            </w:r>
-            <w:proofErr w:type="spellStart"/>
-            <w:r>
-              <w:rPr>
-                <w:sz w:val="20"/>
-              </w:rPr>
-            </w:r>
-            <w:proofErr w:type="spellEnd"/>
-            <w:r>
-              <w:rPr>
-                <w:sz w:val="20"/>
-              </w:rPr>
-            </w:r>
-            <w:proofErr w:type="spellStart"/>
-            <w:r>
-              <w:rPr>
-                <w:sz w:val="20"/>
-              </w:rPr>
-            </w:r>
-            <w:proofErr w:type="spellEnd"/>
-            <w:r>
-              <w:rPr>
-                <w:sz w:val="20"/>
-              </w:rPr>
-            </w:r>
-            <w:proofErr w:type="spellStart"/>
-            <w:r>
-              <w:rPr>
-                <w:sz w:val="20"/>
-              </w:rPr>
-            </w:r>
-            <w:proofErr w:type="spellEnd"/>
-            <w:r>
-              <w:rPr>
-                <w:sz w:val="20"/>
-              </w:rPr>
-              <w:t>sesionChatID, canalVozActivo, contextoConversacion, flagsEscalamiento</w:t>
-            </w:r>
-          </w:p>
-        </w:tc>
-        <w:tc>
-          <w:tcPr>
-            <w:tcW w:w="0" w:type="auto"/>
-            <w:tcMar>
-              <w:top w:w="40" w:type="dxa"/>
-              <w:left w:w="50" w:type="dxa"/>
-              <w:bottom w:w="40" w:type="dxa"/>
-              <w:right w:w="50" w:type="dxa"/>
-            </w:tcMar>
-          </w:tcPr>
-          <w:p>
-            <w:pPr>
-              <w:rPr>
-                <w:sz w:val="18"/>
-                <w:szCs w:val="18"/>
-                <w:lang w:val="en-US"/>
-              </w:rPr>
-            </w:pPr>
-            <w:proofErr w:type="spellStart"/>
-            <w:proofErr w:type="gramStart"/>
-            <w:r>
-              <w:rPr>
-                <w:sz w:val="20"/>
-              </w:rPr>
-            </w:r>
-            <w:proofErr w:type="spellEnd"/>
-            <w:r>
-              <w:rPr>
-                <w:sz w:val="20"/>
-              </w:rPr>
-            </w:r>
-            <w:proofErr w:type="gramEnd"/>
-            <w:r>
-              <w:rPr>
-                <w:sz w:val="20"/>
-              </w:rPr>
-            </w:r>
-            <w:proofErr w:type="spellStart"/>
-            <w:proofErr w:type="gramStart"/>
-            <w:r>
-              <w:rPr>
-                <w:sz w:val="20"/>
-              </w:rPr>
-            </w:r>
-            <w:proofErr w:type="spellEnd"/>
-            <w:r>
-              <w:rPr>
-                <w:sz w:val="20"/>
-              </w:rPr>
-            </w:r>
-            <w:proofErr w:type="gramEnd"/>
-            <w:r>
-              <w:rPr>
-                <w:sz w:val="20"/>
-              </w:rPr>
-            </w:r>
-            <w:r>
-              <w:rPr>
-                <w:sz w:val="20"/>
-              </w:rPr>
-              <w:t>transmitirInstrucciones() redirigirResumen()</w:t>
-            </w:r>
-          </w:p>
-        </w:tc>
-        <w:tc>
-          <w:tcPr>
-            <w:tcW w:w="0" w:type="auto"/>
-            <w:tcMar>
-              <w:top w:w="40" w:type="dxa"/>
-              <w:left w:w="50" w:type="dxa"/>
-              <w:bottom w:w="40" w:type="dxa"/>
-              <w:right w:w="50" w:type="dxa"/>
-            </w:tcMar>
-          </w:tcPr>
-          <w:p>
-            <w:pPr>
-              <w:rPr>
-                <w:sz w:val="18"/>
-                <w:szCs w:val="18"/>
-                <w:lang w:val="en-US"/>
-              </w:rPr>
-            </w:pPr>
-            <w:r>
-              <w:rPr>
-                <w:sz w:val="20"/>
-              </w:rPr>
-            </w:r>
-            <w:r>
-              <w:rPr>
-                <w:sz w:val="20"/>
-              </w:rPr>
-            </w:r>
-            <w:proofErr w:type="spellStart"/>
-            <w:r>
-              <w:rPr>
-                <w:sz w:val="20"/>
-              </w:rPr>
-            </w:r>
-            <w:proofErr w:type="spellEnd"/>
-            <w:r>
-              <w:rPr>
-                <w:sz w:val="20"/>
-              </w:rPr>
-              <w:t>1 --- 1 Paciente</w:t>
-              <w:br/>
-              <w:t>1 --- 1 PersonalMedico</w:t>
-            </w:r>
-          </w:p>
-        </w:tc>
-      </w:tr>
-      <w:tr>
-        <w:tc>
-          <w:tcPr>
-            <w:tcW w:w="0" w:type="auto"/>
-            <w:tcMar>
-              <w:top w:w="40" w:type="dxa"/>
-              <w:left w:w="50" w:type="dxa"/>
-              <w:bottom w:w="40" w:type="dxa"/>
-              <w:right w:w="50" w:type="dxa"/>
-            </w:tcMar>
-          </w:tcPr>
-          <w:p>
-            <w:pPr>
-              <w:rPr>
-                <w:sz w:val="18"/>
-                <w:szCs w:val="18"/>
-              </w:rPr>
-            </w:pPr>
-            <w:proofErr w:type="spellStart"/>
-            <w:r>
-              <w:rPr>
-                <w:sz w:val="20"/>
-              </w:rPr>
-            </w:r>
-            <w:proofErr w:type="spellEnd"/>
-            <w:r>
-              <w:rPr>
-                <w:sz w:val="20"/>
-              </w:rPr>
-              <w:t>PersonalMedico</w:t>
-            </w:r>
-          </w:p>
-        </w:tc>
-        <w:tc>
-          <w:tcPr>
-            <w:tcW w:w="0" w:type="auto"/>
-            <w:tcMar>
-              <w:top w:w="40" w:type="dxa"/>
-              <w:left w:w="50" w:type="dxa"/>
-              <w:bottom w:w="40" w:type="dxa"/>
-              <w:right w:w="50" w:type="dxa"/>
-            </w:tcMar>
-          </w:tcPr>
-          <w:p>
-            <w:pPr>
-              <w:rPr>
-                <w:sz w:val="18"/>
-                <w:szCs w:val="18"/>
-                <w:lang w:val="es-EC"/>
-              </w:rPr>
-            </w:pPr>
-            <w:proofErr w:type="spellStart"/>
-            <w:r>
-              <w:rPr>
-                <w:sz w:val="20"/>
-              </w:rPr>
-            </w:r>
-            <w:proofErr w:type="spellEnd"/>
-            <w:r>
-              <w:rPr>
-                <w:sz w:val="20"/>
-              </w:rPr>
-            </w:r>
-            <w:proofErr w:type="spellStart"/>
-            <w:r>
-              <w:rPr>
-                <w:sz w:val="20"/>
-              </w:rPr>
-            </w:r>
-            <w:proofErr w:type="spellEnd"/>
-            <w:r>
-              <w:rPr>
-                <w:sz w:val="20"/>
-              </w:rPr>
-            </w:r>
-            <w:proofErr w:type="spellStart"/>
-            <w:r>
-              <w:rPr>
-                <w:sz w:val="20"/>
-              </w:rPr>
-            </w:r>
-            <w:proofErr w:type="spellEnd"/>
-            <w:r>
-              <w:rPr>
-                <w:sz w:val="20"/>
-              </w:rPr>
-            </w:r>
-            <w:r>
-              <w:rPr>
-                <w:sz w:val="20"/>
-              </w:rPr>
-              <w:t>medicoID, firmaElectronicaToken, especialidad, centroAsignado, disponible</w:t>
-            </w:r>
-          </w:p>
-        </w:tc>
-        <w:tc>
-          <w:tcPr>
-            <w:tcW w:w="0" w:type="auto"/>
-            <w:tcMar>
-              <w:top w:w="40" w:type="dxa"/>
-              <w:left w:w="50" w:type="dxa"/>
-              <w:bottom w:w="40" w:type="dxa"/>
-              <w:right w:w="50" w:type="dxa"/>
-            </w:tcMar>
-          </w:tcPr>
-          <w:p>
-            <w:pPr>
-              <w:rPr>
-                <w:sz w:val="18"/>
-                <w:szCs w:val="18"/>
-                <w:lang w:val="en-US"/>
-              </w:rPr>
-            </w:pPr>
-            <w:proofErr w:type="spellStart"/>
-            <w:proofErr w:type="gramStart"/>
-            <w:r>
-              <w:rPr>
-                <w:sz w:val="20"/>
-              </w:rPr>
-            </w:r>
-            <w:proofErr w:type="spellEnd"/>
-            <w:r>
-              <w:rPr>
-                <w:sz w:val="20"/>
-              </w:rPr>
-            </w:r>
-            <w:proofErr w:type="gramEnd"/>
-            <w:r>
-              <w:rPr>
-                <w:sz w:val="20"/>
-              </w:rPr>
-            </w:r>
-            <w:proofErr w:type="spellStart"/>
-            <w:proofErr w:type="gramStart"/>
-            <w:r>
-              <w:rPr>
-                <w:sz w:val="20"/>
-              </w:rPr>
-            </w:r>
-            <w:proofErr w:type="spellEnd"/>
-            <w:r>
-              <w:rPr>
-                <w:sz w:val="20"/>
-              </w:rPr>
-            </w:r>
-            <w:proofErr w:type="gramEnd"/>
-            <w:r>
-              <w:rPr>
-                <w:sz w:val="20"/>
-              </w:rPr>
-            </w:r>
-            <w:proofErr w:type="spellStart"/>
-            <w:proofErr w:type="gramStart"/>
-            <w:r>
-              <w:rPr>
-                <w:sz w:val="20"/>
-              </w:rPr>
-            </w:r>
-            <w:proofErr w:type="spellEnd"/>
-            <w:r>
-              <w:rPr>
-                <w:sz w:val="20"/>
-              </w:rPr>
-            </w:r>
-            <w:proofErr w:type="gramEnd"/>
-            <w:r>
-              <w:rPr>
-                <w:sz w:val="20"/>
-              </w:rPr>
-            </w:r>
-            <w:proofErr w:type="spellStart"/>
-            <w:proofErr w:type="gramStart"/>
-            <w:r>
-              <w:rPr>
-                <w:sz w:val="20"/>
-              </w:rPr>
-            </w:r>
-            <w:proofErr w:type="spellEnd"/>
-            <w:r>
-              <w:rPr>
-                <w:sz w:val="20"/>
-              </w:rPr>
-            </w:r>
-            <w:proofErr w:type="gramEnd"/>
-            <w:r>
-              <w:rPr>
-                <w:sz w:val="20"/>
-              </w:rPr>
-            </w:r>
-            <w:r>
-              <w:rPr>
-                <w:sz w:val="20"/>
-              </w:rPr>
-              <w:t>actualizarEstado() solicitarSugerencias() firmarReceta()</w:t>
-            </w:r>
-          </w:p>
-        </w:tc>
-        <w:tc>
-          <w:tcPr>
-            <w:tcW w:w="0" w:type="auto"/>
-            <w:tcMar>
-              <w:top w:w="40" w:type="dxa"/>
-              <w:left w:w="50" w:type="dxa"/>
-              <w:bottom w:w="40" w:type="dxa"/>
-              <w:right w:w="50" w:type="dxa"/>
-            </w:tcMar>
-          </w:tcPr>
-          <w:p>
-            <w:pPr>
-              <w:rPr>
-                <w:sz w:val="18"/>
-                <w:szCs w:val="18"/>
-                <w:lang w:val="en-US"/>
-              </w:rPr>
-            </w:pPr>
-            <w:r>
-              <w:rPr>
-                <w:sz w:val="20"/>
-              </w:rPr>
-            </w:r>
-            <w:proofErr w:type="spellStart"/>
-            <w:r>
-              <w:rPr>
-                <w:sz w:val="20"/>
-              </w:rPr>
-            </w:r>
-            <w:proofErr w:type="spellEnd"/>
-            <w:r>
-              <w:rPr>
-                <w:sz w:val="20"/>
-              </w:rPr>
-            </w:r>
-            <w:proofErr w:type="spellStart"/>
-            <w:r>
-              <w:rPr>
-                <w:sz w:val="20"/>
-              </w:rPr>
-            </w:r>
-            <w:proofErr w:type="spellEnd"/>
-            <w:r>
-              <w:rPr>
-                <w:sz w:val="20"/>
-              </w:rPr>
-              <w:t>1 --- * RecetaDigital</w:t>
-              <w:br/>
-              <w:t>1 --- * CentroAsistencia</w:t>
-            </w:r>
-          </w:p>
-        </w:tc>
-      </w:tr>
-      <w:tr>
-        <w:tc>
-          <w:tcPr>
-            <w:tcW w:w="0" w:type="auto"/>
-            <w:tcMar>
-              <w:top w:w="40" w:type="dxa"/>
-              <w:left w:w="50" w:type="dxa"/>
-              <w:bottom w:w="40" w:type="dxa"/>
-              <w:right w:w="50" w:type="dxa"/>
-            </w:tcMar>
-          </w:tcPr>
-          <w:p>
-            <w:pPr>
-              <w:rPr>
-                <w:sz w:val="18"/>
-                <w:szCs w:val="18"/>
-                <w:lang w:val="en-US"/>
-              </w:rPr>
-            </w:pPr>
-            <w:proofErr w:type="spellStart"/>
-            <w:r>
-              <w:rPr>
-                <w:sz w:val="20"/>
-              </w:rPr>
-            </w:r>
-            <w:proofErr w:type="spellEnd"/>
-            <w:r>
-              <w:rPr>
-                <w:sz w:val="20"/>
-              </w:rPr>
-            </w:r>
-            <w:r>
-              <w:rPr>
-                <w:sz w:val="20"/>
-              </w:rPr>
-              <w:t>LogAuditoria</w:t>
-            </w:r>
-          </w:p>
-        </w:tc>
-        <w:tc>
-          <w:tcPr>
-            <w:tcW w:w="0" w:type="auto"/>
-            <w:tcMar>
-              <w:top w:w="40" w:type="dxa"/>
-              <w:left w:w="50" w:type="dxa"/>
-              <w:bottom w:w="40" w:type="dxa"/>
-              <w:right w:w="50" w:type="dxa"/>
-            </w:tcMar>
-          </w:tcPr>
-          <w:p>
-            <w:pPr>
-              <w:rPr>
-                <w:sz w:val="18"/>
-                <w:szCs w:val="18"/>
-                <w:lang w:val="es-EC"/>
-              </w:rPr>
-            </w:pPr>
-            <w:proofErr w:type="spellStart"/>
-            <w:r>
-              <w:rPr>
-                <w:sz w:val="20"/>
-              </w:rPr>
-            </w:r>
-            <w:proofErr w:type="spellEnd"/>
-            <w:r>
-              <w:rPr>
-                <w:sz w:val="20"/>
-              </w:rPr>
-            </w:r>
-            <w:proofErr w:type="spellStart"/>
-            <w:r>
-              <w:rPr>
-                <w:sz w:val="20"/>
-              </w:rPr>
-            </w:r>
-            <w:proofErr w:type="spellEnd"/>
-            <w:r>
-              <w:rPr>
-                <w:sz w:val="20"/>
-              </w:rPr>
-            </w:r>
-            <w:proofErr w:type="spellStart"/>
-            <w:r>
-              <w:rPr>
-                <w:sz w:val="20"/>
-              </w:rPr>
-            </w:r>
-            <w:proofErr w:type="spellEnd"/>
-            <w:r>
-              <w:rPr>
-                <w:sz w:val="20"/>
-              </w:rPr>
-            </w:r>
-            <w:proofErr w:type="spellStart"/>
-            <w:r>
-              <w:rPr>
-                <w:sz w:val="20"/>
-              </w:rPr>
-            </w:r>
-            <w:proofErr w:type="spellEnd"/>
-            <w:r>
-              <w:rPr>
-                <w:sz w:val="20"/>
-              </w:rPr>
-            </w:r>
-            <w:proofErr w:type="spellStart"/>
-            <w:r>
-              <w:rPr>
-                <w:sz w:val="20"/>
-              </w:rPr>
-            </w:r>
-            <w:proofErr w:type="spellEnd"/>
-            <w:r>
-              <w:rPr>
-                <w:sz w:val="20"/>
-              </w:rPr>
-            </w:r>
-            <w:proofErr w:type="spellStart"/>
-            <w:r>
-              <w:rPr>
-                <w:sz w:val="20"/>
-              </w:rPr>
-            </w:r>
-            <w:proofErr w:type="spellEnd"/>
-            <w:r>
-              <w:rPr>
-                <w:sz w:val="20"/>
-              </w:rPr>
-              <w:t>logID, firmaCriptografica, actorID, versionMedGemini, nivelConfianza, hashSHA256, timestamp</w:t>
-            </w:r>
-          </w:p>
-        </w:tc>
-        <w:tc>
-          <w:tcPr>
-            <w:tcW w:w="0" w:type="auto"/>
-            <w:tcMar>
-              <w:top w:w="40" w:type="dxa"/>
-              <w:left w:w="50" w:type="dxa"/>
-              <w:bottom w:w="40" w:type="dxa"/>
-              <w:right w:w="50" w:type="dxa"/>
-            </w:tcMar>
-          </w:tcPr>
-          <w:p>
-            <w:pPr>
-              <w:rPr>
-                <w:sz w:val="18"/>
-                <w:szCs w:val="18"/>
-                <w:lang w:val="en-US"/>
-              </w:rPr>
-            </w:pPr>
-            <w:proofErr w:type="spellStart"/>
-            <w:proofErr w:type="gramStart"/>
-            <w:r>
-              <w:rPr>
-                <w:sz w:val="20"/>
-              </w:rPr>
-            </w:r>
-            <w:proofErr w:type="spellEnd"/>
-            <w:r>
-              <w:rPr>
-                <w:sz w:val="20"/>
-              </w:rPr>
-            </w:r>
-            <w:proofErr w:type="gramEnd"/>
-            <w:r>
-              <w:rPr>
-                <w:sz w:val="20"/>
-              </w:rPr>
-            </w:r>
-            <w:proofErr w:type="spellStart"/>
-            <w:proofErr w:type="gramStart"/>
-            <w:r>
-              <w:rPr>
-                <w:sz w:val="20"/>
-              </w:rPr>
-            </w:r>
-            <w:proofErr w:type="spellEnd"/>
-            <w:r>
-              <w:rPr>
-                <w:sz w:val="20"/>
-              </w:rPr>
-            </w:r>
-            <w:proofErr w:type="gramEnd"/>
-            <w:r>
-              <w:rPr>
-                <w:sz w:val="20"/>
-              </w:rPr>
-            </w:r>
-            <w:r>
-              <w:rPr>
-                <w:sz w:val="20"/>
-              </w:rPr>
-              <w:t>registrarFirma() verificarIntegridad() exportarMSP()</w:t>
-            </w:r>
-          </w:p>
-        </w:tc>
-        <w:tc>
-          <w:tcPr>
-            <w:tcW w:w="0" w:type="auto"/>
-            <w:tcMar>
-              <w:top w:w="40" w:type="dxa"/>
-              <w:left w:w="50" w:type="dxa"/>
-              <w:bottom w:w="40" w:type="dxa"/>
-              <w:right w:w="50" w:type="dxa"/>
-            </w:tcMar>
-          </w:tcPr>
-          <w:p>
-            <w:pPr>
-              <w:rPr>
-                <w:sz w:val="18"/>
-                <w:szCs w:val="18"/>
-                <w:lang w:val="en-US"/>
-              </w:rPr>
-            </w:pPr>
-            <w:r>
-              <w:rPr>
-                <w:sz w:val="20"/>
-              </w:rPr>
-            </w:r>
-            <w:proofErr w:type="spellStart"/>
-            <w:r>
-              <w:rPr>
-                <w:sz w:val="20"/>
-              </w:rPr>
-            </w:r>
-            <w:proofErr w:type="spellEnd"/>
-            <w:r>
-              <w:rPr>
-                <w:sz w:val="20"/>
-              </w:rPr>
-            </w:r>
-            <w:proofErr w:type="spellStart"/>
-            <w:r>
-              <w:rPr>
-                <w:sz w:val="20"/>
-              </w:rPr>
-            </w:r>
-            <w:proofErr w:type="spellEnd"/>
             <w:r>
               <w:rPr>
                 <w:sz w:val="20"/>
@@ -24461,7 +20879,6 @@
   <w:style w:type="character" w:default="1" w:styleId="Fuentedeprrafopredeter">
     <w:name w:val="Default Paragraph Font"/>
     <w:uiPriority w:val="1"/>
-    <w:semiHidden/>
     <w:unhideWhenUsed/>
   </w:style>
   <w:style w:type="table" w:default="1" w:styleId="Tablanormal">
@@ -25149,6 +21566,10 @@
 </file>
 
 <file path=customXml/item1.xml><?xml version="1.0" encoding="utf-8"?>
+<b:Sources xmlns:b="http://schemas.openxmlformats.org/officeDocument/2006/bibliography" xmlns="http://schemas.openxmlformats.org/officeDocument/2006/bibliography" SelectedStyle="/APASixthEditionOfficeOnline.xsl" StyleName="APA" Version="6"/>
+</file>
+
+<file path=customXml/item2.xml><?xml version="1.0" encoding="utf-8"?>
 <ct:contentTypeSchema xmlns:ct="http://schemas.microsoft.com/office/2006/metadata/contentType" xmlns:ma="http://schemas.microsoft.com/office/2006/metadata/properties/metaAttributes" ct:_="" ma:_="" ma:contentTypeName="Documento" ma:contentTypeID="0x010100968E219E75EA3146B37DED11ACDBE296" ma:contentTypeVersion="10" ma:contentTypeDescription="Crear nuevo documento." ma:contentTypeScope="" ma:versionID="868fc731d2ff13058fb99fe8e8a46831">
   <xsd:schema xmlns:xsd="http://www.w3.org/2001/XMLSchema" xmlns:xs="http://www.w3.org/2001/XMLSchema" xmlns:p="http://schemas.microsoft.com/office/2006/metadata/properties" xmlns:ns3="af0e00dc-74e7-4d9c-b8fc-1a484b43abbc" targetNamespace="http://schemas.microsoft.com/office/2006/metadata/properties" ma:root="true" ma:fieldsID="bd08679f8959137633af3dab59ccfadc" ns3:_="">
     <xsd:import namespace="af0e00dc-74e7-4d9c-b8fc-1a484b43abbc"/>
@@ -25328,19 +21749,7 @@
 </ct:contentTypeSchema>
 </file>
 
-<file path=customXml/item2.xml><?xml version="1.0" encoding="utf-8"?>
-<b:Sources xmlns:b="http://schemas.openxmlformats.org/officeDocument/2006/bibliography" xmlns="http://schemas.openxmlformats.org/officeDocument/2006/bibliography" SelectedStyle="/APASixthEditionOfficeOnline.xsl" StyleName="APA" Version="6"/>
-</file>
-
 <file path=customXml/item3.xml><?xml version="1.0" encoding="utf-8"?>
-<p:properties xmlns:p="http://schemas.microsoft.com/office/2006/metadata/properties" xmlns:xsi="http://www.w3.org/2001/XMLSchema-instance" xmlns:pc="http://schemas.microsoft.com/office/infopath/2007/PartnerControls">
-  <documentManagement>
-    <_activity xmlns="af0e00dc-74e7-4d9c-b8fc-1a484b43abbc" xsi:nil="true"/>
-  </documentManagement>
-</p:properties>
-</file>
-
-<file path=customXml/item4.xml><?xml version="1.0" encoding="utf-8"?>
 <?mso-contentType ?>
 <FormTemplates xmlns="http://schemas.microsoft.com/sharepoint/v3/contenttype/forms">
   <Display>DocumentLibraryForm</Display>
@@ -25349,7 +21758,23 @@
 </FormTemplates>
 </file>
 
+<file path=customXml/item4.xml><?xml version="1.0" encoding="utf-8"?>
+<p:properties xmlns:p="http://schemas.microsoft.com/office/2006/metadata/properties" xmlns:xsi="http://www.w3.org/2001/XMLSchema-instance" xmlns:pc="http://schemas.microsoft.com/office/infopath/2007/PartnerControls">
+  <documentManagement>
+    <_activity xmlns="af0e00dc-74e7-4d9c-b8fc-1a484b43abbc" xsi:nil="true"/>
+  </documentManagement>
+</p:properties>
+</file>
+
 <file path=customXml/itemProps1.xml><?xml version="1.0" encoding="utf-8"?>
+<ds:datastoreItem xmlns:ds="http://schemas.openxmlformats.org/officeDocument/2006/customXml" ds:itemID="{0A7987B5-C7B9-3544-9188-0BC030BD7910}">
+  <ds:schemaRefs>
+    <ds:schemaRef ds:uri="http://schemas.openxmlformats.org/officeDocument/2006/bibliography"/>
+  </ds:schemaRefs>
+</ds:datastoreItem>
+</file>
+
+<file path=customXml/itemProps2.xml><?xml version="1.0" encoding="utf-8"?>
 <ds:datastoreItem xmlns:ds="http://schemas.openxmlformats.org/officeDocument/2006/customXml" ds:itemID="{33EA3027-EF75-4F58-ACFA-EC26A573AE24}">
   <ds:schemaRefs>
     <ds:schemaRef ds:uri="http://schemas.microsoft.com/office/2006/metadata/contentType"/>
@@ -25367,15 +21792,15 @@
 </ds:datastoreItem>
 </file>
 
-<file path=customXml/itemProps2.xml><?xml version="1.0" encoding="utf-8"?>
-<ds:datastoreItem xmlns:ds="http://schemas.openxmlformats.org/officeDocument/2006/customXml" ds:itemID="{0A7987B5-C7B9-3544-9188-0BC030BD7910}">
+<file path=customXml/itemProps3.xml><?xml version="1.0" encoding="utf-8"?>
+<ds:datastoreItem xmlns:ds="http://schemas.openxmlformats.org/officeDocument/2006/customXml" ds:itemID="{5DC957EE-869C-4D86-9EA5-9E0DC594731A}">
   <ds:schemaRefs>
-    <ds:schemaRef ds:uri="http://schemas.openxmlformats.org/officeDocument/2006/bibliography"/>
+    <ds:schemaRef ds:uri="http://schemas.microsoft.com/sharepoint/v3/contenttype/forms"/>
   </ds:schemaRefs>
 </ds:datastoreItem>
 </file>
 
-<file path=customXml/itemProps3.xml><?xml version="1.0" encoding="utf-8"?>
+<file path=customXml/itemProps4.xml><?xml version="1.0" encoding="utf-8"?>
 <ds:datastoreItem xmlns:ds="http://schemas.openxmlformats.org/officeDocument/2006/customXml" ds:itemID="{D53B3D54-DA97-4CC5-A769-4E68FFD099AF}">
   <ds:schemaRefs>
     <ds:schemaRef ds:uri="http://schemas.microsoft.com/office/2006/metadata/properties"/>
@@ -25383,12 +21808,4 @@
     <ds:schemaRef ds:uri="af0e00dc-74e7-4d9c-b8fc-1a484b43abbc"/>
   </ds:schemaRefs>
 </ds:datastoreItem>
-</file>
-
-<file path=customXml/itemProps4.xml><?xml version="1.0" encoding="utf-8"?>
-<ds:datastoreItem xmlns:ds="http://schemas.openxmlformats.org/officeDocument/2006/customXml" ds:itemID="{5DC957EE-869C-4D86-9EA5-9E0DC594731A}">
-  <ds:schemaRefs>
-    <ds:schemaRef ds:uri="http://schemas.microsoft.com/sharepoint/v3/contenttype/forms"/>
-  </ds:schemaRefs>
-</ds:datastoreItem>
 </file>